--- a/DocumentaçãoTécnica_ComunicaçãoAcidentesdeTrabalhoBR.docx
+++ b/DocumentaçãoTécnica_ComunicaçãoAcidentesdeTrabalhoBR.docx
@@ -829,6 +829,7 @@
           <w:sz w:val="22"/>
           <w:szCs w:val="22"/>
         </w:rPr>
+        <w:lastRenderedPageBreak/>
         <w:t>Conjunto de dados</w:t>
       </w:r>
       <w:r>
@@ -924,7 +925,6 @@
           <w:sz w:val="22"/>
           <w:szCs w:val="22"/>
         </w:rPr>
-        <w:lastRenderedPageBreak/>
         <w:t>Periodicidade</w:t>
       </w:r>
       <w:r>
@@ -1008,15 +1008,7 @@
           <w:sz w:val="22"/>
           <w:szCs w:val="22"/>
         </w:rPr>
-        <w:t xml:space="preserve"> </w:t>
-      </w:r>
-      <w:r>
-        <w:rPr>
-          <w:rFonts w:ascii="Montserrat" w:hAnsi="Montserrat"/>
-          <w:sz w:val="22"/>
-          <w:szCs w:val="22"/>
-        </w:rPr>
-        <w:t>[</w:t>
+        <w:t xml:space="preserve"> [</w:t>
       </w:r>
       <w:r>
         <w:rPr>
@@ -1830,6 +1822,7 @@
           <w:sz w:val="22"/>
           <w:szCs w:val="22"/>
         </w:rPr>
+        <w:lastRenderedPageBreak/>
         <w:t>O projeto utilizará informações disponíveis na fonte sobre datas, características do acidente, perfil do segurado, localização, atividade econômica do empregador, natureza da lesão e indicação de óbito, entre outros campos relevantes para as análises propostas.</w:t>
       </w:r>
     </w:p>
@@ -1865,7 +1858,6 @@
           <w:b/>
           <w:bCs/>
         </w:rPr>
-        <w:lastRenderedPageBreak/>
         <w:t>Critérios de inclusão e tratamento</w:t>
       </w:r>
     </w:p>
@@ -2293,6 +2285,7 @@
           <w:b/>
           <w:bCs/>
         </w:rPr>
+        <w:lastRenderedPageBreak/>
         <w:t>Dicionário de Dados</w:t>
       </w:r>
     </w:p>
@@ -2547,16 +2540,7 @@
                 <w:sz w:val="20"/>
                 <w:szCs w:val="20"/>
               </w:rPr>
-              <w:t xml:space="preserve">O que causou o acidente (queda, </w:t>
-            </w:r>
-            <w:r>
-              <w:rPr>
-                <w:rFonts w:ascii="Montserrat" w:hAnsi="Montserrat"/>
-                <w:sz w:val="20"/>
-                <w:szCs w:val="20"/>
-              </w:rPr>
-              <w:lastRenderedPageBreak/>
-              <w:t>esforço, carro, motocicleta etc.)</w:t>
+              <w:t>O que causou o acidente (queda, esforço, carro, motocicleta etc.)</w:t>
             </w:r>
           </w:p>
         </w:tc>
@@ -2581,7 +2565,6 @@
                 <w:sz w:val="20"/>
                 <w:szCs w:val="20"/>
               </w:rPr>
-              <w:lastRenderedPageBreak/>
               <w:t>Texto</w:t>
             </w:r>
           </w:p>
@@ -3395,15 +3378,7 @@
                 <w:sz w:val="20"/>
                 <w:szCs w:val="20"/>
               </w:rPr>
-              <w:t xml:space="preserve">CID-10 </w:t>
-            </w:r>
-            <w:r>
-              <w:rPr>
-                <w:rFonts w:ascii="Montserrat" w:hAnsi="Montserrat"/>
-                <w:sz w:val="20"/>
-                <w:szCs w:val="20"/>
-              </w:rPr>
-              <w:t>(descrição)</w:t>
+              <w:t>CID-10 (descrição)</w:t>
             </w:r>
           </w:p>
         </w:tc>
@@ -3727,23 +3702,7 @@
                 <w:sz w:val="20"/>
                 <w:szCs w:val="20"/>
               </w:rPr>
-              <w:t xml:space="preserve"> (</w:t>
-            </w:r>
-            <w:r>
-              <w:rPr>
-                <w:rFonts w:ascii="Montserrat" w:hAnsi="Montserrat"/>
-                <w:sz w:val="20"/>
-                <w:szCs w:val="20"/>
-              </w:rPr>
-              <w:t>descrição</w:t>
-            </w:r>
-            <w:r>
-              <w:rPr>
-                <w:rFonts w:ascii="Montserrat" w:hAnsi="Montserrat"/>
-                <w:sz w:val="20"/>
-                <w:szCs w:val="20"/>
-              </w:rPr>
-              <w:t>)</w:t>
+              <w:t xml:space="preserve"> (descrição)</w:t>
             </w:r>
           </w:p>
         </w:tc>
@@ -3905,6 +3864,7 @@
                 <w:sz w:val="20"/>
                 <w:szCs w:val="20"/>
               </w:rPr>
+              <w:lastRenderedPageBreak/>
               <w:t>Emitente CAT</w:t>
             </w:r>
           </w:p>
@@ -4337,7 +4297,6 @@
                 <w:sz w:val="20"/>
                 <w:szCs w:val="20"/>
               </w:rPr>
-              <w:lastRenderedPageBreak/>
               <w:t>Indica Óbito Acidente</w:t>
             </w:r>
           </w:p>
@@ -5695,7 +5654,16 @@
                 <w:sz w:val="20"/>
                 <w:szCs w:val="20"/>
               </w:rPr>
-              <w:t>Data que o segurado se afastou do trabalho em decorrência do acidente do trabalho</w:t>
+              <w:t xml:space="preserve">Data que o segurado se </w:t>
+            </w:r>
+            <w:r>
+              <w:rPr>
+                <w:rFonts w:ascii="Montserrat" w:hAnsi="Montserrat"/>
+                <w:sz w:val="20"/>
+                <w:szCs w:val="20"/>
+              </w:rPr>
+              <w:lastRenderedPageBreak/>
+              <w:t>afastou do trabalho em decorrência do acidente do trabalho</w:t>
             </w:r>
             <w:r>
               <w:rPr>
@@ -5728,6 +5696,7 @@
                 <w:sz w:val="20"/>
                 <w:szCs w:val="20"/>
               </w:rPr>
+              <w:lastRenderedPageBreak/>
               <w:t>Data</w:t>
             </w:r>
           </w:p>
@@ -6352,7 +6321,6 @@
                 <w:sz w:val="20"/>
                 <w:szCs w:val="20"/>
               </w:rPr>
-              <w:lastRenderedPageBreak/>
               <w:t>Tipo de Empregador</w:t>
             </w:r>
           </w:p>
@@ -7912,6 +7880,7 @@
   <w:style w:type="character" w:default="1" w:styleId="Fontepargpadro">
     <w:name w:val="Default Paragraph Font"/>
     <w:uiPriority w:val="1"/>
+    <w:semiHidden/>
     <w:unhideWhenUsed/>
   </w:style>
   <w:style w:type="table" w:default="1" w:styleId="Tabelanormal">

--- a/DocumentaçãoTécnica_ComunicaçãoAcidentesdeTrabalhoBR.docx
+++ b/DocumentaçãoTécnica_ComunicaçãoAcidentesdeTrabalhoBR.docx
@@ -193,7 +193,7 @@
           <w:sz w:val="22"/>
           <w:szCs w:val="22"/>
         </w:rPr>
-        <w:t>1</w:t>
+        <w:t>2</w:t>
       </w:r>
       <w:r>
         <w:rPr>
@@ -409,7 +409,6 @@
         </w:rPr>
         <w:t>“</w:t>
       </w:r>
-      <w:proofErr w:type="spellStart"/>
       <w:r>
         <w:rPr>
           <w:rFonts w:ascii="Montserrat" w:hAnsi="Montserrat"/>
@@ -418,7 +417,6 @@
         </w:rPr>
         <w:t>CATs</w:t>
       </w:r>
-      <w:proofErr w:type="spellEnd"/>
       <w:r>
         <w:rPr>
           <w:rFonts w:ascii="Montserrat" w:hAnsi="Montserrat"/>
@@ -1375,7 +1373,6 @@
           <w:szCs w:val="22"/>
         </w:rPr>
       </w:pPr>
-      <w:proofErr w:type="spellStart"/>
       <w:r>
         <w:rPr>
           <w:rFonts w:ascii="Montserrat" w:hAnsi="Montserrat"/>
@@ -1384,7 +1381,6 @@
         </w:rPr>
         <w:t>brModelo</w:t>
       </w:r>
-      <w:proofErr w:type="spellEnd"/>
       <w:r>
         <w:rPr>
           <w:rFonts w:ascii="Montserrat" w:hAnsi="Montserrat"/>
@@ -1527,23 +1523,13 @@
           <w:szCs w:val="22"/>
         </w:rPr>
       </w:pPr>
-      <w:proofErr w:type="spellStart"/>
-      <w:r>
-        <w:rPr>
-          <w:rFonts w:ascii="Montserrat" w:hAnsi="Montserrat"/>
-          <w:sz w:val="22"/>
-          <w:szCs w:val="22"/>
-        </w:rPr>
-        <w:t>Git</w:t>
-      </w:r>
-      <w:proofErr w:type="spellEnd"/>
-      <w:r>
-        <w:rPr>
-          <w:rFonts w:ascii="Montserrat" w:hAnsi="Montserrat"/>
-          <w:sz w:val="22"/>
-          <w:szCs w:val="22"/>
-        </w:rPr>
-        <w:t>/GitHub</w:t>
+      <w:r>
+        <w:rPr>
+          <w:rFonts w:ascii="Montserrat" w:hAnsi="Montserrat"/>
+          <w:sz w:val="22"/>
+          <w:szCs w:val="22"/>
+        </w:rPr>
+        <w:t>Git/GitHub</w:t>
       </w:r>
       <w:r>
         <w:rPr>
@@ -3029,25 +3015,7 @@
                 <w:sz w:val="20"/>
                 <w:szCs w:val="20"/>
               </w:rPr>
-              <w:t xml:space="preserve">Código Brasileiro de Ocupação ( </w:t>
-            </w:r>
-            <w:proofErr w:type="spellStart"/>
-            <w:r>
-              <w:rPr>
-                <w:rFonts w:ascii="Montserrat" w:hAnsi="Montserrat"/>
-                <w:sz w:val="20"/>
-                <w:szCs w:val="20"/>
-              </w:rPr>
-              <w:t>ex</w:t>
-            </w:r>
-            <w:proofErr w:type="spellEnd"/>
-            <w:r>
-              <w:rPr>
-                <w:rFonts w:ascii="Montserrat" w:hAnsi="Montserrat"/>
-                <w:sz w:val="20"/>
-                <w:szCs w:val="20"/>
-              </w:rPr>
-              <w:t>: pedreiro, enfermeiro, soldador etc.)</w:t>
+              <w:t>Código Brasileiro de Ocupação ( ex: pedreiro, enfermeiro, soldador etc.)</w:t>
             </w:r>
           </w:p>
         </w:tc>
@@ -4080,7 +4048,6 @@
                 <w:szCs w:val="20"/>
               </w:rPr>
             </w:pPr>
-            <w:proofErr w:type="spellStart"/>
             <w:r>
               <w:rPr>
                 <w:rFonts w:ascii="Montserrat" w:hAnsi="Montserrat"/>
@@ -4089,7 +4056,6 @@
               </w:rPr>
               <w:t>Pa</w:t>
             </w:r>
-            <w:proofErr w:type="spellEnd"/>
           </w:p>
         </w:tc>
         <w:tc>

--- a/DocumentaçãoTécnica_ComunicaçãoAcidentesdeTrabalhoBR.docx
+++ b/DocumentaçãoTécnica_ComunicaçãoAcidentesdeTrabalhoBR.docx
@@ -193,7 +193,7 @@
           <w:sz w:val="22"/>
           <w:szCs w:val="22"/>
         </w:rPr>
-        <w:t>2</w:t>
+        <w:t>5</w:t>
       </w:r>
       <w:r>
         <w:rPr>
@@ -409,6 +409,7 @@
         </w:rPr>
         <w:t>“</w:t>
       </w:r>
+      <w:proofErr w:type="spellStart"/>
       <w:r>
         <w:rPr>
           <w:rFonts w:ascii="Montserrat" w:hAnsi="Montserrat"/>
@@ -417,6 +418,7 @@
         </w:rPr>
         <w:t>CATs</w:t>
       </w:r>
+      <w:proofErr w:type="spellEnd"/>
       <w:r>
         <w:rPr>
           <w:rFonts w:ascii="Montserrat" w:hAnsi="Montserrat"/>
@@ -892,8 +894,18 @@
           <w:sz w:val="22"/>
           <w:szCs w:val="22"/>
         </w:rPr>
-        <w:t>.csv</w:t>
-      </w:r>
+        <w:t>.</w:t>
+      </w:r>
+      <w:proofErr w:type="spellStart"/>
+      <w:r>
+        <w:rPr>
+          <w:rFonts w:ascii="Montserrat" w:hAnsi="Montserrat"/>
+          <w:sz w:val="22"/>
+          <w:szCs w:val="22"/>
+        </w:rPr>
+        <w:t>csv</w:t>
+      </w:r>
+      <w:proofErr w:type="spellEnd"/>
       <w:r>
         <w:rPr>
           <w:rFonts w:ascii="Montserrat" w:hAnsi="Montserrat"/>
@@ -1373,6 +1385,7 @@
           <w:szCs w:val="22"/>
         </w:rPr>
       </w:pPr>
+      <w:proofErr w:type="spellStart"/>
       <w:r>
         <w:rPr>
           <w:rFonts w:ascii="Montserrat" w:hAnsi="Montserrat"/>
@@ -1381,6 +1394,7 @@
         </w:rPr>
         <w:t>brModelo</w:t>
       </w:r>
+      <w:proofErr w:type="spellEnd"/>
       <w:r>
         <w:rPr>
           <w:rFonts w:ascii="Montserrat" w:hAnsi="Montserrat"/>
@@ -1523,13 +1537,23 @@
           <w:szCs w:val="22"/>
         </w:rPr>
       </w:pPr>
-      <w:r>
-        <w:rPr>
-          <w:rFonts w:ascii="Montserrat" w:hAnsi="Montserrat"/>
-          <w:sz w:val="22"/>
-          <w:szCs w:val="22"/>
-        </w:rPr>
-        <w:t>Git/GitHub</w:t>
+      <w:proofErr w:type="spellStart"/>
+      <w:r>
+        <w:rPr>
+          <w:rFonts w:ascii="Montserrat" w:hAnsi="Montserrat"/>
+          <w:sz w:val="22"/>
+          <w:szCs w:val="22"/>
+        </w:rPr>
+        <w:t>Git</w:t>
+      </w:r>
+      <w:proofErr w:type="spellEnd"/>
+      <w:r>
+        <w:rPr>
+          <w:rFonts w:ascii="Montserrat" w:hAnsi="Montserrat"/>
+          <w:sz w:val="22"/>
+          <w:szCs w:val="22"/>
+        </w:rPr>
+        <w:t>/GitHub</w:t>
       </w:r>
       <w:r>
         <w:rPr>
@@ -2298,6 +2322,43 @@
           <w:bCs/>
         </w:rPr>
         <w:t>Dicionário da fonte de dados</w:t>
+      </w:r>
+    </w:p>
+    <w:p>
+      <w:pPr>
+        <w:pStyle w:val="PargrafodaLista"/>
+        <w:spacing w:after="120"/>
+        <w:ind w:left="425"/>
+        <w:contextualSpacing w:val="0"/>
+        <w:rPr>
+          <w:rFonts w:ascii="Montserrat" w:hAnsi="Montserrat"/>
+          <w:sz w:val="22"/>
+          <w:szCs w:val="22"/>
+        </w:rPr>
+      </w:pPr>
+      <w:r>
+        <w:rPr>
+          <w:rFonts w:ascii="Montserrat" w:hAnsi="Montserrat"/>
+          <w:sz w:val="22"/>
+          <w:szCs w:val="22"/>
+        </w:rPr>
+        <w:t>Aqui não mudamos o significado original dos campos</w:t>
+      </w:r>
+      <w:r>
+        <w:rPr>
+          <w:rFonts w:ascii="Montserrat" w:hAnsi="Montserrat"/>
+          <w:sz w:val="22"/>
+          <w:szCs w:val="22"/>
+        </w:rPr>
+        <w:t>, c</w:t>
+      </w:r>
+      <w:r>
+        <w:rPr>
+          <w:rFonts w:ascii="Montserrat" w:hAnsi="Montserrat"/>
+          <w:sz w:val="22"/>
+          <w:szCs w:val="22"/>
+        </w:rPr>
+        <w:t>ontinuamos documentando as 27 colunas conforme a fonte.</w:t>
       </w:r>
     </w:p>
     <w:p>
@@ -4048,6 +4109,7 @@
                 <w:szCs w:val="20"/>
               </w:rPr>
             </w:pPr>
+            <w:proofErr w:type="spellStart"/>
             <w:r>
               <w:rPr>
                 <w:rFonts w:ascii="Montserrat" w:hAnsi="Montserrat"/>
@@ -4056,6 +4118,7 @@
               </w:rPr>
               <w:t>Pa</w:t>
             </w:r>
+            <w:proofErr w:type="spellEnd"/>
           </w:p>
         </w:tc>
         <w:tc>
@@ -6466,7 +6529,25 @@
                 <w:sz w:val="20"/>
                 <w:szCs w:val="20"/>
               </w:rPr>
-              <w:t>Cadastro Nacional de Pessoa Juriica do Empregador ou</w:t>
+              <w:t xml:space="preserve">Cadastro Nacional de Pessoa </w:t>
+            </w:r>
+            <w:proofErr w:type="spellStart"/>
+            <w:r>
+              <w:rPr>
+                <w:rFonts w:ascii="Montserrat" w:hAnsi="Montserrat"/>
+                <w:sz w:val="20"/>
+                <w:szCs w:val="20"/>
+              </w:rPr>
+              <w:t>Juriica</w:t>
+            </w:r>
+            <w:proofErr w:type="spellEnd"/>
+            <w:r>
+              <w:rPr>
+                <w:rFonts w:ascii="Montserrat" w:hAnsi="Montserrat"/>
+                <w:sz w:val="20"/>
+                <w:szCs w:val="20"/>
+              </w:rPr>
+              <w:t xml:space="preserve"> do Empregador ou</w:t>
             </w:r>
           </w:p>
         </w:tc>
@@ -6577,12 +6658,1591 @@
     </w:p>
     <w:p>
       <w:pPr>
+        <w:pStyle w:val="PargrafodaLista"/>
+        <w:numPr>
+          <w:ilvl w:val="0"/>
+          <w:numId w:val="1"/>
+        </w:numPr>
+        <w:spacing w:after="120"/>
+        <w:ind w:left="426" w:hanging="426"/>
+        <w:contextualSpacing w:val="0"/>
+        <w:rPr>
+          <w:rFonts w:ascii="Montserrat" w:hAnsi="Montserrat"/>
+          <w:b/>
+          <w:bCs/>
+        </w:rPr>
+      </w:pPr>
+      <w:r>
+        <w:rPr>
+          <w:rFonts w:ascii="Montserrat" w:hAnsi="Montserrat"/>
+          <w:b/>
+          <w:bCs/>
+        </w:rPr>
+        <w:t>Tratamento e organização dos dados</w:t>
+      </w:r>
+    </w:p>
+    <w:p>
+      <w:pPr>
+        <w:pStyle w:val="PargrafodaLista"/>
+        <w:numPr>
+          <w:ilvl w:val="1"/>
+          <w:numId w:val="1"/>
+        </w:numPr>
+        <w:spacing w:after="120"/>
+        <w:ind w:left="425" w:hanging="425"/>
+        <w:rPr>
+          <w:rFonts w:ascii="Montserrat" w:hAnsi="Montserrat"/>
+          <w:b/>
+          <w:bCs/>
+        </w:rPr>
+      </w:pPr>
+      <w:r>
+        <w:rPr>
+          <w:rFonts w:ascii="Montserrat" w:hAnsi="Montserrat"/>
+          <w:b/>
+          <w:bCs/>
+        </w:rPr>
+        <w:t>Camada Bronze</w:t>
+      </w:r>
+      <w:r>
+        <w:rPr>
+          <w:rFonts w:ascii="Montserrat" w:hAnsi="Montserrat"/>
+          <w:b/>
+          <w:bCs/>
+        </w:rPr>
+        <w:t xml:space="preserve"> - </w:t>
+      </w:r>
+      <w:r>
+        <w:rPr>
+          <w:rFonts w:ascii="Montserrat" w:hAnsi="Montserrat"/>
+          <w:b/>
+          <w:bCs/>
+        </w:rPr>
+        <w:t>CAT_Bronze</w:t>
+      </w:r>
+    </w:p>
+    <w:p>
+      <w:pPr>
+        <w:pStyle w:val="PargrafodaLista"/>
+        <w:spacing w:after="120"/>
+        <w:ind w:left="425"/>
+        <w:rPr>
+          <w:rFonts w:ascii="Montserrat" w:hAnsi="Montserrat"/>
+          <w:sz w:val="22"/>
+          <w:szCs w:val="22"/>
+        </w:rPr>
+      </w:pPr>
+      <w:r>
+        <w:rPr>
+          <w:rFonts w:ascii="Montserrat" w:hAnsi="Montserrat"/>
+          <w:sz w:val="22"/>
+          <w:szCs w:val="22"/>
+        </w:rPr>
+        <w:t>A camada Bronze corresponde à consolidação dos arquivos mensais de Comunicação de Acidente de Trabalho (CAT) utilizados no projeto, abrangendo o período de janeiro de 2024 a julho de 2026.</w:t>
+      </w:r>
+    </w:p>
+    <w:p>
+      <w:pPr>
+        <w:pStyle w:val="PargrafodaLista"/>
+        <w:spacing w:after="120"/>
+        <w:ind w:left="425"/>
+        <w:rPr>
+          <w:rFonts w:ascii="Montserrat" w:hAnsi="Montserrat"/>
+          <w:sz w:val="22"/>
+          <w:szCs w:val="22"/>
+        </w:rPr>
+      </w:pPr>
+    </w:p>
+    <w:p>
+      <w:pPr>
+        <w:pStyle w:val="PargrafodaLista"/>
+        <w:spacing w:after="120"/>
+        <w:ind w:left="425"/>
+        <w:rPr>
+          <w:rFonts w:ascii="Montserrat" w:hAnsi="Montserrat"/>
+          <w:sz w:val="22"/>
+          <w:szCs w:val="22"/>
+        </w:rPr>
+      </w:pPr>
+      <w:r>
+        <w:rPr>
+          <w:rFonts w:ascii="Montserrat" w:hAnsi="Montserrat"/>
+          <w:sz w:val="22"/>
+          <w:szCs w:val="22"/>
+        </w:rPr>
+        <w:t>Nessa etapa, os arquivos foram combinados por meio do conector de pasta do Power BI/Power Query, mantendo-se os dados o mais próximo possível da estrutura disponibilizada pela fonte.</w:t>
+      </w:r>
+    </w:p>
+    <w:p>
+      <w:pPr>
+        <w:pStyle w:val="PargrafodaLista"/>
+        <w:spacing w:after="120"/>
+        <w:ind w:left="425"/>
+        <w:rPr>
+          <w:rFonts w:ascii="Montserrat" w:hAnsi="Montserrat"/>
+          <w:sz w:val="22"/>
+          <w:szCs w:val="22"/>
+        </w:rPr>
+      </w:pPr>
+    </w:p>
+    <w:p>
+      <w:pPr>
+        <w:pStyle w:val="PargrafodaLista"/>
+        <w:spacing w:after="120"/>
+        <w:ind w:left="425"/>
+        <w:contextualSpacing w:val="0"/>
+        <w:rPr>
+          <w:rFonts w:ascii="Montserrat" w:hAnsi="Montserrat"/>
+          <w:sz w:val="22"/>
+          <w:szCs w:val="22"/>
+        </w:rPr>
+      </w:pPr>
+      <w:r>
+        <w:rPr>
+          <w:rFonts w:ascii="Montserrat" w:hAnsi="Montserrat"/>
+          <w:sz w:val="22"/>
+          <w:szCs w:val="22"/>
+        </w:rPr>
+        <w:t>As principais etapas realizadas foram a consolidação dos arquivos e a organização inicial das colunas. Não são aplicadas nessa camada regras de negócio ou tratamentos destinados à análise.</w:t>
+      </w:r>
+    </w:p>
+    <w:p>
+      <w:pPr>
         <w:pStyle w:val="NormalWeb"/>
         <w:spacing w:before="0" w:beforeAutospacing="0" w:after="0" w:afterAutospacing="0" w:line="278" w:lineRule="auto"/>
         <w:rPr>
           <w:rFonts w:ascii="Montserrat" w:hAnsi="Montserrat"/>
+          <w:sz w:val="22"/>
+          <w:szCs w:val="22"/>
+        </w:rPr>
+      </w:pPr>
+    </w:p>
+    <w:p>
+      <w:pPr>
+        <w:pStyle w:val="PargrafodaLista"/>
+        <w:numPr>
+          <w:ilvl w:val="1"/>
+          <w:numId w:val="1"/>
+        </w:numPr>
+        <w:spacing w:after="120"/>
+        <w:ind w:left="425" w:hanging="425"/>
+        <w:rPr>
+          <w:rFonts w:ascii="Montserrat" w:hAnsi="Montserrat"/>
           <w:b/>
           <w:bCs/>
+        </w:rPr>
+      </w:pPr>
+      <w:r>
+        <w:rPr>
+          <w:rFonts w:ascii="Montserrat" w:hAnsi="Montserrat"/>
+          <w:b/>
+          <w:bCs/>
+        </w:rPr>
+        <w:lastRenderedPageBreak/>
+        <w:t>Camada Prata</w:t>
+      </w:r>
+      <w:r>
+        <w:rPr>
+          <w:rFonts w:ascii="Montserrat" w:hAnsi="Montserrat"/>
+          <w:b/>
+          <w:bCs/>
+        </w:rPr>
+        <w:t xml:space="preserve"> - </w:t>
+      </w:r>
+      <w:r>
+        <w:rPr>
+          <w:rFonts w:ascii="Montserrat" w:hAnsi="Montserrat"/>
+          <w:b/>
+          <w:bCs/>
+        </w:rPr>
+        <w:t>CAT_Prata</w:t>
+      </w:r>
+    </w:p>
+    <w:p>
+      <w:pPr>
+        <w:pStyle w:val="PargrafodaLista"/>
+        <w:spacing w:after="120"/>
+        <w:ind w:left="425"/>
+        <w:rPr>
+          <w:rFonts w:ascii="Montserrat" w:hAnsi="Montserrat"/>
+          <w:sz w:val="22"/>
+          <w:szCs w:val="22"/>
+        </w:rPr>
+      </w:pPr>
+      <w:r>
+        <w:rPr>
+          <w:rFonts w:ascii="Montserrat" w:hAnsi="Montserrat"/>
+          <w:sz w:val="22"/>
+          <w:szCs w:val="22"/>
+        </w:rPr>
+        <w:t>A camada Prata é derivada da camada Bronze por meio de uma consulta referenciada e tem como objetivo preparar, padronizar e validar os dados para utilização no modelo dimensional.</w:t>
+      </w:r>
+    </w:p>
+    <w:p>
+      <w:pPr>
+        <w:pStyle w:val="PargrafodaLista"/>
+        <w:spacing w:after="120"/>
+        <w:ind w:left="425"/>
+        <w:rPr>
+          <w:rFonts w:ascii="Montserrat" w:hAnsi="Montserrat"/>
+          <w:sz w:val="22"/>
+          <w:szCs w:val="22"/>
+        </w:rPr>
+      </w:pPr>
+    </w:p>
+    <w:p>
+      <w:pPr>
+        <w:pStyle w:val="PargrafodaLista"/>
+        <w:spacing w:after="120"/>
+        <w:ind w:left="425"/>
+        <w:rPr>
+          <w:rFonts w:ascii="Montserrat" w:hAnsi="Montserrat"/>
+          <w:sz w:val="22"/>
+          <w:szCs w:val="22"/>
+        </w:rPr>
+      </w:pPr>
+      <w:r>
+        <w:rPr>
+          <w:rFonts w:ascii="Montserrat" w:hAnsi="Montserrat"/>
+          <w:sz w:val="22"/>
+          <w:szCs w:val="22"/>
+        </w:rPr>
+        <w:t>Durante a análise dos arquivos originais, foi identificada a ocorrência do valor {ñ class} em diferentes campos categóricos, incluindo Agente Causador Acidente</w:t>
+      </w:r>
+      <w:r>
+        <w:rPr>
+          <w:rFonts w:ascii="Montserrat" w:hAnsi="Montserrat"/>
+          <w:sz w:val="22"/>
+          <w:szCs w:val="22"/>
+        </w:rPr>
+        <w:t>;</w:t>
+      </w:r>
+      <w:r>
+        <w:rPr>
+          <w:rFonts w:ascii="Montserrat" w:hAnsi="Montserrat"/>
+          <w:sz w:val="22"/>
+          <w:szCs w:val="22"/>
+        </w:rPr>
+        <w:t xml:space="preserve"> CBO descrição, CID10 descrição</w:t>
+      </w:r>
+      <w:r>
+        <w:rPr>
+          <w:rFonts w:ascii="Montserrat" w:hAnsi="Montserrat"/>
+          <w:sz w:val="22"/>
+          <w:szCs w:val="22"/>
+        </w:rPr>
+        <w:t>;</w:t>
+      </w:r>
+      <w:r>
+        <w:rPr>
+          <w:rFonts w:ascii="Montserrat" w:hAnsi="Montserrat"/>
+          <w:sz w:val="22"/>
+          <w:szCs w:val="22"/>
+        </w:rPr>
+        <w:t xml:space="preserve"> CNAE2.0 Empregador</w:t>
+      </w:r>
+      <w:r>
+        <w:rPr>
+          <w:rFonts w:ascii="Montserrat" w:hAnsi="Montserrat"/>
+          <w:sz w:val="22"/>
+          <w:szCs w:val="22"/>
+        </w:rPr>
+        <w:t>;</w:t>
+      </w:r>
+      <w:r>
+        <w:rPr>
+          <w:rFonts w:ascii="Montserrat" w:hAnsi="Montserrat"/>
+          <w:sz w:val="22"/>
+          <w:szCs w:val="22"/>
+        </w:rPr>
+        <w:t xml:space="preserve"> Emitente CAT</w:t>
+      </w:r>
+      <w:r>
+        <w:rPr>
+          <w:rFonts w:ascii="Montserrat" w:hAnsi="Montserrat"/>
+          <w:sz w:val="22"/>
+          <w:szCs w:val="22"/>
+        </w:rPr>
+        <w:t>;</w:t>
+      </w:r>
+      <w:r>
+        <w:rPr>
+          <w:rFonts w:ascii="Montserrat" w:hAnsi="Montserrat"/>
+          <w:sz w:val="22"/>
+          <w:szCs w:val="22"/>
+        </w:rPr>
+        <w:t xml:space="preserve"> Filiação Segurado</w:t>
+      </w:r>
+      <w:r>
+        <w:rPr>
+          <w:rFonts w:ascii="Montserrat" w:hAnsi="Montserrat"/>
+          <w:sz w:val="22"/>
+          <w:szCs w:val="22"/>
+        </w:rPr>
+        <w:t>;</w:t>
+      </w:r>
+      <w:r>
+        <w:rPr>
+          <w:rFonts w:ascii="Montserrat" w:hAnsi="Montserrat"/>
+          <w:sz w:val="22"/>
+          <w:szCs w:val="22"/>
+        </w:rPr>
+        <w:t xml:space="preserve"> Município do Empregador</w:t>
+      </w:r>
+      <w:r>
+        <w:rPr>
+          <w:rFonts w:ascii="Montserrat" w:hAnsi="Montserrat"/>
+          <w:sz w:val="22"/>
+          <w:szCs w:val="22"/>
+        </w:rPr>
+        <w:t>;</w:t>
+      </w:r>
+      <w:r>
+        <w:rPr>
+          <w:rFonts w:ascii="Montserrat" w:hAnsi="Montserrat"/>
+          <w:sz w:val="22"/>
+          <w:szCs w:val="22"/>
+        </w:rPr>
+        <w:t xml:space="preserve"> Origem de Cadastramento CAT</w:t>
+      </w:r>
+      <w:r>
+        <w:rPr>
+          <w:rFonts w:ascii="Montserrat" w:hAnsi="Montserrat"/>
+          <w:sz w:val="22"/>
+          <w:szCs w:val="22"/>
+        </w:rPr>
+        <w:t>;</w:t>
+      </w:r>
+      <w:r>
+        <w:rPr>
+          <w:rFonts w:ascii="Montserrat" w:hAnsi="Montserrat"/>
+          <w:sz w:val="22"/>
+          <w:szCs w:val="22"/>
+        </w:rPr>
+        <w:t xml:space="preserve"> UF do Município do Acidente e Tipo de Empregador.</w:t>
+      </w:r>
+    </w:p>
+    <w:p>
+      <w:pPr>
+        <w:pStyle w:val="PargrafodaLista"/>
+        <w:spacing w:after="120"/>
+        <w:ind w:left="425"/>
+        <w:rPr>
+          <w:rFonts w:ascii="Montserrat" w:hAnsi="Montserrat"/>
+          <w:sz w:val="22"/>
+          <w:szCs w:val="22"/>
+        </w:rPr>
+      </w:pPr>
+    </w:p>
+    <w:p>
+      <w:pPr>
+        <w:pStyle w:val="PargrafodaLista"/>
+        <w:spacing w:after="120"/>
+        <w:ind w:left="425"/>
+        <w:rPr>
+          <w:rFonts w:ascii="Montserrat" w:hAnsi="Montserrat"/>
+          <w:sz w:val="22"/>
+          <w:szCs w:val="22"/>
+        </w:rPr>
+      </w:pPr>
+      <w:r>
+        <w:rPr>
+          <w:rFonts w:ascii="Montserrat" w:hAnsi="Montserrat"/>
+          <w:sz w:val="22"/>
+          <w:szCs w:val="22"/>
+        </w:rPr>
+        <w:t>O valor foi identificado em todos os arquivos analisados. Esses registros representam informações sem classificação disponível na base e serão tratados na camada Prata de forma a preservar essa condição, sem convertê-los automaticamente em valores nulos.</w:t>
+      </w:r>
+    </w:p>
+    <w:p>
+      <w:pPr>
+        <w:pStyle w:val="PargrafodaLista"/>
+        <w:spacing w:after="120"/>
+        <w:ind w:left="425"/>
+        <w:rPr>
+          <w:rFonts w:ascii="Montserrat" w:hAnsi="Montserrat"/>
+          <w:sz w:val="22"/>
+          <w:szCs w:val="22"/>
+        </w:rPr>
+      </w:pPr>
+    </w:p>
+    <w:p>
+      <w:pPr>
+        <w:pStyle w:val="PargrafodaLista"/>
+        <w:spacing w:after="120"/>
+        <w:ind w:left="425"/>
+        <w:contextualSpacing w:val="0"/>
+        <w:rPr>
+          <w:rFonts w:ascii="Montserrat" w:hAnsi="Montserrat"/>
+          <w:sz w:val="22"/>
+          <w:szCs w:val="22"/>
+        </w:rPr>
+      </w:pPr>
+      <w:r>
+        <w:rPr>
+          <w:rFonts w:ascii="Montserrat" w:hAnsi="Montserrat"/>
+          <w:sz w:val="22"/>
+          <w:szCs w:val="22"/>
+        </w:rPr>
+        <w:t>Entre os tratamentos realizados estão:</w:t>
+      </w:r>
+    </w:p>
+    <w:p>
+      <w:pPr>
+        <w:pStyle w:val="PargrafodaLista"/>
+        <w:numPr>
+          <w:ilvl w:val="0"/>
+          <w:numId w:val="5"/>
+        </w:numPr>
+        <w:ind w:left="709" w:hanging="284"/>
+        <w:rPr>
+          <w:rFonts w:ascii="Montserrat" w:hAnsi="Montserrat"/>
+          <w:sz w:val="22"/>
+          <w:szCs w:val="22"/>
+        </w:rPr>
+      </w:pPr>
+      <w:r>
+        <w:rPr>
+          <w:rFonts w:ascii="Montserrat" w:hAnsi="Montserrat"/>
+          <w:sz w:val="22"/>
+          <w:szCs w:val="22"/>
+        </w:rPr>
+        <w:t>D</w:t>
+      </w:r>
+      <w:r>
+        <w:rPr>
+          <w:rFonts w:ascii="Montserrat" w:hAnsi="Montserrat"/>
+          <w:sz w:val="22"/>
+          <w:szCs w:val="22"/>
+        </w:rPr>
+        <w:t>efinição e revisão dos tipos de dados;</w:t>
+      </w:r>
+    </w:p>
+    <w:p>
+      <w:pPr>
+        <w:pStyle w:val="PargrafodaLista"/>
+        <w:numPr>
+          <w:ilvl w:val="0"/>
+          <w:numId w:val="5"/>
+        </w:numPr>
+        <w:ind w:left="709" w:hanging="284"/>
+        <w:rPr>
+          <w:rFonts w:ascii="Montserrat" w:hAnsi="Montserrat"/>
+          <w:sz w:val="22"/>
+          <w:szCs w:val="22"/>
+        </w:rPr>
+      </w:pPr>
+      <w:r>
+        <w:rPr>
+          <w:rFonts w:ascii="Montserrat" w:hAnsi="Montserrat"/>
+          <w:sz w:val="22"/>
+          <w:szCs w:val="22"/>
+        </w:rPr>
+        <w:t xml:space="preserve">Conversão </w:t>
+      </w:r>
+      <w:r>
+        <w:rPr>
+          <w:rFonts w:ascii="Montserrat" w:hAnsi="Montserrat"/>
+          <w:sz w:val="22"/>
+          <w:szCs w:val="22"/>
+        </w:rPr>
+        <w:t>dos campos de data para o tipo Data;</w:t>
+      </w:r>
+    </w:p>
+    <w:p>
+      <w:pPr>
+        <w:pStyle w:val="PargrafodaLista"/>
+        <w:numPr>
+          <w:ilvl w:val="0"/>
+          <w:numId w:val="5"/>
+        </w:numPr>
+        <w:ind w:left="709" w:hanging="284"/>
+        <w:rPr>
+          <w:rFonts w:ascii="Montserrat" w:hAnsi="Montserrat"/>
+          <w:sz w:val="22"/>
+          <w:szCs w:val="22"/>
+        </w:rPr>
+      </w:pPr>
+      <w:r>
+        <w:rPr>
+          <w:rFonts w:ascii="Montserrat" w:hAnsi="Montserrat"/>
+          <w:sz w:val="22"/>
+          <w:szCs w:val="22"/>
+        </w:rPr>
+        <w:t>Tratamento de caracteres especiais e espaços</w:t>
+      </w:r>
+      <w:r>
+        <w:rPr>
+          <w:rFonts w:ascii="Montserrat" w:hAnsi="Montserrat"/>
+          <w:sz w:val="22"/>
+          <w:szCs w:val="22"/>
+        </w:rPr>
+        <w:t>;</w:t>
+      </w:r>
+    </w:p>
+    <w:p>
+      <w:pPr>
+        <w:pStyle w:val="PargrafodaLista"/>
+        <w:numPr>
+          <w:ilvl w:val="0"/>
+          <w:numId w:val="5"/>
+        </w:numPr>
+        <w:ind w:left="709" w:hanging="284"/>
+        <w:rPr>
+          <w:rFonts w:ascii="Montserrat" w:hAnsi="Montserrat"/>
+          <w:sz w:val="22"/>
+          <w:szCs w:val="22"/>
+        </w:rPr>
+      </w:pPr>
+      <w:r>
+        <w:rPr>
+          <w:rFonts w:ascii="Montserrat" w:hAnsi="Montserrat"/>
+          <w:sz w:val="22"/>
+          <w:szCs w:val="22"/>
+        </w:rPr>
+        <w:t>Aplicar funções de corte de espaços (Limpar e Aparar)</w:t>
+      </w:r>
+      <w:r>
+        <w:rPr>
+          <w:rFonts w:ascii="Montserrat" w:hAnsi="Montserrat"/>
+          <w:sz w:val="22"/>
+          <w:szCs w:val="22"/>
+        </w:rPr>
+        <w:t>;</w:t>
+      </w:r>
+    </w:p>
+    <w:p>
+      <w:pPr>
+        <w:pStyle w:val="PargrafodaLista"/>
+        <w:numPr>
+          <w:ilvl w:val="0"/>
+          <w:numId w:val="5"/>
+        </w:numPr>
+        <w:ind w:left="709" w:hanging="284"/>
+        <w:rPr>
+          <w:rFonts w:ascii="Montserrat" w:hAnsi="Montserrat"/>
+          <w:sz w:val="22"/>
+          <w:szCs w:val="22"/>
+        </w:rPr>
+      </w:pPr>
+      <w:r>
+        <w:rPr>
+          <w:rFonts w:ascii="Montserrat" w:hAnsi="Montserrat"/>
+          <w:sz w:val="22"/>
+          <w:szCs w:val="22"/>
+        </w:rPr>
+        <w:t>Padronizar maiúsculas/minúsculas</w:t>
+      </w:r>
+      <w:r>
+        <w:rPr>
+          <w:rFonts w:ascii="Montserrat" w:hAnsi="Montserrat"/>
+          <w:sz w:val="22"/>
+          <w:szCs w:val="22"/>
+        </w:rPr>
+        <w:t xml:space="preserve"> </w:t>
+      </w:r>
+      <w:r>
+        <w:rPr>
+          <w:rFonts w:ascii="Montserrat" w:hAnsi="Montserrat"/>
+          <w:sz w:val="22"/>
+          <w:szCs w:val="22"/>
+        </w:rPr>
+        <w:t>(ex: ProperCase</w:t>
+      </w:r>
+      <w:r>
+        <w:rPr>
+          <w:rFonts w:ascii="Montserrat" w:hAnsi="Montserrat"/>
+          <w:sz w:val="22"/>
+          <w:szCs w:val="22"/>
+        </w:rPr>
+        <w:t>)</w:t>
+      </w:r>
+      <w:r>
+        <w:rPr>
+          <w:rFonts w:ascii="Montserrat" w:hAnsi="Montserrat"/>
+          <w:sz w:val="22"/>
+          <w:szCs w:val="22"/>
+        </w:rPr>
+        <w:t>;</w:t>
+      </w:r>
+    </w:p>
+    <w:p>
+      <w:pPr>
+        <w:pStyle w:val="PargrafodaLista"/>
+        <w:numPr>
+          <w:ilvl w:val="0"/>
+          <w:numId w:val="5"/>
+        </w:numPr>
+        <w:ind w:left="709" w:hanging="284"/>
+        <w:rPr>
+          <w:rFonts w:ascii="Montserrat" w:hAnsi="Montserrat"/>
+          <w:sz w:val="22"/>
+          <w:szCs w:val="22"/>
+        </w:rPr>
+      </w:pPr>
+      <w:r>
+        <w:rPr>
+          <w:rFonts w:ascii="Montserrat" w:hAnsi="Montserrat"/>
+          <w:sz w:val="22"/>
+          <w:szCs w:val="22"/>
+        </w:rPr>
+        <w:t xml:space="preserve">Substituição </w:t>
+      </w:r>
+      <w:r>
+        <w:rPr>
+          <w:rFonts w:ascii="Montserrat" w:hAnsi="Montserrat"/>
+          <w:sz w:val="22"/>
+          <w:szCs w:val="22"/>
+        </w:rPr>
+        <w:t>de valores inválidos de data, como 00/00/0000, por valores nulos (null);</w:t>
+      </w:r>
+    </w:p>
+    <w:p>
+      <w:pPr>
+        <w:pStyle w:val="PargrafodaLista"/>
+        <w:numPr>
+          <w:ilvl w:val="0"/>
+          <w:numId w:val="5"/>
+        </w:numPr>
+        <w:ind w:left="709" w:hanging="284"/>
+        <w:rPr>
+          <w:rFonts w:ascii="Montserrat" w:hAnsi="Montserrat"/>
+          <w:sz w:val="22"/>
+          <w:szCs w:val="22"/>
+        </w:rPr>
+      </w:pPr>
+      <w:r>
+        <w:rPr>
+          <w:rFonts w:ascii="Montserrat" w:hAnsi="Montserrat"/>
+          <w:sz w:val="22"/>
+          <w:szCs w:val="22"/>
+        </w:rPr>
+        <w:t xml:space="preserve">Padronização </w:t>
+      </w:r>
+      <w:r>
+        <w:rPr>
+          <w:rFonts w:ascii="Montserrat" w:hAnsi="Montserrat"/>
+          <w:sz w:val="22"/>
+          <w:szCs w:val="22"/>
+        </w:rPr>
+        <w:t xml:space="preserve">do valor {ñ class} para </w:t>
+      </w:r>
+      <w:r>
+        <w:rPr>
+          <w:rFonts w:ascii="Montserrat" w:hAnsi="Montserrat"/>
+          <w:sz w:val="22"/>
+          <w:szCs w:val="22"/>
+        </w:rPr>
+        <w:t>“</w:t>
+      </w:r>
+      <w:r>
+        <w:rPr>
+          <w:rFonts w:ascii="Montserrat" w:hAnsi="Montserrat"/>
+          <w:sz w:val="22"/>
+          <w:szCs w:val="22"/>
+        </w:rPr>
+        <w:t>Não Classificado</w:t>
+      </w:r>
+      <w:r>
+        <w:rPr>
+          <w:rFonts w:ascii="Montserrat" w:hAnsi="Montserrat"/>
+          <w:sz w:val="22"/>
+          <w:szCs w:val="22"/>
+        </w:rPr>
+        <w:t>”</w:t>
+      </w:r>
+      <w:r>
+        <w:rPr>
+          <w:rFonts w:ascii="Montserrat" w:hAnsi="Montserrat"/>
+          <w:sz w:val="22"/>
+          <w:szCs w:val="22"/>
+        </w:rPr>
+        <w:t xml:space="preserve"> nos campos categóricos em que essa ocorrência foi identificada;</w:t>
+      </w:r>
+    </w:p>
+    <w:p>
+      <w:pPr>
+        <w:pStyle w:val="PargrafodaLista"/>
+        <w:numPr>
+          <w:ilvl w:val="0"/>
+          <w:numId w:val="5"/>
+        </w:numPr>
+        <w:ind w:left="709" w:hanging="284"/>
+        <w:rPr>
+          <w:rFonts w:ascii="Montserrat" w:hAnsi="Montserrat"/>
+          <w:sz w:val="22"/>
+          <w:szCs w:val="22"/>
+        </w:rPr>
+      </w:pPr>
+      <w:r>
+        <w:rPr>
+          <w:rFonts w:ascii="Montserrat" w:hAnsi="Montserrat"/>
+          <w:sz w:val="22"/>
+          <w:szCs w:val="22"/>
+        </w:rPr>
+        <w:t xml:space="preserve">Manutenção </w:t>
+      </w:r>
+      <w:r>
+        <w:rPr>
+          <w:rFonts w:ascii="Montserrat" w:hAnsi="Montserrat"/>
+          <w:sz w:val="22"/>
+          <w:szCs w:val="22"/>
+        </w:rPr>
+        <w:t>dos códigos e valores especiais disponibilizados pela fonte quando não houver regra de transformação definida;</w:t>
+      </w:r>
+    </w:p>
+    <w:p>
+      <w:pPr>
+        <w:pStyle w:val="PargrafodaLista"/>
+        <w:numPr>
+          <w:ilvl w:val="0"/>
+          <w:numId w:val="5"/>
+        </w:numPr>
+        <w:ind w:left="709" w:hanging="284"/>
+        <w:rPr>
+          <w:rFonts w:ascii="Montserrat" w:hAnsi="Montserrat"/>
+          <w:sz w:val="22"/>
+          <w:szCs w:val="22"/>
+        </w:rPr>
+      </w:pPr>
+      <w:r>
+        <w:rPr>
+          <w:rFonts w:ascii="Montserrat" w:hAnsi="Montserrat"/>
+          <w:sz w:val="22"/>
+          <w:szCs w:val="22"/>
+        </w:rPr>
+        <w:t>Remover linhas totalmente vazias ou com erros técnicos</w:t>
+      </w:r>
+      <w:r>
+        <w:rPr>
+          <w:rFonts w:ascii="Montserrat" w:hAnsi="Montserrat"/>
+          <w:sz w:val="22"/>
+          <w:szCs w:val="22"/>
+        </w:rPr>
+        <w:t>;</w:t>
+      </w:r>
+    </w:p>
+    <w:p>
+      <w:pPr>
+        <w:pStyle w:val="PargrafodaLista"/>
+        <w:numPr>
+          <w:ilvl w:val="0"/>
+          <w:numId w:val="5"/>
+        </w:numPr>
+        <w:ind w:left="709" w:hanging="284"/>
+        <w:rPr>
+          <w:rFonts w:ascii="Montserrat" w:hAnsi="Montserrat"/>
+          <w:sz w:val="22"/>
+          <w:szCs w:val="22"/>
+        </w:rPr>
+      </w:pPr>
+      <w:r>
+        <w:rPr>
+          <w:rFonts w:ascii="Montserrat" w:hAnsi="Montserrat"/>
+          <w:sz w:val="22"/>
+          <w:szCs w:val="22"/>
+        </w:rPr>
+        <w:t>Alterar nomes técnicos da origem</w:t>
+      </w:r>
+      <w:r>
+        <w:rPr>
+          <w:rFonts w:ascii="Montserrat" w:hAnsi="Montserrat"/>
+          <w:sz w:val="22"/>
+          <w:szCs w:val="22"/>
+        </w:rPr>
+        <w:t xml:space="preserve"> das colunas</w:t>
+      </w:r>
+      <w:r>
+        <w:rPr>
+          <w:rFonts w:ascii="Montserrat" w:hAnsi="Montserrat"/>
+          <w:sz w:val="22"/>
+          <w:szCs w:val="22"/>
+        </w:rPr>
+        <w:t xml:space="preserve"> para nomes claros e consistentes</w:t>
+      </w:r>
+      <w:r>
+        <w:rPr>
+          <w:rFonts w:ascii="Montserrat" w:hAnsi="Montserrat"/>
+          <w:sz w:val="22"/>
+          <w:szCs w:val="22"/>
+        </w:rPr>
+        <w:t>.</w:t>
+      </w:r>
+    </w:p>
+    <w:p>
+      <w:pPr>
+        <w:pStyle w:val="PargrafodaLista"/>
+        <w:spacing w:after="120"/>
+        <w:ind w:left="425"/>
+        <w:rPr>
+          <w:rFonts w:ascii="Montserrat" w:hAnsi="Montserrat"/>
+          <w:sz w:val="22"/>
+          <w:szCs w:val="22"/>
+        </w:rPr>
+      </w:pPr>
+    </w:p>
+    <w:tbl>
+      <w:tblPr>
+        <w:tblW w:w="0" w:type="auto"/>
+        <w:tblCellSpacing w:w="15" w:type="dxa"/>
+        <w:tblCellMar>
+          <w:top w:w="15" w:type="dxa"/>
+          <w:left w:w="15" w:type="dxa"/>
+          <w:bottom w:w="15" w:type="dxa"/>
+          <w:right w:w="15" w:type="dxa"/>
+        </w:tblCellMar>
+        <w:tblLook w:val="04A0" w:firstRow="1" w:lastRow="0" w:firstColumn="1" w:lastColumn="0" w:noHBand="0" w:noVBand="1"/>
+      </w:tblPr>
+      <w:tblGrid>
+        <w:gridCol w:w="2524"/>
+        <w:gridCol w:w="2411"/>
+        <w:gridCol w:w="3903"/>
+      </w:tblGrid>
+      <w:tr>
+        <w:trPr>
+          <w:tblHeader/>
+          <w:tblCellSpacing w:w="15" w:type="dxa"/>
+        </w:trPr>
+        <w:tc>
+          <w:tcPr>
+            <w:tcW w:w="0" w:type="auto"/>
+            <w:vAlign w:val="center"/>
+            <w:hideMark/>
+          </w:tcPr>
+          <w:p>
+            <w:pPr>
+              <w:pStyle w:val="PargrafodaLista"/>
+              <w:spacing w:after="120"/>
+              <w:ind w:left="425"/>
+              <w:rPr>
+                <w:rFonts w:ascii="Montserrat" w:hAnsi="Montserrat"/>
+                <w:b/>
+                <w:bCs/>
+                <w:sz w:val="22"/>
+                <w:szCs w:val="22"/>
+              </w:rPr>
+            </w:pPr>
+            <w:r>
+              <w:rPr>
+                <w:rFonts w:ascii="Montserrat" w:hAnsi="Montserrat"/>
+                <w:b/>
+                <w:bCs/>
+                <w:sz w:val="22"/>
+                <w:szCs w:val="22"/>
+              </w:rPr>
+              <w:t>Situação identificada</w:t>
+            </w:r>
+          </w:p>
+        </w:tc>
+        <w:tc>
+          <w:tcPr>
+            <w:tcW w:w="0" w:type="auto"/>
+            <w:vAlign w:val="center"/>
+            <w:hideMark/>
+          </w:tcPr>
+          <w:p>
+            <w:pPr>
+              <w:pStyle w:val="PargrafodaLista"/>
+              <w:spacing w:after="120"/>
+              <w:ind w:left="425"/>
+              <w:rPr>
+                <w:rFonts w:ascii="Montserrat" w:hAnsi="Montserrat"/>
+                <w:b/>
+                <w:bCs/>
+                <w:sz w:val="22"/>
+                <w:szCs w:val="22"/>
+              </w:rPr>
+            </w:pPr>
+            <w:r>
+              <w:rPr>
+                <w:rFonts w:ascii="Montserrat" w:hAnsi="Montserrat"/>
+                <w:b/>
+                <w:bCs/>
+                <w:sz w:val="22"/>
+                <w:szCs w:val="22"/>
+              </w:rPr>
+              <w:t>Tratamento na Prata</w:t>
+            </w:r>
+          </w:p>
+        </w:tc>
+        <w:tc>
+          <w:tcPr>
+            <w:tcW w:w="0" w:type="auto"/>
+            <w:vAlign w:val="center"/>
+            <w:hideMark/>
+          </w:tcPr>
+          <w:p>
+            <w:pPr>
+              <w:pStyle w:val="PargrafodaLista"/>
+              <w:spacing w:after="120"/>
+              <w:ind w:left="425"/>
+              <w:rPr>
+                <w:rFonts w:ascii="Montserrat" w:hAnsi="Montserrat"/>
+                <w:b/>
+                <w:bCs/>
+                <w:sz w:val="22"/>
+                <w:szCs w:val="22"/>
+              </w:rPr>
+            </w:pPr>
+            <w:r>
+              <w:rPr>
+                <w:rFonts w:ascii="Montserrat" w:hAnsi="Montserrat"/>
+                <w:b/>
+                <w:bCs/>
+                <w:sz w:val="22"/>
+                <w:szCs w:val="22"/>
+              </w:rPr>
+              <w:t>Justificativa</w:t>
+            </w:r>
+          </w:p>
+        </w:tc>
+      </w:tr>
+      <w:tr>
+        <w:trPr>
+          <w:tblCellSpacing w:w="15" w:type="dxa"/>
+        </w:trPr>
+        <w:tc>
+          <w:tcPr>
+            <w:tcW w:w="0" w:type="auto"/>
+            <w:vAlign w:val="center"/>
+            <w:hideMark/>
+          </w:tcPr>
+          <w:p>
+            <w:pPr>
+              <w:pStyle w:val="PargrafodaLista"/>
+              <w:spacing w:after="120"/>
+              <w:ind w:left="425"/>
+              <w:rPr>
+                <w:rFonts w:ascii="Montserrat" w:hAnsi="Montserrat"/>
+                <w:sz w:val="22"/>
+                <w:szCs w:val="22"/>
+              </w:rPr>
+            </w:pPr>
+            <w:r>
+              <w:rPr>
+                <w:rFonts w:ascii="Montserrat" w:hAnsi="Montserrat"/>
+                <w:sz w:val="22"/>
+                <w:szCs w:val="22"/>
+              </w:rPr>
+              <w:t>00/00/0000 em campos de data</w:t>
+            </w:r>
+          </w:p>
+        </w:tc>
+        <w:tc>
+          <w:tcPr>
+            <w:tcW w:w="0" w:type="auto"/>
+            <w:vAlign w:val="center"/>
+            <w:hideMark/>
+          </w:tcPr>
+          <w:p>
+            <w:pPr>
+              <w:pStyle w:val="PargrafodaLista"/>
+              <w:spacing w:after="120"/>
+              <w:ind w:left="425"/>
+              <w:rPr>
+                <w:rFonts w:ascii="Montserrat" w:hAnsi="Montserrat"/>
+                <w:sz w:val="22"/>
+                <w:szCs w:val="22"/>
+              </w:rPr>
+            </w:pPr>
+            <w:r>
+              <w:rPr>
+                <w:rFonts w:ascii="Montserrat" w:hAnsi="Montserrat"/>
+                <w:sz w:val="22"/>
+                <w:szCs w:val="22"/>
+              </w:rPr>
+              <w:t>Substituído por null</w:t>
+            </w:r>
+          </w:p>
+        </w:tc>
+        <w:tc>
+          <w:tcPr>
+            <w:tcW w:w="0" w:type="auto"/>
+            <w:vAlign w:val="center"/>
+            <w:hideMark/>
+          </w:tcPr>
+          <w:p>
+            <w:pPr>
+              <w:pStyle w:val="PargrafodaLista"/>
+              <w:spacing w:after="120"/>
+              <w:ind w:left="425"/>
+              <w:rPr>
+                <w:rFonts w:ascii="Montserrat" w:hAnsi="Montserrat"/>
+                <w:sz w:val="22"/>
+                <w:szCs w:val="22"/>
+              </w:rPr>
+            </w:pPr>
+            <w:r>
+              <w:rPr>
+                <w:rFonts w:ascii="Montserrat" w:hAnsi="Montserrat"/>
+                <w:sz w:val="22"/>
+                <w:szCs w:val="22"/>
+              </w:rPr>
+              <w:t>Valor não representa uma data válida</w:t>
+            </w:r>
+          </w:p>
+        </w:tc>
+      </w:tr>
+      <w:tr>
+        <w:trPr>
+          <w:tblCellSpacing w:w="15" w:type="dxa"/>
+        </w:trPr>
+        <w:tc>
+          <w:tcPr>
+            <w:tcW w:w="0" w:type="auto"/>
+            <w:vAlign w:val="center"/>
+            <w:hideMark/>
+          </w:tcPr>
+          <w:p>
+            <w:pPr>
+              <w:pStyle w:val="PargrafodaLista"/>
+              <w:spacing w:after="120"/>
+              <w:ind w:left="425"/>
+              <w:rPr>
+                <w:rFonts w:ascii="Montserrat" w:hAnsi="Montserrat"/>
+                <w:sz w:val="22"/>
+                <w:szCs w:val="22"/>
+              </w:rPr>
+            </w:pPr>
+            <w:r>
+              <w:rPr>
+                <w:rFonts w:ascii="Montserrat" w:hAnsi="Montserrat"/>
+                <w:sz w:val="22"/>
+                <w:szCs w:val="22"/>
+              </w:rPr>
+              <w:t>{ñ class} em campos categóricos</w:t>
+            </w:r>
+          </w:p>
+        </w:tc>
+        <w:tc>
+          <w:tcPr>
+            <w:tcW w:w="0" w:type="auto"/>
+            <w:vAlign w:val="center"/>
+            <w:hideMark/>
+          </w:tcPr>
+          <w:p>
+            <w:pPr>
+              <w:pStyle w:val="PargrafodaLista"/>
+              <w:spacing w:after="120"/>
+              <w:ind w:left="425"/>
+              <w:rPr>
+                <w:rFonts w:ascii="Montserrat" w:hAnsi="Montserrat"/>
+                <w:sz w:val="22"/>
+                <w:szCs w:val="22"/>
+              </w:rPr>
+            </w:pPr>
+            <w:r>
+              <w:rPr>
+                <w:rFonts w:ascii="Montserrat" w:hAnsi="Montserrat"/>
+                <w:sz w:val="22"/>
+                <w:szCs w:val="22"/>
+              </w:rPr>
+              <w:t>Substituído por Não Classificado</w:t>
+            </w:r>
+          </w:p>
+        </w:tc>
+        <w:tc>
+          <w:tcPr>
+            <w:tcW w:w="0" w:type="auto"/>
+            <w:vAlign w:val="center"/>
+            <w:hideMark/>
+          </w:tcPr>
+          <w:p>
+            <w:pPr>
+              <w:pStyle w:val="PargrafodaLista"/>
+              <w:spacing w:after="120"/>
+              <w:ind w:left="425"/>
+              <w:rPr>
+                <w:rFonts w:ascii="Montserrat" w:hAnsi="Montserrat"/>
+                <w:sz w:val="22"/>
+                <w:szCs w:val="22"/>
+              </w:rPr>
+            </w:pPr>
+            <w:r>
+              <w:rPr>
+                <w:rFonts w:ascii="Montserrat" w:hAnsi="Montserrat"/>
+                <w:sz w:val="22"/>
+                <w:szCs w:val="22"/>
+              </w:rPr>
+              <w:t>Padronização para facilitar interpretação e análise</w:t>
+            </w:r>
+          </w:p>
+        </w:tc>
+      </w:tr>
+      <w:tr>
+        <w:trPr>
+          <w:tblCellSpacing w:w="15" w:type="dxa"/>
+        </w:trPr>
+        <w:tc>
+          <w:tcPr>
+            <w:tcW w:w="0" w:type="auto"/>
+            <w:vAlign w:val="center"/>
+            <w:hideMark/>
+          </w:tcPr>
+          <w:p>
+            <w:pPr>
+              <w:pStyle w:val="PargrafodaLista"/>
+              <w:spacing w:after="120"/>
+              <w:ind w:left="425"/>
+              <w:rPr>
+                <w:rFonts w:ascii="Montserrat" w:hAnsi="Montserrat"/>
+                <w:sz w:val="22"/>
+                <w:szCs w:val="22"/>
+              </w:rPr>
+            </w:pPr>
+            <w:r>
+              <w:rPr>
+                <w:rFonts w:ascii="Montserrat" w:hAnsi="Montserrat"/>
+                <w:sz w:val="22"/>
+                <w:szCs w:val="22"/>
+              </w:rPr>
+              <w:lastRenderedPageBreak/>
+              <w:t>zerado em UF Munic. Acidente</w:t>
+            </w:r>
+          </w:p>
+        </w:tc>
+        <w:tc>
+          <w:tcPr>
+            <w:tcW w:w="0" w:type="auto"/>
+            <w:vAlign w:val="center"/>
+            <w:hideMark/>
+          </w:tcPr>
+          <w:p>
+            <w:pPr>
+              <w:pStyle w:val="PargrafodaLista"/>
+              <w:spacing w:after="120"/>
+              <w:ind w:left="425"/>
+              <w:rPr>
+                <w:rFonts w:ascii="Montserrat" w:hAnsi="Montserrat"/>
+                <w:sz w:val="22"/>
+                <w:szCs w:val="22"/>
+              </w:rPr>
+            </w:pPr>
+            <w:r>
+              <w:rPr>
+                <w:rFonts w:ascii="Montserrat" w:hAnsi="Montserrat"/>
+                <w:sz w:val="22"/>
+                <w:szCs w:val="22"/>
+              </w:rPr>
+              <w:t>Mantido</w:t>
+            </w:r>
+          </w:p>
+        </w:tc>
+        <w:tc>
+          <w:tcPr>
+            <w:tcW w:w="0" w:type="auto"/>
+            <w:vAlign w:val="center"/>
+            <w:hideMark/>
+          </w:tcPr>
+          <w:p>
+            <w:pPr>
+              <w:pStyle w:val="PargrafodaLista"/>
+              <w:spacing w:after="120"/>
+              <w:ind w:left="425"/>
+              <w:rPr>
+                <w:rFonts w:ascii="Montserrat" w:hAnsi="Montserrat"/>
+                <w:sz w:val="22"/>
+                <w:szCs w:val="22"/>
+              </w:rPr>
+            </w:pPr>
+            <w:r>
+              <w:rPr>
+                <w:rFonts w:ascii="Montserrat" w:hAnsi="Montserrat"/>
+                <w:sz w:val="22"/>
+                <w:szCs w:val="22"/>
+              </w:rPr>
+              <w:t>Valor textual presente na fonte; sem regra de conversão definida</w:t>
+            </w:r>
+          </w:p>
+        </w:tc>
+      </w:tr>
+      <w:tr>
+        <w:trPr>
+          <w:tblCellSpacing w:w="15" w:type="dxa"/>
+        </w:trPr>
+        <w:tc>
+          <w:tcPr>
+            <w:tcW w:w="0" w:type="auto"/>
+            <w:vAlign w:val="center"/>
+            <w:hideMark/>
+          </w:tcPr>
+          <w:p>
+            <w:pPr>
+              <w:pStyle w:val="PargrafodaLista"/>
+              <w:spacing w:after="120"/>
+              <w:ind w:left="425"/>
+              <w:rPr>
+                <w:rFonts w:ascii="Montserrat" w:hAnsi="Montserrat"/>
+                <w:sz w:val="22"/>
+                <w:szCs w:val="22"/>
+              </w:rPr>
+            </w:pPr>
+            <w:r>
+              <w:rPr>
+                <w:rFonts w:ascii="Montserrat" w:hAnsi="Montserrat"/>
+                <w:sz w:val="22"/>
+                <w:szCs w:val="22"/>
+              </w:rPr>
+              <w:t>zerado em UF Munic. Empregador</w:t>
+            </w:r>
+          </w:p>
+        </w:tc>
+        <w:tc>
+          <w:tcPr>
+            <w:tcW w:w="0" w:type="auto"/>
+            <w:vAlign w:val="center"/>
+            <w:hideMark/>
+          </w:tcPr>
+          <w:p>
+            <w:pPr>
+              <w:pStyle w:val="PargrafodaLista"/>
+              <w:spacing w:after="120"/>
+              <w:ind w:left="425"/>
+              <w:rPr>
+                <w:rFonts w:ascii="Montserrat" w:hAnsi="Montserrat"/>
+                <w:sz w:val="22"/>
+                <w:szCs w:val="22"/>
+              </w:rPr>
+            </w:pPr>
+            <w:r>
+              <w:rPr>
+                <w:rFonts w:ascii="Montserrat" w:hAnsi="Montserrat"/>
+                <w:sz w:val="22"/>
+                <w:szCs w:val="22"/>
+              </w:rPr>
+              <w:t>Mantido</w:t>
+            </w:r>
+          </w:p>
+        </w:tc>
+        <w:tc>
+          <w:tcPr>
+            <w:tcW w:w="0" w:type="auto"/>
+            <w:vAlign w:val="center"/>
+            <w:hideMark/>
+          </w:tcPr>
+          <w:p>
+            <w:pPr>
+              <w:pStyle w:val="PargrafodaLista"/>
+              <w:spacing w:after="120"/>
+              <w:ind w:left="425"/>
+              <w:rPr>
+                <w:rFonts w:ascii="Montserrat" w:hAnsi="Montserrat"/>
+                <w:sz w:val="22"/>
+                <w:szCs w:val="22"/>
+              </w:rPr>
+            </w:pPr>
+            <w:r>
+              <w:rPr>
+                <w:rFonts w:ascii="Montserrat" w:hAnsi="Montserrat"/>
+                <w:sz w:val="22"/>
+                <w:szCs w:val="22"/>
+              </w:rPr>
+              <w:t>Valor textual presente na fonte; sem regra de conversão definida</w:t>
+            </w:r>
+          </w:p>
+        </w:tc>
+      </w:tr>
+      <w:tr>
+        <w:trPr>
+          <w:tblCellSpacing w:w="15" w:type="dxa"/>
+        </w:trPr>
+        <w:tc>
+          <w:tcPr>
+            <w:tcW w:w="0" w:type="auto"/>
+            <w:vAlign w:val="center"/>
+            <w:hideMark/>
+          </w:tcPr>
+          <w:p>
+            <w:pPr>
+              <w:pStyle w:val="PargrafodaLista"/>
+              <w:spacing w:after="120"/>
+              <w:ind w:left="425"/>
+              <w:rPr>
+                <w:rFonts w:ascii="Montserrat" w:hAnsi="Montserrat"/>
+                <w:sz w:val="22"/>
+                <w:szCs w:val="22"/>
+              </w:rPr>
+            </w:pPr>
+            <w:r>
+              <w:rPr>
+                <w:rFonts w:ascii="Montserrat" w:hAnsi="Montserrat"/>
+                <w:sz w:val="22"/>
+                <w:szCs w:val="22"/>
+              </w:rPr>
+              <w:t>000000-Ignorado em Munic Empr</w:t>
+            </w:r>
+          </w:p>
+        </w:tc>
+        <w:tc>
+          <w:tcPr>
+            <w:tcW w:w="0" w:type="auto"/>
+            <w:vAlign w:val="center"/>
+            <w:hideMark/>
+          </w:tcPr>
+          <w:p>
+            <w:pPr>
+              <w:pStyle w:val="PargrafodaLista"/>
+              <w:spacing w:after="120"/>
+              <w:ind w:left="425"/>
+              <w:rPr>
+                <w:rFonts w:ascii="Montserrat" w:hAnsi="Montserrat"/>
+                <w:sz w:val="22"/>
+                <w:szCs w:val="22"/>
+              </w:rPr>
+            </w:pPr>
+            <w:r>
+              <w:rPr>
+                <w:rFonts w:ascii="Montserrat" w:hAnsi="Montserrat"/>
+                <w:sz w:val="22"/>
+                <w:szCs w:val="22"/>
+              </w:rPr>
+              <w:t>Mantido</w:t>
+            </w:r>
+          </w:p>
+        </w:tc>
+        <w:tc>
+          <w:tcPr>
+            <w:tcW w:w="0" w:type="auto"/>
+            <w:vAlign w:val="center"/>
+            <w:hideMark/>
+          </w:tcPr>
+          <w:p>
+            <w:pPr>
+              <w:pStyle w:val="PargrafodaLista"/>
+              <w:spacing w:after="120"/>
+              <w:ind w:left="425"/>
+              <w:rPr>
+                <w:rFonts w:ascii="Montserrat" w:hAnsi="Montserrat"/>
+                <w:sz w:val="22"/>
+                <w:szCs w:val="22"/>
+              </w:rPr>
+            </w:pPr>
+            <w:r>
+              <w:rPr>
+                <w:rFonts w:ascii="Montserrat" w:hAnsi="Montserrat"/>
+                <w:sz w:val="22"/>
+                <w:szCs w:val="22"/>
+              </w:rPr>
+              <w:t>Categoria/valor especial presente na fonte</w:t>
+            </w:r>
+          </w:p>
+        </w:tc>
+      </w:tr>
+      <w:tr>
+        <w:trPr>
+          <w:tblCellSpacing w:w="15" w:type="dxa"/>
+        </w:trPr>
+        <w:tc>
+          <w:tcPr>
+            <w:tcW w:w="0" w:type="auto"/>
+            <w:vAlign w:val="center"/>
+            <w:hideMark/>
+          </w:tcPr>
+          <w:p>
+            <w:pPr>
+              <w:pStyle w:val="PargrafodaLista"/>
+              <w:spacing w:after="120"/>
+              <w:ind w:left="425"/>
+              <w:rPr>
+                <w:rFonts w:ascii="Montserrat" w:hAnsi="Montserrat"/>
+                <w:sz w:val="22"/>
+                <w:szCs w:val="22"/>
+              </w:rPr>
+            </w:pPr>
+            <w:r>
+              <w:rPr>
+                <w:rFonts w:ascii="Montserrat" w:hAnsi="Montserrat"/>
+                <w:sz w:val="22"/>
+                <w:szCs w:val="22"/>
+              </w:rPr>
+              <w:t>0000 em CNAE2.0 Empregador</w:t>
+            </w:r>
+          </w:p>
+        </w:tc>
+        <w:tc>
+          <w:tcPr>
+            <w:tcW w:w="0" w:type="auto"/>
+            <w:vAlign w:val="center"/>
+            <w:hideMark/>
+          </w:tcPr>
+          <w:p>
+            <w:pPr>
+              <w:pStyle w:val="PargrafodaLista"/>
+              <w:spacing w:after="120"/>
+              <w:ind w:left="425"/>
+              <w:rPr>
+                <w:rFonts w:ascii="Montserrat" w:hAnsi="Montserrat"/>
+                <w:sz w:val="22"/>
+                <w:szCs w:val="22"/>
+              </w:rPr>
+            </w:pPr>
+            <w:r>
+              <w:rPr>
+                <w:rFonts w:ascii="Montserrat" w:hAnsi="Montserrat"/>
+                <w:sz w:val="22"/>
+                <w:szCs w:val="22"/>
+              </w:rPr>
+              <w:t>Mantido</w:t>
+            </w:r>
+          </w:p>
+        </w:tc>
+        <w:tc>
+          <w:tcPr>
+            <w:tcW w:w="0" w:type="auto"/>
+            <w:vAlign w:val="center"/>
+            <w:hideMark/>
+          </w:tcPr>
+          <w:p>
+            <w:pPr>
+              <w:pStyle w:val="PargrafodaLista"/>
+              <w:spacing w:after="120"/>
+              <w:ind w:left="425"/>
+              <w:rPr>
+                <w:rFonts w:ascii="Montserrat" w:hAnsi="Montserrat"/>
+                <w:sz w:val="22"/>
+                <w:szCs w:val="22"/>
+              </w:rPr>
+            </w:pPr>
+            <w:r>
+              <w:rPr>
+                <w:rFonts w:ascii="Montserrat" w:hAnsi="Montserrat"/>
+                <w:sz w:val="22"/>
+                <w:szCs w:val="22"/>
+              </w:rPr>
+              <w:t>Código especial presente na fonte; tratamento específico ainda não definido</w:t>
+            </w:r>
+          </w:p>
+        </w:tc>
+      </w:tr>
+    </w:tbl>
+    <w:p>
+      <w:pPr>
+        <w:pStyle w:val="PargrafodaLista"/>
+        <w:spacing w:after="120"/>
+        <w:ind w:left="425"/>
+        <w:rPr>
+          <w:rFonts w:ascii="Montserrat" w:hAnsi="Montserrat"/>
+          <w:sz w:val="22"/>
+          <w:szCs w:val="22"/>
+        </w:rPr>
+      </w:pPr>
+    </w:p>
+    <w:p>
+      <w:pPr>
+        <w:pStyle w:val="PargrafodaLista"/>
+        <w:spacing w:after="120"/>
+        <w:ind w:left="425"/>
+        <w:rPr>
+          <w:rFonts w:ascii="Montserrat" w:hAnsi="Montserrat"/>
+          <w:sz w:val="22"/>
+          <w:szCs w:val="22"/>
+        </w:rPr>
+      </w:pPr>
+    </w:p>
+    <w:p>
+      <w:pPr>
+        <w:pStyle w:val="PargrafodaLista"/>
+        <w:spacing w:after="120"/>
+        <w:ind w:left="425"/>
+        <w:rPr>
+          <w:rFonts w:ascii="Montserrat" w:hAnsi="Montserrat"/>
+          <w:sz w:val="22"/>
+          <w:szCs w:val="22"/>
+        </w:rPr>
+      </w:pPr>
+    </w:p>
+    <w:p>
+      <w:pPr>
+        <w:pStyle w:val="PargrafodaLista"/>
+        <w:spacing w:after="120"/>
+        <w:ind w:left="425"/>
+        <w:rPr>
+          <w:rFonts w:ascii="Montserrat" w:hAnsi="Montserrat"/>
+          <w:sz w:val="22"/>
+          <w:szCs w:val="22"/>
+        </w:rPr>
+      </w:pPr>
+    </w:p>
+    <w:p>
+      <w:pPr>
+        <w:pStyle w:val="PargrafodaLista"/>
+        <w:spacing w:after="120"/>
+        <w:ind w:left="425"/>
+        <w:rPr>
+          <w:rFonts w:ascii="Montserrat" w:hAnsi="Montserrat"/>
+          <w:sz w:val="22"/>
+          <w:szCs w:val="22"/>
+        </w:rPr>
+      </w:pPr>
+    </w:p>
+    <w:p>
+      <w:pPr>
+        <w:pStyle w:val="PargrafodaLista"/>
+        <w:spacing w:after="120"/>
+        <w:ind w:left="425"/>
+        <w:rPr>
+          <w:rFonts w:ascii="Montserrat" w:hAnsi="Montserrat"/>
+          <w:sz w:val="22"/>
+          <w:szCs w:val="22"/>
+        </w:rPr>
+      </w:pPr>
+    </w:p>
+    <w:p>
+      <w:pPr>
+        <w:pStyle w:val="PargrafodaLista"/>
+        <w:spacing w:after="120"/>
+        <w:ind w:left="425"/>
+        <w:rPr>
+          <w:rFonts w:ascii="Montserrat" w:hAnsi="Montserrat"/>
+          <w:sz w:val="22"/>
+          <w:szCs w:val="22"/>
+        </w:rPr>
+      </w:pPr>
+    </w:p>
+    <w:p>
+      <w:pPr>
+        <w:pStyle w:val="PargrafodaLista"/>
+        <w:spacing w:after="120"/>
+        <w:ind w:left="425"/>
+        <w:rPr>
+          <w:rFonts w:ascii="Montserrat" w:hAnsi="Montserrat"/>
+          <w:sz w:val="22"/>
+          <w:szCs w:val="22"/>
+        </w:rPr>
+      </w:pPr>
+    </w:p>
+    <w:p>
+      <w:pPr>
+        <w:pStyle w:val="PargrafodaLista"/>
+        <w:spacing w:after="120"/>
+        <w:ind w:left="425"/>
+        <w:rPr>
+          <w:rFonts w:ascii="Montserrat" w:hAnsi="Montserrat"/>
+          <w:sz w:val="22"/>
+          <w:szCs w:val="22"/>
+        </w:rPr>
+      </w:pPr>
+    </w:p>
+    <w:p>
+      <w:pPr>
+        <w:pStyle w:val="PargrafodaLista"/>
+        <w:spacing w:after="120"/>
+        <w:ind w:left="425"/>
+        <w:rPr>
+          <w:rFonts w:ascii="Montserrat" w:hAnsi="Montserrat"/>
+          <w:sz w:val="22"/>
+          <w:szCs w:val="22"/>
+        </w:rPr>
+      </w:pPr>
+    </w:p>
+    <w:p>
+      <w:pPr>
+        <w:pStyle w:val="NormalWeb"/>
+        <w:spacing w:before="0" w:beforeAutospacing="0" w:after="0" w:afterAutospacing="0" w:line="278" w:lineRule="auto"/>
+        <w:rPr>
+          <w:rFonts w:ascii="Montserrat" w:hAnsi="Montserrat"/>
+          <w:sz w:val="22"/>
+          <w:szCs w:val="22"/>
         </w:rPr>
       </w:pPr>
     </w:p>
@@ -7846,7 +9506,6 @@
   <w:style w:type="character" w:default="1" w:styleId="Fontepargpadro">
     <w:name w:val="Default Paragraph Font"/>
     <w:uiPriority w:val="1"/>
-    <w:semiHidden/>
     <w:unhideWhenUsed/>
   </w:style>
   <w:style w:type="table" w:default="1" w:styleId="Tabelanormal">

--- a/DocumentaçãoTécnica_ComunicaçãoAcidentesdeTrabalhoBR.docx
+++ b/DocumentaçãoTécnica_ComunicaçãoAcidentesdeTrabalhoBR.docx
@@ -409,7 +409,6 @@
         </w:rPr>
         <w:t>“</w:t>
       </w:r>
-      <w:proofErr w:type="spellStart"/>
       <w:r>
         <w:rPr>
           <w:rFonts w:ascii="Montserrat" w:hAnsi="Montserrat"/>
@@ -418,7 +417,6 @@
         </w:rPr>
         <w:t>CATs</w:t>
       </w:r>
-      <w:proofErr w:type="spellEnd"/>
       <w:r>
         <w:rPr>
           <w:rFonts w:ascii="Montserrat" w:hAnsi="Montserrat"/>
@@ -894,18 +892,8 @@
           <w:sz w:val="22"/>
           <w:szCs w:val="22"/>
         </w:rPr>
-        <w:t>.</w:t>
-      </w:r>
-      <w:proofErr w:type="spellStart"/>
-      <w:r>
-        <w:rPr>
-          <w:rFonts w:ascii="Montserrat" w:hAnsi="Montserrat"/>
-          <w:sz w:val="22"/>
-          <w:szCs w:val="22"/>
-        </w:rPr>
-        <w:t>csv</w:t>
-      </w:r>
-      <w:proofErr w:type="spellEnd"/>
+        <w:t>.csv</w:t>
+      </w:r>
       <w:r>
         <w:rPr>
           <w:rFonts w:ascii="Montserrat" w:hAnsi="Montserrat"/>
@@ -1385,7 +1373,6 @@
           <w:szCs w:val="22"/>
         </w:rPr>
       </w:pPr>
-      <w:proofErr w:type="spellStart"/>
       <w:r>
         <w:rPr>
           <w:rFonts w:ascii="Montserrat" w:hAnsi="Montserrat"/>
@@ -1394,7 +1381,6 @@
         </w:rPr>
         <w:t>brModelo</w:t>
       </w:r>
-      <w:proofErr w:type="spellEnd"/>
       <w:r>
         <w:rPr>
           <w:rFonts w:ascii="Montserrat" w:hAnsi="Montserrat"/>
@@ -1537,23 +1523,13 @@
           <w:szCs w:val="22"/>
         </w:rPr>
       </w:pPr>
-      <w:proofErr w:type="spellStart"/>
-      <w:r>
-        <w:rPr>
-          <w:rFonts w:ascii="Montserrat" w:hAnsi="Montserrat"/>
-          <w:sz w:val="22"/>
-          <w:szCs w:val="22"/>
-        </w:rPr>
-        <w:t>Git</w:t>
-      </w:r>
-      <w:proofErr w:type="spellEnd"/>
-      <w:r>
-        <w:rPr>
-          <w:rFonts w:ascii="Montserrat" w:hAnsi="Montserrat"/>
-          <w:sz w:val="22"/>
-          <w:szCs w:val="22"/>
-        </w:rPr>
-        <w:t>/GitHub</w:t>
+      <w:r>
+        <w:rPr>
+          <w:rFonts w:ascii="Montserrat" w:hAnsi="Montserrat"/>
+          <w:sz w:val="22"/>
+          <w:szCs w:val="22"/>
+        </w:rPr>
+        <w:t>Git/GitHub</w:t>
       </w:r>
       <w:r>
         <w:rPr>
@@ -4109,7 +4085,6 @@
                 <w:szCs w:val="20"/>
               </w:rPr>
             </w:pPr>
-            <w:proofErr w:type="spellStart"/>
             <w:r>
               <w:rPr>
                 <w:rFonts w:ascii="Montserrat" w:hAnsi="Montserrat"/>
@@ -4118,7 +4093,6 @@
               </w:rPr>
               <w:t>Pa</w:t>
             </w:r>
-            <w:proofErr w:type="spellEnd"/>
           </w:p>
         </w:tc>
         <w:tc>
@@ -6529,25 +6503,7 @@
                 <w:sz w:val="20"/>
                 <w:szCs w:val="20"/>
               </w:rPr>
-              <w:t xml:space="preserve">Cadastro Nacional de Pessoa </w:t>
-            </w:r>
-            <w:proofErr w:type="spellStart"/>
-            <w:r>
-              <w:rPr>
-                <w:rFonts w:ascii="Montserrat" w:hAnsi="Montserrat"/>
-                <w:sz w:val="20"/>
-                <w:szCs w:val="20"/>
-              </w:rPr>
-              <w:t>Juriica</w:t>
-            </w:r>
-            <w:proofErr w:type="spellEnd"/>
-            <w:r>
-              <w:rPr>
-                <w:rFonts w:ascii="Montserrat" w:hAnsi="Montserrat"/>
-                <w:sz w:val="20"/>
-                <w:szCs w:val="20"/>
-              </w:rPr>
-              <w:t xml:space="preserve"> do Empregador ou</w:t>
+              <w:t>Cadastro Nacional de Pessoa Juriica do Empregador ou</w:t>
             </w:r>
           </w:p>
         </w:tc>
@@ -7472,6 +7428,92 @@
     <w:p>
       <w:pPr>
         <w:pStyle w:val="PargrafodaLista"/>
+        <w:numPr>
+          <w:ilvl w:val="0"/>
+          <w:numId w:val="5"/>
+        </w:numPr>
+        <w:ind w:left="709" w:hanging="284"/>
+        <w:rPr>
+          <w:rFonts w:ascii="Montserrat" w:hAnsi="Montserrat"/>
+          <w:sz w:val="22"/>
+          <w:szCs w:val="22"/>
+        </w:rPr>
+      </w:pPr>
+      <w:r>
+        <w:rPr>
+          <w:rFonts w:ascii="Montserrat" w:hAnsi="Montserrat"/>
+          <w:sz w:val="22"/>
+          <w:szCs w:val="22"/>
+        </w:rPr>
+        <w:t>A coluna CID-10 com linhas sem informação do código CID-10 são mantidos na base, com o campo sem valor. A ausência do código não é utilizada como critério para exclusão do registro, uma vez que as demais informações do acidente permanecem disponíveis para análise.</w:t>
+      </w:r>
+    </w:p>
+    <w:p>
+      <w:pPr>
+        <w:pStyle w:val="PargrafodaLista"/>
+        <w:ind w:left="709"/>
+        <w:rPr>
+          <w:rFonts w:ascii="Montserrat" w:hAnsi="Montserrat"/>
+          <w:sz w:val="22"/>
+          <w:szCs w:val="22"/>
+        </w:rPr>
+      </w:pPr>
+    </w:p>
+    <w:p>
+      <w:pPr>
+        <w:pStyle w:val="PargrafodaLista"/>
+        <w:numPr>
+          <w:ilvl w:val="1"/>
+          <w:numId w:val="1"/>
+        </w:numPr>
+        <w:spacing w:after="120"/>
+        <w:ind w:left="425" w:hanging="425"/>
+        <w:rPr>
+          <w:rFonts w:ascii="Montserrat" w:hAnsi="Montserrat"/>
+          <w:b/>
+          <w:bCs/>
+        </w:rPr>
+      </w:pPr>
+      <w:r>
+        <w:rPr>
+          <w:rFonts w:ascii="Montserrat" w:hAnsi="Montserrat"/>
+          <w:b/>
+          <w:bCs/>
+        </w:rPr>
+        <w:t>Padronização dos nomes das colunas</w:t>
+      </w:r>
+    </w:p>
+    <w:p>
+      <w:pPr>
+        <w:pStyle w:val="PargrafodaLista"/>
+        <w:spacing w:after="120"/>
+        <w:ind w:left="425"/>
+        <w:rPr>
+          <w:rFonts w:ascii="Montserrat" w:hAnsi="Montserrat"/>
+          <w:sz w:val="22"/>
+          <w:szCs w:val="22"/>
+        </w:rPr>
+      </w:pPr>
+      <w:r>
+        <w:rPr>
+          <w:rFonts w:ascii="Montserrat" w:hAnsi="Montserrat"/>
+          <w:sz w:val="22"/>
+          <w:szCs w:val="22"/>
+        </w:rPr>
+        <w:t>O</w:t>
+      </w:r>
+      <w:r>
+        <w:rPr>
+          <w:rFonts w:ascii="Montserrat" w:hAnsi="Montserrat"/>
+          <w:sz w:val="22"/>
+          <w:szCs w:val="22"/>
+        </w:rPr>
+        <w:t>s nomes dos campos foram ajustados na camada Prata para estabelecer uma nomenclatura padronizada e facilitar a identificação e utilização das informações nas etapas posteriores de modelagem e análise.</w:t>
+      </w:r>
+    </w:p>
+    <w:p>
+      <w:pPr>
+        <w:pStyle w:val="PargrafodaLista"/>
         <w:spacing w:after="120"/>
         <w:ind w:left="425"/>
         <w:rPr>
@@ -7483,43 +7525,32 @@
     </w:p>
     <w:tbl>
       <w:tblPr>
-        <w:tblW w:w="0" w:type="auto"/>
-        <w:tblCellSpacing w:w="15" w:type="dxa"/>
-        <w:tblCellMar>
-          <w:top w:w="15" w:type="dxa"/>
-          <w:left w:w="15" w:type="dxa"/>
-          <w:bottom w:w="15" w:type="dxa"/>
-          <w:right w:w="15" w:type="dxa"/>
-        </w:tblCellMar>
+        <w:tblStyle w:val="Tabelacomgrade"/>
+        <w:tblW w:w="9498" w:type="dxa"/>
+        <w:tblInd w:w="-431" w:type="dxa"/>
         <w:tblLook w:val="04A0" w:firstRow="1" w:lastRow="0" w:firstColumn="1" w:lastColumn="0" w:noHBand="0" w:noVBand="1"/>
       </w:tblPr>
       <w:tblGrid>
-        <w:gridCol w:w="2524"/>
-        <w:gridCol w:w="2411"/>
-        <w:gridCol w:w="3903"/>
+        <w:gridCol w:w="3469"/>
+        <w:gridCol w:w="3171"/>
+        <w:gridCol w:w="2858"/>
       </w:tblGrid>
       <w:tr>
-        <w:trPr>
-          <w:tblHeader/>
-          <w:tblCellSpacing w:w="15" w:type="dxa"/>
-        </w:trPr>
-        <w:tc>
-          <w:tcPr>
-            <w:tcW w:w="0" w:type="auto"/>
-            <w:vAlign w:val="center"/>
-            <w:hideMark/>
-          </w:tcPr>
-          <w:p>
-            <w:pPr>
-              <w:pStyle w:val="PargrafodaLista"/>
-              <w:spacing w:after="120"/>
-              <w:ind w:left="425"/>
+        <w:tc>
+          <w:tcPr>
+            <w:tcW w:w="3469" w:type="dxa"/>
+          </w:tcPr>
+          <w:p>
+            <w:pPr>
+              <w:pStyle w:val="PargrafodaLista"/>
+              <w:spacing w:after="120"/>
+              <w:ind w:left="0"/>
               <w:rPr>
                 <w:rFonts w:ascii="Montserrat" w:hAnsi="Montserrat"/>
                 <w:b/>
                 <w:bCs/>
-                <w:sz w:val="22"/>
-                <w:szCs w:val="22"/>
+                <w:sz w:val="20"/>
+                <w:szCs w:val="20"/>
               </w:rPr>
             </w:pPr>
             <w:r>
@@ -7527,30 +7558,29 @@
                 <w:rFonts w:ascii="Montserrat" w:hAnsi="Montserrat"/>
                 <w:b/>
                 <w:bCs/>
-                <w:sz w:val="22"/>
-                <w:szCs w:val="22"/>
-              </w:rPr>
-              <w:t>Situação identificada</w:t>
-            </w:r>
-          </w:p>
-        </w:tc>
-        <w:tc>
-          <w:tcPr>
-            <w:tcW w:w="0" w:type="auto"/>
-            <w:vAlign w:val="center"/>
-            <w:hideMark/>
-          </w:tcPr>
-          <w:p>
-            <w:pPr>
-              <w:pStyle w:val="PargrafodaLista"/>
-              <w:spacing w:after="120"/>
-              <w:ind w:left="425"/>
+                <w:sz w:val="20"/>
+                <w:szCs w:val="20"/>
+              </w:rPr>
+              <w:lastRenderedPageBreak/>
+              <w:t>Nome original</w:t>
+            </w:r>
+          </w:p>
+        </w:tc>
+        <w:tc>
+          <w:tcPr>
+            <w:tcW w:w="3171" w:type="dxa"/>
+          </w:tcPr>
+          <w:p>
+            <w:pPr>
+              <w:pStyle w:val="PargrafodaLista"/>
+              <w:spacing w:after="120"/>
+              <w:ind w:left="0"/>
               <w:rPr>
                 <w:rFonts w:ascii="Montserrat" w:hAnsi="Montserrat"/>
                 <w:b/>
                 <w:bCs/>
-                <w:sz w:val="22"/>
-                <w:szCs w:val="22"/>
+                <w:sz w:val="20"/>
+                <w:szCs w:val="20"/>
               </w:rPr>
             </w:pPr>
             <w:r>
@@ -7558,30 +7588,28 @@
                 <w:rFonts w:ascii="Montserrat" w:hAnsi="Montserrat"/>
                 <w:b/>
                 <w:bCs/>
-                <w:sz w:val="22"/>
-                <w:szCs w:val="22"/>
-              </w:rPr>
-              <w:t>Tratamento na Prata</w:t>
-            </w:r>
-          </w:p>
-        </w:tc>
-        <w:tc>
-          <w:tcPr>
-            <w:tcW w:w="0" w:type="auto"/>
-            <w:vAlign w:val="center"/>
-            <w:hideMark/>
-          </w:tcPr>
-          <w:p>
-            <w:pPr>
-              <w:pStyle w:val="PargrafodaLista"/>
-              <w:spacing w:after="120"/>
-              <w:ind w:left="425"/>
+                <w:sz w:val="20"/>
+                <w:szCs w:val="20"/>
+              </w:rPr>
+              <w:t>Nome padronizado</w:t>
+            </w:r>
+          </w:p>
+        </w:tc>
+        <w:tc>
+          <w:tcPr>
+            <w:tcW w:w="2858" w:type="dxa"/>
+          </w:tcPr>
+          <w:p>
+            <w:pPr>
+              <w:pStyle w:val="PargrafodaLista"/>
+              <w:spacing w:after="120"/>
+              <w:ind w:left="0"/>
               <w:rPr>
                 <w:rFonts w:ascii="Montserrat" w:hAnsi="Montserrat"/>
                 <w:b/>
                 <w:bCs/>
-                <w:sz w:val="22"/>
-                <w:szCs w:val="22"/>
+                <w:sz w:val="20"/>
+                <w:szCs w:val="20"/>
               </w:rPr>
             </w:pPr>
             <w:r>
@@ -7589,527 +7617,2321 @@
                 <w:rFonts w:ascii="Montserrat" w:hAnsi="Montserrat"/>
                 <w:b/>
                 <w:bCs/>
-                <w:sz w:val="22"/>
-                <w:szCs w:val="22"/>
-              </w:rPr>
-              <w:t>Justificativa</w:t>
+                <w:sz w:val="20"/>
+                <w:szCs w:val="20"/>
+              </w:rPr>
+              <w:t>Tratamento</w:t>
             </w:r>
           </w:p>
         </w:tc>
       </w:tr>
       <w:tr>
-        <w:trPr>
-          <w:tblCellSpacing w:w="15" w:type="dxa"/>
-        </w:trPr>
-        <w:tc>
-          <w:tcPr>
-            <w:tcW w:w="0" w:type="auto"/>
-            <w:vAlign w:val="center"/>
-            <w:hideMark/>
-          </w:tcPr>
-          <w:p>
-            <w:pPr>
-              <w:pStyle w:val="PargrafodaLista"/>
-              <w:spacing w:after="120"/>
-              <w:ind w:left="425"/>
-              <w:rPr>
-                <w:rFonts w:ascii="Montserrat" w:hAnsi="Montserrat"/>
-                <w:sz w:val="22"/>
-                <w:szCs w:val="22"/>
-              </w:rPr>
-            </w:pPr>
-            <w:r>
-              <w:rPr>
-                <w:rFonts w:ascii="Montserrat" w:hAnsi="Montserrat"/>
-                <w:sz w:val="22"/>
-                <w:szCs w:val="22"/>
-              </w:rPr>
-              <w:t>00/00/0000 em campos de data</w:t>
-            </w:r>
-          </w:p>
-        </w:tc>
-        <w:tc>
-          <w:tcPr>
-            <w:tcW w:w="0" w:type="auto"/>
-            <w:vAlign w:val="center"/>
-            <w:hideMark/>
-          </w:tcPr>
-          <w:p>
-            <w:pPr>
-              <w:pStyle w:val="PargrafodaLista"/>
-              <w:spacing w:after="120"/>
-              <w:ind w:left="425"/>
-              <w:rPr>
-                <w:rFonts w:ascii="Montserrat" w:hAnsi="Montserrat"/>
-                <w:sz w:val="22"/>
-                <w:szCs w:val="22"/>
-              </w:rPr>
-            </w:pPr>
-            <w:r>
-              <w:rPr>
-                <w:rFonts w:ascii="Montserrat" w:hAnsi="Montserrat"/>
-                <w:sz w:val="22"/>
-                <w:szCs w:val="22"/>
-              </w:rPr>
-              <w:t>Substituído por null</w:t>
-            </w:r>
-          </w:p>
-        </w:tc>
-        <w:tc>
-          <w:tcPr>
-            <w:tcW w:w="0" w:type="auto"/>
-            <w:vAlign w:val="center"/>
-            <w:hideMark/>
-          </w:tcPr>
-          <w:p>
-            <w:pPr>
-              <w:pStyle w:val="PargrafodaLista"/>
-              <w:spacing w:after="120"/>
-              <w:ind w:left="425"/>
-              <w:rPr>
-                <w:rFonts w:ascii="Montserrat" w:hAnsi="Montserrat"/>
-                <w:sz w:val="22"/>
-                <w:szCs w:val="22"/>
-              </w:rPr>
-            </w:pPr>
-            <w:r>
-              <w:rPr>
-                <w:rFonts w:ascii="Montserrat" w:hAnsi="Montserrat"/>
-                <w:sz w:val="22"/>
-                <w:szCs w:val="22"/>
-              </w:rPr>
-              <w:t>Valor não representa uma data válida</w:t>
+        <w:tc>
+          <w:tcPr>
+            <w:tcW w:w="3469" w:type="dxa"/>
+          </w:tcPr>
+          <w:p>
+            <w:pPr>
+              <w:pStyle w:val="PargrafodaLista"/>
+              <w:spacing w:after="120"/>
+              <w:ind w:left="0"/>
+              <w:rPr>
+                <w:rFonts w:ascii="Montserrat" w:hAnsi="Montserrat"/>
+                <w:sz w:val="20"/>
+                <w:szCs w:val="20"/>
+              </w:rPr>
+            </w:pPr>
+            <w:r>
+              <w:rPr>
+                <w:rFonts w:ascii="Montserrat" w:hAnsi="Montserrat"/>
+                <w:sz w:val="20"/>
+                <w:szCs w:val="20"/>
+              </w:rPr>
+              <w:t>Agente Causador Acidente</w:t>
+            </w:r>
+          </w:p>
+        </w:tc>
+        <w:tc>
+          <w:tcPr>
+            <w:tcW w:w="3171" w:type="dxa"/>
+          </w:tcPr>
+          <w:p>
+            <w:pPr>
+              <w:pStyle w:val="PargrafodaLista"/>
+              <w:spacing w:after="120"/>
+              <w:ind w:left="0"/>
+              <w:rPr>
+                <w:rFonts w:ascii="Montserrat" w:hAnsi="Montserrat"/>
+                <w:sz w:val="20"/>
+                <w:szCs w:val="20"/>
+              </w:rPr>
+            </w:pPr>
+            <w:r>
+              <w:rPr>
+                <w:rFonts w:ascii="Montserrat" w:hAnsi="Montserrat"/>
+                <w:sz w:val="20"/>
+                <w:szCs w:val="20"/>
+              </w:rPr>
+              <w:t>AgenteCausador</w:t>
+            </w:r>
+          </w:p>
+        </w:tc>
+        <w:tc>
+          <w:tcPr>
+            <w:tcW w:w="2858" w:type="dxa"/>
+          </w:tcPr>
+          <w:p>
+            <w:pPr>
+              <w:pStyle w:val="PargrafodaLista"/>
+              <w:spacing w:after="120"/>
+              <w:ind w:left="0"/>
+              <w:rPr>
+                <w:rFonts w:ascii="Montserrat" w:hAnsi="Montserrat"/>
+                <w:sz w:val="20"/>
+                <w:szCs w:val="20"/>
+              </w:rPr>
+            </w:pPr>
+            <w:r>
+              <w:rPr>
+                <w:rFonts w:ascii="Montserrat" w:hAnsi="Montserrat"/>
+                <w:sz w:val="20"/>
+                <w:szCs w:val="20"/>
+              </w:rPr>
+              <w:t xml:space="preserve">Padronização </w:t>
+            </w:r>
+            <w:r>
+              <w:rPr>
+                <w:rFonts w:ascii="Montserrat" w:hAnsi="Montserrat"/>
+                <w:sz w:val="20"/>
+                <w:szCs w:val="20"/>
+              </w:rPr>
+              <w:t>PascalCase</w:t>
             </w:r>
           </w:p>
         </w:tc>
       </w:tr>
       <w:tr>
-        <w:trPr>
-          <w:tblCellSpacing w:w="15" w:type="dxa"/>
-        </w:trPr>
-        <w:tc>
-          <w:tcPr>
-            <w:tcW w:w="0" w:type="auto"/>
-            <w:vAlign w:val="center"/>
-            <w:hideMark/>
-          </w:tcPr>
-          <w:p>
-            <w:pPr>
-              <w:pStyle w:val="PargrafodaLista"/>
-              <w:spacing w:after="120"/>
-              <w:ind w:left="425"/>
-              <w:rPr>
-                <w:rFonts w:ascii="Montserrat" w:hAnsi="Montserrat"/>
-                <w:sz w:val="22"/>
-                <w:szCs w:val="22"/>
-              </w:rPr>
-            </w:pPr>
-            <w:r>
-              <w:rPr>
-                <w:rFonts w:ascii="Montserrat" w:hAnsi="Montserrat"/>
-                <w:sz w:val="22"/>
-                <w:szCs w:val="22"/>
-              </w:rPr>
-              <w:t>{ñ class} em campos categóricos</w:t>
-            </w:r>
-          </w:p>
-        </w:tc>
-        <w:tc>
-          <w:tcPr>
-            <w:tcW w:w="0" w:type="auto"/>
-            <w:vAlign w:val="center"/>
-            <w:hideMark/>
-          </w:tcPr>
-          <w:p>
-            <w:pPr>
-              <w:pStyle w:val="PargrafodaLista"/>
-              <w:spacing w:after="120"/>
-              <w:ind w:left="425"/>
-              <w:rPr>
-                <w:rFonts w:ascii="Montserrat" w:hAnsi="Montserrat"/>
-                <w:sz w:val="22"/>
-                <w:szCs w:val="22"/>
-              </w:rPr>
-            </w:pPr>
-            <w:r>
-              <w:rPr>
-                <w:rFonts w:ascii="Montserrat" w:hAnsi="Montserrat"/>
-                <w:sz w:val="22"/>
-                <w:szCs w:val="22"/>
-              </w:rPr>
-              <w:t>Substituído por Não Classificado</w:t>
-            </w:r>
-          </w:p>
-        </w:tc>
-        <w:tc>
-          <w:tcPr>
-            <w:tcW w:w="0" w:type="auto"/>
-            <w:vAlign w:val="center"/>
-            <w:hideMark/>
-          </w:tcPr>
-          <w:p>
-            <w:pPr>
-              <w:pStyle w:val="PargrafodaLista"/>
-              <w:spacing w:after="120"/>
-              <w:ind w:left="425"/>
-              <w:rPr>
-                <w:rFonts w:ascii="Montserrat" w:hAnsi="Montserrat"/>
-                <w:sz w:val="22"/>
-                <w:szCs w:val="22"/>
-              </w:rPr>
-            </w:pPr>
-            <w:r>
-              <w:rPr>
-                <w:rFonts w:ascii="Montserrat" w:hAnsi="Montserrat"/>
-                <w:sz w:val="22"/>
-                <w:szCs w:val="22"/>
-              </w:rPr>
-              <w:t>Padronização para facilitar interpretação e análise</w:t>
+        <w:tc>
+          <w:tcPr>
+            <w:tcW w:w="3469" w:type="dxa"/>
+          </w:tcPr>
+          <w:p>
+            <w:pPr>
+              <w:pStyle w:val="PargrafodaLista"/>
+              <w:spacing w:after="120"/>
+              <w:ind w:left="0"/>
+              <w:rPr>
+                <w:rFonts w:ascii="Montserrat" w:hAnsi="Montserrat"/>
+                <w:sz w:val="20"/>
+                <w:szCs w:val="20"/>
+              </w:rPr>
+            </w:pPr>
+            <w:r>
+              <w:rPr>
+                <w:rFonts w:ascii="Montserrat" w:hAnsi="Montserrat"/>
+                <w:sz w:val="20"/>
+                <w:szCs w:val="20"/>
+              </w:rPr>
+              <w:t>Data Acidente</w:t>
+            </w:r>
+          </w:p>
+        </w:tc>
+        <w:tc>
+          <w:tcPr>
+            <w:tcW w:w="3171" w:type="dxa"/>
+          </w:tcPr>
+          <w:p>
+            <w:pPr>
+              <w:pStyle w:val="PargrafodaLista"/>
+              <w:spacing w:after="120"/>
+              <w:ind w:left="0"/>
+              <w:rPr>
+                <w:rFonts w:ascii="Montserrat" w:hAnsi="Montserrat"/>
+                <w:sz w:val="20"/>
+                <w:szCs w:val="20"/>
+              </w:rPr>
+            </w:pPr>
+            <w:r>
+              <w:rPr>
+                <w:rFonts w:ascii="Montserrat" w:hAnsi="Montserrat"/>
+                <w:sz w:val="20"/>
+                <w:szCs w:val="20"/>
+              </w:rPr>
+              <w:t>DataAcidente</w:t>
+            </w:r>
+          </w:p>
+        </w:tc>
+        <w:tc>
+          <w:tcPr>
+            <w:tcW w:w="2858" w:type="dxa"/>
+          </w:tcPr>
+          <w:p>
+            <w:pPr>
+              <w:pStyle w:val="PargrafodaLista"/>
+              <w:spacing w:after="120"/>
+              <w:ind w:left="0"/>
+              <w:rPr>
+                <w:rFonts w:ascii="Montserrat" w:hAnsi="Montserrat"/>
+                <w:sz w:val="20"/>
+                <w:szCs w:val="20"/>
+              </w:rPr>
+            </w:pPr>
+            <w:r>
+              <w:rPr>
+                <w:rFonts w:ascii="Montserrat" w:hAnsi="Montserrat"/>
+                <w:sz w:val="20"/>
+                <w:szCs w:val="20"/>
+              </w:rPr>
+              <w:t xml:space="preserve">Padronização </w:t>
+            </w:r>
+            <w:r>
+              <w:rPr>
+                <w:rFonts w:ascii="Montserrat" w:hAnsi="Montserrat"/>
+                <w:sz w:val="20"/>
+                <w:szCs w:val="20"/>
+              </w:rPr>
+              <w:t>PascalCase</w:t>
             </w:r>
           </w:p>
         </w:tc>
       </w:tr>
       <w:tr>
-        <w:trPr>
-          <w:tblCellSpacing w:w="15" w:type="dxa"/>
-        </w:trPr>
-        <w:tc>
-          <w:tcPr>
-            <w:tcW w:w="0" w:type="auto"/>
-            <w:vAlign w:val="center"/>
-            <w:hideMark/>
-          </w:tcPr>
-          <w:p>
-            <w:pPr>
-              <w:pStyle w:val="PargrafodaLista"/>
-              <w:spacing w:after="120"/>
-              <w:ind w:left="425"/>
-              <w:rPr>
-                <w:rFonts w:ascii="Montserrat" w:hAnsi="Montserrat"/>
-                <w:sz w:val="22"/>
-                <w:szCs w:val="22"/>
-              </w:rPr>
-            </w:pPr>
-            <w:r>
-              <w:rPr>
-                <w:rFonts w:ascii="Montserrat" w:hAnsi="Montserrat"/>
-                <w:sz w:val="22"/>
-                <w:szCs w:val="22"/>
-              </w:rPr>
-              <w:lastRenderedPageBreak/>
-              <w:t>zerado em UF Munic. Acidente</w:t>
-            </w:r>
-          </w:p>
-        </w:tc>
-        <w:tc>
-          <w:tcPr>
-            <w:tcW w:w="0" w:type="auto"/>
-            <w:vAlign w:val="center"/>
-            <w:hideMark/>
-          </w:tcPr>
-          <w:p>
-            <w:pPr>
-              <w:pStyle w:val="PargrafodaLista"/>
-              <w:spacing w:after="120"/>
-              <w:ind w:left="425"/>
-              <w:rPr>
-                <w:rFonts w:ascii="Montserrat" w:hAnsi="Montserrat"/>
-                <w:sz w:val="22"/>
-                <w:szCs w:val="22"/>
-              </w:rPr>
-            </w:pPr>
-            <w:r>
-              <w:rPr>
-                <w:rFonts w:ascii="Montserrat" w:hAnsi="Montserrat"/>
-                <w:sz w:val="22"/>
-                <w:szCs w:val="22"/>
-              </w:rPr>
-              <w:t>Mantido</w:t>
-            </w:r>
-          </w:p>
-        </w:tc>
-        <w:tc>
-          <w:tcPr>
-            <w:tcW w:w="0" w:type="auto"/>
-            <w:vAlign w:val="center"/>
-            <w:hideMark/>
-          </w:tcPr>
-          <w:p>
-            <w:pPr>
-              <w:pStyle w:val="PargrafodaLista"/>
-              <w:spacing w:after="120"/>
-              <w:ind w:left="425"/>
-              <w:rPr>
-                <w:rFonts w:ascii="Montserrat" w:hAnsi="Montserrat"/>
-                <w:sz w:val="22"/>
-                <w:szCs w:val="22"/>
-              </w:rPr>
-            </w:pPr>
-            <w:r>
-              <w:rPr>
-                <w:rFonts w:ascii="Montserrat" w:hAnsi="Montserrat"/>
-                <w:sz w:val="22"/>
-                <w:szCs w:val="22"/>
-              </w:rPr>
-              <w:t>Valor textual presente na fonte; sem regra de conversão definida</w:t>
+        <w:tc>
+          <w:tcPr>
+            <w:tcW w:w="3469" w:type="dxa"/>
+          </w:tcPr>
+          <w:p>
+            <w:pPr>
+              <w:pStyle w:val="PargrafodaLista"/>
+              <w:spacing w:after="120"/>
+              <w:ind w:left="0"/>
+              <w:rPr>
+                <w:rFonts w:ascii="Montserrat" w:hAnsi="Montserrat"/>
+                <w:sz w:val="20"/>
+                <w:szCs w:val="20"/>
+              </w:rPr>
+            </w:pPr>
+            <w:r>
+              <w:rPr>
+                <w:rFonts w:ascii="Montserrat" w:hAnsi="Montserrat"/>
+                <w:sz w:val="20"/>
+                <w:szCs w:val="20"/>
+              </w:rPr>
+              <w:t>CBO</w:t>
+            </w:r>
+          </w:p>
+        </w:tc>
+        <w:tc>
+          <w:tcPr>
+            <w:tcW w:w="3171" w:type="dxa"/>
+          </w:tcPr>
+          <w:p>
+            <w:pPr>
+              <w:pStyle w:val="PargrafodaLista"/>
+              <w:spacing w:after="120"/>
+              <w:ind w:left="0"/>
+              <w:rPr>
+                <w:rFonts w:ascii="Montserrat" w:hAnsi="Montserrat"/>
+                <w:sz w:val="20"/>
+                <w:szCs w:val="20"/>
+              </w:rPr>
+            </w:pPr>
+            <w:r>
+              <w:rPr>
+                <w:rFonts w:ascii="Montserrat" w:hAnsi="Montserrat"/>
+                <w:sz w:val="20"/>
+                <w:szCs w:val="20"/>
+              </w:rPr>
+              <w:t>CBOCodigo</w:t>
+            </w:r>
+          </w:p>
+        </w:tc>
+        <w:tc>
+          <w:tcPr>
+            <w:tcW w:w="2858" w:type="dxa"/>
+          </w:tcPr>
+          <w:p>
+            <w:pPr>
+              <w:pStyle w:val="PargrafodaLista"/>
+              <w:spacing w:after="120"/>
+              <w:ind w:left="0"/>
+              <w:rPr>
+                <w:rFonts w:ascii="Montserrat" w:hAnsi="Montserrat"/>
+                <w:sz w:val="20"/>
+                <w:szCs w:val="20"/>
+              </w:rPr>
+            </w:pPr>
+            <w:r>
+              <w:rPr>
+                <w:rFonts w:ascii="Montserrat" w:hAnsi="Montserrat"/>
+                <w:sz w:val="20"/>
+                <w:szCs w:val="20"/>
+              </w:rPr>
+              <w:t xml:space="preserve">Padronização </w:t>
+            </w:r>
+            <w:r>
+              <w:rPr>
+                <w:rFonts w:ascii="Montserrat" w:hAnsi="Montserrat"/>
+                <w:sz w:val="20"/>
+                <w:szCs w:val="20"/>
+              </w:rPr>
+              <w:t>PascalCase</w:t>
             </w:r>
           </w:p>
         </w:tc>
       </w:tr>
       <w:tr>
-        <w:trPr>
-          <w:tblCellSpacing w:w="15" w:type="dxa"/>
-        </w:trPr>
-        <w:tc>
-          <w:tcPr>
-            <w:tcW w:w="0" w:type="auto"/>
-            <w:vAlign w:val="center"/>
-            <w:hideMark/>
-          </w:tcPr>
-          <w:p>
-            <w:pPr>
-              <w:pStyle w:val="PargrafodaLista"/>
-              <w:spacing w:after="120"/>
-              <w:ind w:left="425"/>
-              <w:rPr>
-                <w:rFonts w:ascii="Montserrat" w:hAnsi="Montserrat"/>
-                <w:sz w:val="22"/>
-                <w:szCs w:val="22"/>
-              </w:rPr>
-            </w:pPr>
-            <w:r>
-              <w:rPr>
-                <w:rFonts w:ascii="Montserrat" w:hAnsi="Montserrat"/>
-                <w:sz w:val="22"/>
-                <w:szCs w:val="22"/>
-              </w:rPr>
-              <w:t>zerado em UF Munic. Empregador</w:t>
-            </w:r>
-          </w:p>
-        </w:tc>
-        <w:tc>
-          <w:tcPr>
-            <w:tcW w:w="0" w:type="auto"/>
-            <w:vAlign w:val="center"/>
-            <w:hideMark/>
-          </w:tcPr>
-          <w:p>
-            <w:pPr>
-              <w:pStyle w:val="PargrafodaLista"/>
-              <w:spacing w:after="120"/>
-              <w:ind w:left="425"/>
-              <w:rPr>
-                <w:rFonts w:ascii="Montserrat" w:hAnsi="Montserrat"/>
-                <w:sz w:val="22"/>
-                <w:szCs w:val="22"/>
-              </w:rPr>
-            </w:pPr>
-            <w:r>
-              <w:rPr>
-                <w:rFonts w:ascii="Montserrat" w:hAnsi="Montserrat"/>
-                <w:sz w:val="22"/>
-                <w:szCs w:val="22"/>
-              </w:rPr>
-              <w:t>Mantido</w:t>
-            </w:r>
-          </w:p>
-        </w:tc>
-        <w:tc>
-          <w:tcPr>
-            <w:tcW w:w="0" w:type="auto"/>
-            <w:vAlign w:val="center"/>
-            <w:hideMark/>
-          </w:tcPr>
-          <w:p>
-            <w:pPr>
-              <w:pStyle w:val="PargrafodaLista"/>
-              <w:spacing w:after="120"/>
-              <w:ind w:left="425"/>
-              <w:rPr>
-                <w:rFonts w:ascii="Montserrat" w:hAnsi="Montserrat"/>
-                <w:sz w:val="22"/>
-                <w:szCs w:val="22"/>
-              </w:rPr>
-            </w:pPr>
-            <w:r>
-              <w:rPr>
-                <w:rFonts w:ascii="Montserrat" w:hAnsi="Montserrat"/>
-                <w:sz w:val="22"/>
-                <w:szCs w:val="22"/>
-              </w:rPr>
-              <w:t>Valor textual presente na fonte; sem regra de conversão definida</w:t>
+        <w:tc>
+          <w:tcPr>
+            <w:tcW w:w="3469" w:type="dxa"/>
+          </w:tcPr>
+          <w:p>
+            <w:pPr>
+              <w:pStyle w:val="PargrafodaLista"/>
+              <w:spacing w:after="120"/>
+              <w:ind w:left="0"/>
+              <w:rPr>
+                <w:rFonts w:ascii="Montserrat" w:hAnsi="Montserrat"/>
+                <w:sz w:val="20"/>
+                <w:szCs w:val="20"/>
+              </w:rPr>
+            </w:pPr>
+            <w:r>
+              <w:rPr>
+                <w:rFonts w:ascii="Montserrat" w:hAnsi="Montserrat"/>
+                <w:sz w:val="20"/>
+                <w:szCs w:val="20"/>
+              </w:rPr>
+              <w:t>CBO_1</w:t>
+            </w:r>
+          </w:p>
+        </w:tc>
+        <w:tc>
+          <w:tcPr>
+            <w:tcW w:w="3171" w:type="dxa"/>
+          </w:tcPr>
+          <w:p>
+            <w:pPr>
+              <w:pStyle w:val="PargrafodaLista"/>
+              <w:spacing w:after="120"/>
+              <w:ind w:left="0"/>
+              <w:rPr>
+                <w:rFonts w:ascii="Montserrat" w:hAnsi="Montserrat"/>
+                <w:sz w:val="20"/>
+                <w:szCs w:val="20"/>
+              </w:rPr>
+            </w:pPr>
+            <w:r>
+              <w:rPr>
+                <w:rFonts w:ascii="Montserrat" w:hAnsi="Montserrat"/>
+                <w:sz w:val="20"/>
+                <w:szCs w:val="20"/>
+              </w:rPr>
+              <w:t>CBODescricao</w:t>
+            </w:r>
+          </w:p>
+        </w:tc>
+        <w:tc>
+          <w:tcPr>
+            <w:tcW w:w="2858" w:type="dxa"/>
+          </w:tcPr>
+          <w:p>
+            <w:pPr>
+              <w:pStyle w:val="PargrafodaLista"/>
+              <w:spacing w:after="120"/>
+              <w:ind w:left="0"/>
+              <w:rPr>
+                <w:rFonts w:ascii="Montserrat" w:hAnsi="Montserrat"/>
+                <w:sz w:val="20"/>
+                <w:szCs w:val="20"/>
+              </w:rPr>
+            </w:pPr>
+            <w:r>
+              <w:rPr>
+                <w:rFonts w:ascii="Montserrat" w:hAnsi="Montserrat"/>
+                <w:sz w:val="20"/>
+                <w:szCs w:val="20"/>
+              </w:rPr>
+              <w:t xml:space="preserve">Padronização </w:t>
+            </w:r>
+            <w:r>
+              <w:rPr>
+                <w:rFonts w:ascii="Montserrat" w:hAnsi="Montserrat"/>
+                <w:sz w:val="20"/>
+                <w:szCs w:val="20"/>
+              </w:rPr>
+              <w:t>PascalCase</w:t>
             </w:r>
           </w:p>
         </w:tc>
       </w:tr>
       <w:tr>
-        <w:trPr>
-          <w:tblCellSpacing w:w="15" w:type="dxa"/>
-        </w:trPr>
-        <w:tc>
-          <w:tcPr>
-            <w:tcW w:w="0" w:type="auto"/>
-            <w:vAlign w:val="center"/>
-            <w:hideMark/>
-          </w:tcPr>
-          <w:p>
-            <w:pPr>
-              <w:pStyle w:val="PargrafodaLista"/>
-              <w:spacing w:after="120"/>
-              <w:ind w:left="425"/>
-              <w:rPr>
-                <w:rFonts w:ascii="Montserrat" w:hAnsi="Montserrat"/>
-                <w:sz w:val="22"/>
-                <w:szCs w:val="22"/>
-              </w:rPr>
-            </w:pPr>
-            <w:r>
-              <w:rPr>
-                <w:rFonts w:ascii="Montserrat" w:hAnsi="Montserrat"/>
-                <w:sz w:val="22"/>
-                <w:szCs w:val="22"/>
-              </w:rPr>
-              <w:t>000000-Ignorado em Munic Empr</w:t>
-            </w:r>
-          </w:p>
-        </w:tc>
-        <w:tc>
-          <w:tcPr>
-            <w:tcW w:w="0" w:type="auto"/>
-            <w:vAlign w:val="center"/>
-            <w:hideMark/>
-          </w:tcPr>
-          <w:p>
-            <w:pPr>
-              <w:pStyle w:val="PargrafodaLista"/>
-              <w:spacing w:after="120"/>
-              <w:ind w:left="425"/>
-              <w:rPr>
-                <w:rFonts w:ascii="Montserrat" w:hAnsi="Montserrat"/>
-                <w:sz w:val="22"/>
-                <w:szCs w:val="22"/>
-              </w:rPr>
-            </w:pPr>
-            <w:r>
-              <w:rPr>
-                <w:rFonts w:ascii="Montserrat" w:hAnsi="Montserrat"/>
-                <w:sz w:val="22"/>
-                <w:szCs w:val="22"/>
-              </w:rPr>
-              <w:t>Mantido</w:t>
-            </w:r>
-          </w:p>
-        </w:tc>
-        <w:tc>
-          <w:tcPr>
-            <w:tcW w:w="0" w:type="auto"/>
-            <w:vAlign w:val="center"/>
-            <w:hideMark/>
-          </w:tcPr>
-          <w:p>
-            <w:pPr>
-              <w:pStyle w:val="PargrafodaLista"/>
-              <w:spacing w:after="120"/>
-              <w:ind w:left="425"/>
-              <w:rPr>
-                <w:rFonts w:ascii="Montserrat" w:hAnsi="Montserrat"/>
-                <w:sz w:val="22"/>
-                <w:szCs w:val="22"/>
-              </w:rPr>
-            </w:pPr>
-            <w:r>
-              <w:rPr>
-                <w:rFonts w:ascii="Montserrat" w:hAnsi="Montserrat"/>
-                <w:sz w:val="22"/>
-                <w:szCs w:val="22"/>
-              </w:rPr>
-              <w:t>Categoria/valor especial presente na fonte</w:t>
+        <w:tc>
+          <w:tcPr>
+            <w:tcW w:w="3469" w:type="dxa"/>
+          </w:tcPr>
+          <w:p>
+            <w:pPr>
+              <w:pStyle w:val="PargrafodaLista"/>
+              <w:spacing w:after="120"/>
+              <w:ind w:left="0"/>
+              <w:rPr>
+                <w:rFonts w:ascii="Montserrat" w:hAnsi="Montserrat"/>
+                <w:sz w:val="20"/>
+                <w:szCs w:val="20"/>
+              </w:rPr>
+            </w:pPr>
+            <w:r>
+              <w:rPr>
+                <w:rFonts w:ascii="Montserrat" w:hAnsi="Montserrat"/>
+                <w:sz w:val="20"/>
+                <w:szCs w:val="20"/>
+              </w:rPr>
+              <w:t>CID-10</w:t>
+            </w:r>
+          </w:p>
+        </w:tc>
+        <w:tc>
+          <w:tcPr>
+            <w:tcW w:w="3171" w:type="dxa"/>
+          </w:tcPr>
+          <w:p>
+            <w:pPr>
+              <w:pStyle w:val="PargrafodaLista"/>
+              <w:spacing w:after="120"/>
+              <w:ind w:left="0"/>
+              <w:rPr>
+                <w:rFonts w:ascii="Montserrat" w:hAnsi="Montserrat"/>
+                <w:sz w:val="20"/>
+                <w:szCs w:val="20"/>
+              </w:rPr>
+            </w:pPr>
+            <w:r>
+              <w:rPr>
+                <w:rFonts w:ascii="Montserrat" w:hAnsi="Montserrat"/>
+                <w:sz w:val="20"/>
+                <w:szCs w:val="20"/>
+              </w:rPr>
+              <w:t>CID10Codigo</w:t>
+            </w:r>
+          </w:p>
+        </w:tc>
+        <w:tc>
+          <w:tcPr>
+            <w:tcW w:w="2858" w:type="dxa"/>
+          </w:tcPr>
+          <w:p>
+            <w:pPr>
+              <w:pStyle w:val="PargrafodaLista"/>
+              <w:spacing w:after="120"/>
+              <w:ind w:left="0"/>
+              <w:rPr>
+                <w:rFonts w:ascii="Montserrat" w:hAnsi="Montserrat"/>
+                <w:sz w:val="20"/>
+                <w:szCs w:val="20"/>
+              </w:rPr>
+            </w:pPr>
+            <w:r>
+              <w:rPr>
+                <w:rFonts w:ascii="Montserrat" w:hAnsi="Montserrat"/>
+                <w:sz w:val="20"/>
+                <w:szCs w:val="20"/>
+              </w:rPr>
+              <w:t xml:space="preserve">Padronização </w:t>
+            </w:r>
+            <w:r>
+              <w:rPr>
+                <w:rFonts w:ascii="Montserrat" w:hAnsi="Montserrat"/>
+                <w:sz w:val="20"/>
+                <w:szCs w:val="20"/>
+              </w:rPr>
+              <w:t>PascalCase</w:t>
             </w:r>
           </w:p>
         </w:tc>
       </w:tr>
       <w:tr>
-        <w:trPr>
-          <w:tblCellSpacing w:w="15" w:type="dxa"/>
-        </w:trPr>
-        <w:tc>
-          <w:tcPr>
-            <w:tcW w:w="0" w:type="auto"/>
-            <w:vAlign w:val="center"/>
-            <w:hideMark/>
-          </w:tcPr>
-          <w:p>
-            <w:pPr>
-              <w:pStyle w:val="PargrafodaLista"/>
-              <w:spacing w:after="120"/>
-              <w:ind w:left="425"/>
-              <w:rPr>
-                <w:rFonts w:ascii="Montserrat" w:hAnsi="Montserrat"/>
-                <w:sz w:val="22"/>
-                <w:szCs w:val="22"/>
-              </w:rPr>
-            </w:pPr>
-            <w:r>
-              <w:rPr>
-                <w:rFonts w:ascii="Montserrat" w:hAnsi="Montserrat"/>
-                <w:sz w:val="22"/>
-                <w:szCs w:val="22"/>
-              </w:rPr>
-              <w:t>0000 em CNAE2.0 Empregador</w:t>
-            </w:r>
-          </w:p>
-        </w:tc>
-        <w:tc>
-          <w:tcPr>
-            <w:tcW w:w="0" w:type="auto"/>
-            <w:vAlign w:val="center"/>
-            <w:hideMark/>
-          </w:tcPr>
-          <w:p>
-            <w:pPr>
-              <w:pStyle w:val="PargrafodaLista"/>
-              <w:spacing w:after="120"/>
-              <w:ind w:left="425"/>
-              <w:rPr>
-                <w:rFonts w:ascii="Montserrat" w:hAnsi="Montserrat"/>
-                <w:sz w:val="22"/>
-                <w:szCs w:val="22"/>
-              </w:rPr>
-            </w:pPr>
-            <w:r>
-              <w:rPr>
-                <w:rFonts w:ascii="Montserrat" w:hAnsi="Montserrat"/>
-                <w:sz w:val="22"/>
-                <w:szCs w:val="22"/>
-              </w:rPr>
-              <w:t>Mantido</w:t>
-            </w:r>
-          </w:p>
-        </w:tc>
-        <w:tc>
-          <w:tcPr>
-            <w:tcW w:w="0" w:type="auto"/>
-            <w:vAlign w:val="center"/>
-            <w:hideMark/>
-          </w:tcPr>
-          <w:p>
-            <w:pPr>
-              <w:pStyle w:val="PargrafodaLista"/>
-              <w:spacing w:after="120"/>
-              <w:ind w:left="425"/>
-              <w:rPr>
-                <w:rFonts w:ascii="Montserrat" w:hAnsi="Montserrat"/>
-                <w:sz w:val="22"/>
-                <w:szCs w:val="22"/>
-              </w:rPr>
-            </w:pPr>
-            <w:r>
-              <w:rPr>
-                <w:rFonts w:ascii="Montserrat" w:hAnsi="Montserrat"/>
-                <w:sz w:val="22"/>
-                <w:szCs w:val="22"/>
-              </w:rPr>
-              <w:t>Código especial presente na fonte; tratamento específico ainda não definido</w:t>
+        <w:tc>
+          <w:tcPr>
+            <w:tcW w:w="3469" w:type="dxa"/>
+          </w:tcPr>
+          <w:p>
+            <w:pPr>
+              <w:pStyle w:val="PargrafodaLista"/>
+              <w:spacing w:after="120"/>
+              <w:ind w:left="0"/>
+              <w:rPr>
+                <w:rFonts w:ascii="Montserrat" w:hAnsi="Montserrat"/>
+                <w:sz w:val="20"/>
+                <w:szCs w:val="20"/>
+              </w:rPr>
+            </w:pPr>
+            <w:r>
+              <w:rPr>
+                <w:rFonts w:ascii="Montserrat" w:hAnsi="Montserrat"/>
+                <w:sz w:val="20"/>
+                <w:szCs w:val="20"/>
+              </w:rPr>
+              <w:t>CID-10_2</w:t>
+            </w:r>
+          </w:p>
+        </w:tc>
+        <w:tc>
+          <w:tcPr>
+            <w:tcW w:w="3171" w:type="dxa"/>
+          </w:tcPr>
+          <w:p>
+            <w:pPr>
+              <w:pStyle w:val="PargrafodaLista"/>
+              <w:spacing w:after="120"/>
+              <w:ind w:left="0"/>
+              <w:rPr>
+                <w:rFonts w:ascii="Montserrat" w:hAnsi="Montserrat"/>
+                <w:sz w:val="20"/>
+                <w:szCs w:val="20"/>
+              </w:rPr>
+            </w:pPr>
+            <w:r>
+              <w:rPr>
+                <w:rFonts w:ascii="Montserrat" w:hAnsi="Montserrat"/>
+                <w:sz w:val="20"/>
+                <w:szCs w:val="20"/>
+              </w:rPr>
+              <w:t>CID10Descricao</w:t>
+            </w:r>
+          </w:p>
+        </w:tc>
+        <w:tc>
+          <w:tcPr>
+            <w:tcW w:w="2858" w:type="dxa"/>
+          </w:tcPr>
+          <w:p>
+            <w:pPr>
+              <w:pStyle w:val="PargrafodaLista"/>
+              <w:spacing w:after="120"/>
+              <w:ind w:left="0"/>
+              <w:rPr>
+                <w:rFonts w:ascii="Montserrat" w:hAnsi="Montserrat"/>
+                <w:sz w:val="20"/>
+                <w:szCs w:val="20"/>
+              </w:rPr>
+            </w:pPr>
+            <w:r>
+              <w:rPr>
+                <w:rFonts w:ascii="Montserrat" w:hAnsi="Montserrat"/>
+                <w:sz w:val="20"/>
+                <w:szCs w:val="20"/>
+              </w:rPr>
+              <w:t xml:space="preserve">Padronização </w:t>
+            </w:r>
+            <w:r>
+              <w:rPr>
+                <w:rFonts w:ascii="Montserrat" w:hAnsi="Montserrat"/>
+                <w:sz w:val="20"/>
+                <w:szCs w:val="20"/>
+              </w:rPr>
+              <w:t>PascalCase</w:t>
+            </w:r>
+          </w:p>
+        </w:tc>
+      </w:tr>
+      <w:tr>
+        <w:tc>
+          <w:tcPr>
+            <w:tcW w:w="3469" w:type="dxa"/>
+          </w:tcPr>
+          <w:p>
+            <w:pPr>
+              <w:pStyle w:val="PargrafodaLista"/>
+              <w:spacing w:after="120"/>
+              <w:ind w:left="0"/>
+              <w:rPr>
+                <w:rFonts w:ascii="Montserrat" w:hAnsi="Montserrat"/>
+                <w:sz w:val="20"/>
+                <w:szCs w:val="20"/>
+              </w:rPr>
+            </w:pPr>
+            <w:r>
+              <w:rPr>
+                <w:rFonts w:ascii="Montserrat" w:hAnsi="Montserrat"/>
+                <w:sz w:val="20"/>
+                <w:szCs w:val="20"/>
+              </w:rPr>
+              <w:t>CNAE2.0 Empregador</w:t>
+            </w:r>
+          </w:p>
+        </w:tc>
+        <w:tc>
+          <w:tcPr>
+            <w:tcW w:w="3171" w:type="dxa"/>
+          </w:tcPr>
+          <w:p>
+            <w:pPr>
+              <w:pStyle w:val="PargrafodaLista"/>
+              <w:spacing w:after="120"/>
+              <w:ind w:left="0"/>
+              <w:rPr>
+                <w:rFonts w:ascii="Montserrat" w:hAnsi="Montserrat"/>
+                <w:sz w:val="20"/>
+                <w:szCs w:val="20"/>
+              </w:rPr>
+            </w:pPr>
+            <w:r>
+              <w:rPr>
+                <w:rFonts w:ascii="Montserrat" w:hAnsi="Montserrat"/>
+                <w:sz w:val="20"/>
+                <w:szCs w:val="20"/>
+              </w:rPr>
+              <w:t>CNAEEmpregadorCodigo</w:t>
+            </w:r>
+          </w:p>
+        </w:tc>
+        <w:tc>
+          <w:tcPr>
+            <w:tcW w:w="2858" w:type="dxa"/>
+          </w:tcPr>
+          <w:p>
+            <w:pPr>
+              <w:pStyle w:val="PargrafodaLista"/>
+              <w:spacing w:after="120"/>
+              <w:ind w:left="0"/>
+              <w:rPr>
+                <w:rFonts w:ascii="Montserrat" w:hAnsi="Montserrat"/>
+                <w:sz w:val="20"/>
+                <w:szCs w:val="20"/>
+              </w:rPr>
+            </w:pPr>
+            <w:r>
+              <w:rPr>
+                <w:rFonts w:ascii="Montserrat" w:hAnsi="Montserrat"/>
+                <w:sz w:val="20"/>
+                <w:szCs w:val="20"/>
+              </w:rPr>
+              <w:t xml:space="preserve">Padronização </w:t>
+            </w:r>
+            <w:r>
+              <w:rPr>
+                <w:rFonts w:ascii="Montserrat" w:hAnsi="Montserrat"/>
+                <w:sz w:val="20"/>
+                <w:szCs w:val="20"/>
+              </w:rPr>
+              <w:t>PascalCase</w:t>
+            </w:r>
+          </w:p>
+        </w:tc>
+      </w:tr>
+      <w:tr>
+        <w:tc>
+          <w:tcPr>
+            <w:tcW w:w="3469" w:type="dxa"/>
+          </w:tcPr>
+          <w:p>
+            <w:pPr>
+              <w:pStyle w:val="PargrafodaLista"/>
+              <w:spacing w:after="120"/>
+              <w:ind w:left="0"/>
+              <w:rPr>
+                <w:rFonts w:ascii="Montserrat" w:hAnsi="Montserrat"/>
+                <w:sz w:val="20"/>
+                <w:szCs w:val="20"/>
+              </w:rPr>
+            </w:pPr>
+            <w:r>
+              <w:rPr>
+                <w:rFonts w:ascii="Montserrat" w:hAnsi="Montserrat"/>
+                <w:sz w:val="20"/>
+                <w:szCs w:val="20"/>
+              </w:rPr>
+              <w:t>CNAE2.0 Empregador_3</w:t>
+            </w:r>
+          </w:p>
+        </w:tc>
+        <w:tc>
+          <w:tcPr>
+            <w:tcW w:w="3171" w:type="dxa"/>
+          </w:tcPr>
+          <w:p>
+            <w:pPr>
+              <w:pStyle w:val="PargrafodaLista"/>
+              <w:spacing w:after="120"/>
+              <w:ind w:left="0"/>
+              <w:rPr>
+                <w:rFonts w:ascii="Montserrat" w:hAnsi="Montserrat"/>
+                <w:sz w:val="20"/>
+                <w:szCs w:val="20"/>
+              </w:rPr>
+            </w:pPr>
+            <w:r>
+              <w:rPr>
+                <w:rFonts w:ascii="Montserrat" w:hAnsi="Montserrat"/>
+                <w:sz w:val="20"/>
+                <w:szCs w:val="20"/>
+              </w:rPr>
+              <w:t>CNAE2EmpregadorDescricao</w:t>
+            </w:r>
+          </w:p>
+        </w:tc>
+        <w:tc>
+          <w:tcPr>
+            <w:tcW w:w="2858" w:type="dxa"/>
+          </w:tcPr>
+          <w:p>
+            <w:pPr>
+              <w:pStyle w:val="PargrafodaLista"/>
+              <w:spacing w:after="120"/>
+              <w:ind w:left="0"/>
+              <w:rPr>
+                <w:rFonts w:ascii="Montserrat" w:hAnsi="Montserrat"/>
+                <w:sz w:val="20"/>
+                <w:szCs w:val="20"/>
+              </w:rPr>
+            </w:pPr>
+            <w:r>
+              <w:rPr>
+                <w:rFonts w:ascii="Montserrat" w:hAnsi="Montserrat"/>
+                <w:sz w:val="20"/>
+                <w:szCs w:val="20"/>
+              </w:rPr>
+              <w:t xml:space="preserve">Padronização </w:t>
+            </w:r>
+            <w:r>
+              <w:rPr>
+                <w:rFonts w:ascii="Montserrat" w:hAnsi="Montserrat"/>
+                <w:sz w:val="20"/>
+                <w:szCs w:val="20"/>
+              </w:rPr>
+              <w:t>PascalCase</w:t>
+            </w:r>
+          </w:p>
+        </w:tc>
+      </w:tr>
+      <w:tr>
+        <w:tc>
+          <w:tcPr>
+            <w:tcW w:w="3469" w:type="dxa"/>
+          </w:tcPr>
+          <w:p>
+            <w:pPr>
+              <w:pStyle w:val="PargrafodaLista"/>
+              <w:spacing w:after="120"/>
+              <w:ind w:left="0"/>
+              <w:rPr>
+                <w:rFonts w:ascii="Montserrat" w:hAnsi="Montserrat"/>
+                <w:sz w:val="20"/>
+                <w:szCs w:val="20"/>
+              </w:rPr>
+            </w:pPr>
+            <w:r>
+              <w:rPr>
+                <w:rFonts w:ascii="Montserrat" w:hAnsi="Montserrat"/>
+                <w:sz w:val="20"/>
+                <w:szCs w:val="20"/>
+              </w:rPr>
+              <w:t>Emitente CAT</w:t>
+            </w:r>
+          </w:p>
+        </w:tc>
+        <w:tc>
+          <w:tcPr>
+            <w:tcW w:w="3171" w:type="dxa"/>
+          </w:tcPr>
+          <w:p>
+            <w:pPr>
+              <w:pStyle w:val="PargrafodaLista"/>
+              <w:spacing w:after="120"/>
+              <w:ind w:left="0"/>
+              <w:rPr>
+                <w:rFonts w:ascii="Montserrat" w:hAnsi="Montserrat"/>
+                <w:sz w:val="20"/>
+                <w:szCs w:val="20"/>
+              </w:rPr>
+            </w:pPr>
+            <w:r>
+              <w:rPr>
+                <w:rFonts w:ascii="Montserrat" w:hAnsi="Montserrat"/>
+                <w:sz w:val="20"/>
+                <w:szCs w:val="20"/>
+              </w:rPr>
+              <w:t>EmitenteCAT</w:t>
+            </w:r>
+          </w:p>
+        </w:tc>
+        <w:tc>
+          <w:tcPr>
+            <w:tcW w:w="2858" w:type="dxa"/>
+          </w:tcPr>
+          <w:p>
+            <w:pPr>
+              <w:pStyle w:val="PargrafodaLista"/>
+              <w:spacing w:after="120"/>
+              <w:ind w:left="0"/>
+              <w:rPr>
+                <w:rFonts w:ascii="Montserrat" w:hAnsi="Montserrat"/>
+                <w:sz w:val="20"/>
+                <w:szCs w:val="20"/>
+              </w:rPr>
+            </w:pPr>
+            <w:r>
+              <w:rPr>
+                <w:rFonts w:ascii="Montserrat" w:hAnsi="Montserrat"/>
+                <w:sz w:val="20"/>
+                <w:szCs w:val="20"/>
+              </w:rPr>
+              <w:t xml:space="preserve">Padronização </w:t>
+            </w:r>
+            <w:r>
+              <w:rPr>
+                <w:rFonts w:ascii="Montserrat" w:hAnsi="Montserrat"/>
+                <w:sz w:val="20"/>
+                <w:szCs w:val="20"/>
+              </w:rPr>
+              <w:t>PascalCase</w:t>
+            </w:r>
+          </w:p>
+        </w:tc>
+      </w:tr>
+      <w:tr>
+        <w:tc>
+          <w:tcPr>
+            <w:tcW w:w="3469" w:type="dxa"/>
+          </w:tcPr>
+          <w:p>
+            <w:pPr>
+              <w:pStyle w:val="PargrafodaLista"/>
+              <w:spacing w:after="120"/>
+              <w:ind w:left="0"/>
+              <w:rPr>
+                <w:rFonts w:ascii="Montserrat" w:hAnsi="Montserrat"/>
+                <w:sz w:val="20"/>
+                <w:szCs w:val="20"/>
+              </w:rPr>
+            </w:pPr>
+            <w:r>
+              <w:rPr>
+                <w:rFonts w:ascii="Montserrat" w:hAnsi="Montserrat"/>
+                <w:sz w:val="20"/>
+                <w:szCs w:val="20"/>
+              </w:rPr>
+              <w:t>Espécie do benefício</w:t>
+            </w:r>
+          </w:p>
+        </w:tc>
+        <w:tc>
+          <w:tcPr>
+            <w:tcW w:w="3171" w:type="dxa"/>
+          </w:tcPr>
+          <w:p>
+            <w:pPr>
+              <w:pStyle w:val="PargrafodaLista"/>
+              <w:spacing w:after="120"/>
+              <w:ind w:left="0"/>
+              <w:rPr>
+                <w:rFonts w:ascii="Montserrat" w:hAnsi="Montserrat"/>
+                <w:sz w:val="20"/>
+                <w:szCs w:val="20"/>
+              </w:rPr>
+            </w:pPr>
+            <w:r>
+              <w:rPr>
+                <w:rFonts w:ascii="Montserrat" w:hAnsi="Montserrat"/>
+                <w:sz w:val="20"/>
+                <w:szCs w:val="20"/>
+              </w:rPr>
+              <w:t>EspecieBeneficio</w:t>
+            </w:r>
+          </w:p>
+        </w:tc>
+        <w:tc>
+          <w:tcPr>
+            <w:tcW w:w="2858" w:type="dxa"/>
+          </w:tcPr>
+          <w:p>
+            <w:pPr>
+              <w:pStyle w:val="PargrafodaLista"/>
+              <w:spacing w:after="120"/>
+              <w:ind w:left="0"/>
+              <w:rPr>
+                <w:rFonts w:ascii="Montserrat" w:hAnsi="Montserrat"/>
+                <w:sz w:val="20"/>
+                <w:szCs w:val="20"/>
+              </w:rPr>
+            </w:pPr>
+            <w:r>
+              <w:rPr>
+                <w:rFonts w:ascii="Montserrat" w:hAnsi="Montserrat"/>
+                <w:sz w:val="20"/>
+                <w:szCs w:val="20"/>
+              </w:rPr>
+              <w:t xml:space="preserve">Padronização </w:t>
+            </w:r>
+            <w:r>
+              <w:rPr>
+                <w:rFonts w:ascii="Montserrat" w:hAnsi="Montserrat"/>
+                <w:sz w:val="20"/>
+                <w:szCs w:val="20"/>
+              </w:rPr>
+              <w:t>PascalCase</w:t>
+            </w:r>
+          </w:p>
+        </w:tc>
+      </w:tr>
+      <w:tr>
+        <w:tc>
+          <w:tcPr>
+            <w:tcW w:w="3469" w:type="dxa"/>
+          </w:tcPr>
+          <w:p>
+            <w:pPr>
+              <w:pStyle w:val="PargrafodaLista"/>
+              <w:spacing w:after="120"/>
+              <w:ind w:left="0"/>
+              <w:rPr>
+                <w:rFonts w:ascii="Montserrat" w:hAnsi="Montserrat"/>
+                <w:sz w:val="20"/>
+                <w:szCs w:val="20"/>
+              </w:rPr>
+            </w:pPr>
+            <w:r>
+              <w:rPr>
+                <w:rFonts w:ascii="Montserrat" w:hAnsi="Montserrat"/>
+                <w:sz w:val="20"/>
+                <w:szCs w:val="20"/>
+              </w:rPr>
+              <w:t>Filiação Segurado</w:t>
+            </w:r>
+          </w:p>
+        </w:tc>
+        <w:tc>
+          <w:tcPr>
+            <w:tcW w:w="3171" w:type="dxa"/>
+          </w:tcPr>
+          <w:p>
+            <w:pPr>
+              <w:pStyle w:val="PargrafodaLista"/>
+              <w:spacing w:after="120"/>
+              <w:ind w:left="0"/>
+              <w:rPr>
+                <w:rFonts w:ascii="Montserrat" w:hAnsi="Montserrat"/>
+                <w:sz w:val="20"/>
+                <w:szCs w:val="20"/>
+              </w:rPr>
+            </w:pPr>
+            <w:r>
+              <w:rPr>
+                <w:rFonts w:ascii="Montserrat" w:hAnsi="Montserrat"/>
+                <w:sz w:val="20"/>
+                <w:szCs w:val="20"/>
+              </w:rPr>
+              <w:t>Filia</w:t>
+            </w:r>
+            <w:r>
+              <w:rPr>
+                <w:rFonts w:ascii="Montserrat" w:hAnsi="Montserrat"/>
+                <w:sz w:val="20"/>
+                <w:szCs w:val="20"/>
+              </w:rPr>
+              <w:t>c</w:t>
+            </w:r>
+            <w:r>
+              <w:rPr>
+                <w:rFonts w:ascii="Montserrat" w:hAnsi="Montserrat"/>
+                <w:sz w:val="20"/>
+                <w:szCs w:val="20"/>
+              </w:rPr>
+              <w:t>aoSegurado</w:t>
+            </w:r>
+          </w:p>
+        </w:tc>
+        <w:tc>
+          <w:tcPr>
+            <w:tcW w:w="2858" w:type="dxa"/>
+          </w:tcPr>
+          <w:p>
+            <w:pPr>
+              <w:pStyle w:val="PargrafodaLista"/>
+              <w:spacing w:after="120"/>
+              <w:ind w:left="0"/>
+              <w:rPr>
+                <w:rFonts w:ascii="Montserrat" w:hAnsi="Montserrat"/>
+                <w:sz w:val="20"/>
+                <w:szCs w:val="20"/>
+              </w:rPr>
+            </w:pPr>
+            <w:r>
+              <w:rPr>
+                <w:rFonts w:ascii="Montserrat" w:hAnsi="Montserrat"/>
+                <w:sz w:val="20"/>
+                <w:szCs w:val="20"/>
+              </w:rPr>
+              <w:t xml:space="preserve">Padronização </w:t>
+            </w:r>
+            <w:r>
+              <w:rPr>
+                <w:rFonts w:ascii="Montserrat" w:hAnsi="Montserrat"/>
+                <w:sz w:val="20"/>
+                <w:szCs w:val="20"/>
+              </w:rPr>
+              <w:t>PascalCase</w:t>
+            </w:r>
+          </w:p>
+        </w:tc>
+      </w:tr>
+      <w:tr>
+        <w:tc>
+          <w:tcPr>
+            <w:tcW w:w="3469" w:type="dxa"/>
+          </w:tcPr>
+          <w:p>
+            <w:pPr>
+              <w:pStyle w:val="PargrafodaLista"/>
+              <w:spacing w:after="120"/>
+              <w:ind w:left="0"/>
+              <w:rPr>
+                <w:rFonts w:ascii="Montserrat" w:hAnsi="Montserrat"/>
+                <w:sz w:val="20"/>
+                <w:szCs w:val="20"/>
+              </w:rPr>
+            </w:pPr>
+            <w:r>
+              <w:rPr>
+                <w:rFonts w:ascii="Montserrat" w:hAnsi="Montserrat"/>
+                <w:sz w:val="20"/>
+                <w:szCs w:val="20"/>
+              </w:rPr>
+              <w:t>Indica Óbito Acidente</w:t>
+            </w:r>
+          </w:p>
+        </w:tc>
+        <w:tc>
+          <w:tcPr>
+            <w:tcW w:w="3171" w:type="dxa"/>
+          </w:tcPr>
+          <w:p>
+            <w:pPr>
+              <w:pStyle w:val="PargrafodaLista"/>
+              <w:spacing w:after="120"/>
+              <w:ind w:left="0"/>
+              <w:rPr>
+                <w:rFonts w:ascii="Montserrat" w:hAnsi="Montserrat"/>
+                <w:sz w:val="20"/>
+                <w:szCs w:val="20"/>
+              </w:rPr>
+            </w:pPr>
+            <w:r>
+              <w:rPr>
+                <w:rFonts w:ascii="Montserrat" w:hAnsi="Montserrat"/>
+                <w:sz w:val="20"/>
+                <w:szCs w:val="20"/>
+              </w:rPr>
+              <w:t>IndicaObitoAcidente</w:t>
+            </w:r>
+          </w:p>
+        </w:tc>
+        <w:tc>
+          <w:tcPr>
+            <w:tcW w:w="2858" w:type="dxa"/>
+          </w:tcPr>
+          <w:p>
+            <w:pPr>
+              <w:pStyle w:val="PargrafodaLista"/>
+              <w:spacing w:after="120"/>
+              <w:ind w:left="0"/>
+              <w:rPr>
+                <w:rFonts w:ascii="Montserrat" w:hAnsi="Montserrat"/>
+                <w:sz w:val="20"/>
+                <w:szCs w:val="20"/>
+              </w:rPr>
+            </w:pPr>
+            <w:r>
+              <w:rPr>
+                <w:rFonts w:ascii="Montserrat" w:hAnsi="Montserrat"/>
+                <w:sz w:val="20"/>
+                <w:szCs w:val="20"/>
+              </w:rPr>
+              <w:t xml:space="preserve">Padronização </w:t>
+            </w:r>
+            <w:r>
+              <w:rPr>
+                <w:rFonts w:ascii="Montserrat" w:hAnsi="Montserrat"/>
+                <w:sz w:val="20"/>
+                <w:szCs w:val="20"/>
+              </w:rPr>
+              <w:t>PascalCase</w:t>
+            </w:r>
+          </w:p>
+        </w:tc>
+      </w:tr>
+      <w:tr>
+        <w:tc>
+          <w:tcPr>
+            <w:tcW w:w="3469" w:type="dxa"/>
+          </w:tcPr>
+          <w:p>
+            <w:pPr>
+              <w:pStyle w:val="PargrafodaLista"/>
+              <w:spacing w:after="120"/>
+              <w:ind w:left="0"/>
+              <w:rPr>
+                <w:rFonts w:ascii="Montserrat" w:hAnsi="Montserrat"/>
+                <w:sz w:val="20"/>
+                <w:szCs w:val="20"/>
+              </w:rPr>
+            </w:pPr>
+            <w:r>
+              <w:rPr>
+                <w:rFonts w:ascii="Montserrat" w:hAnsi="Montserrat"/>
+                <w:sz w:val="20"/>
+                <w:szCs w:val="20"/>
+              </w:rPr>
+              <w:t>Munic Empr</w:t>
+            </w:r>
+          </w:p>
+        </w:tc>
+        <w:tc>
+          <w:tcPr>
+            <w:tcW w:w="3171" w:type="dxa"/>
+          </w:tcPr>
+          <w:p>
+            <w:pPr>
+              <w:pStyle w:val="PargrafodaLista"/>
+              <w:spacing w:after="120"/>
+              <w:ind w:left="0"/>
+              <w:rPr>
+                <w:rFonts w:ascii="Montserrat" w:hAnsi="Montserrat"/>
+                <w:sz w:val="20"/>
+                <w:szCs w:val="20"/>
+              </w:rPr>
+            </w:pPr>
+            <w:r>
+              <w:rPr>
+                <w:rFonts w:ascii="Montserrat" w:hAnsi="Montserrat"/>
+                <w:sz w:val="20"/>
+                <w:szCs w:val="20"/>
+              </w:rPr>
+              <w:t>MunicipioEmpregador</w:t>
+            </w:r>
+          </w:p>
+        </w:tc>
+        <w:tc>
+          <w:tcPr>
+            <w:tcW w:w="2858" w:type="dxa"/>
+          </w:tcPr>
+          <w:p>
+            <w:pPr>
+              <w:pStyle w:val="PargrafodaLista"/>
+              <w:spacing w:after="120"/>
+              <w:ind w:left="0"/>
+              <w:rPr>
+                <w:rFonts w:ascii="Montserrat" w:hAnsi="Montserrat"/>
+                <w:sz w:val="20"/>
+                <w:szCs w:val="20"/>
+              </w:rPr>
+            </w:pPr>
+            <w:r>
+              <w:rPr>
+                <w:rFonts w:ascii="Montserrat" w:hAnsi="Montserrat"/>
+                <w:sz w:val="20"/>
+                <w:szCs w:val="20"/>
+              </w:rPr>
+              <w:t xml:space="preserve">Padronização </w:t>
+            </w:r>
+            <w:r>
+              <w:rPr>
+                <w:rFonts w:ascii="Montserrat" w:hAnsi="Montserrat"/>
+                <w:sz w:val="20"/>
+                <w:szCs w:val="20"/>
+              </w:rPr>
+              <w:t>PascalCase</w:t>
+            </w:r>
+          </w:p>
+        </w:tc>
+      </w:tr>
+      <w:tr>
+        <w:tc>
+          <w:tcPr>
+            <w:tcW w:w="3469" w:type="dxa"/>
+          </w:tcPr>
+          <w:p>
+            <w:pPr>
+              <w:pStyle w:val="PargrafodaLista"/>
+              <w:spacing w:after="120"/>
+              <w:ind w:left="0"/>
+              <w:rPr>
+                <w:rFonts w:ascii="Montserrat" w:hAnsi="Montserrat"/>
+                <w:sz w:val="20"/>
+                <w:szCs w:val="20"/>
+              </w:rPr>
+            </w:pPr>
+            <w:r>
+              <w:rPr>
+                <w:rFonts w:ascii="Montserrat" w:hAnsi="Montserrat"/>
+                <w:sz w:val="20"/>
+                <w:szCs w:val="20"/>
+              </w:rPr>
+              <w:t>Natureza da Lesão</w:t>
+            </w:r>
+          </w:p>
+        </w:tc>
+        <w:tc>
+          <w:tcPr>
+            <w:tcW w:w="3171" w:type="dxa"/>
+          </w:tcPr>
+          <w:p>
+            <w:pPr>
+              <w:pStyle w:val="PargrafodaLista"/>
+              <w:spacing w:after="120"/>
+              <w:ind w:left="0"/>
+              <w:rPr>
+                <w:rFonts w:ascii="Montserrat" w:hAnsi="Montserrat"/>
+                <w:sz w:val="20"/>
+                <w:szCs w:val="20"/>
+              </w:rPr>
+            </w:pPr>
+            <w:r>
+              <w:rPr>
+                <w:rFonts w:ascii="Montserrat" w:hAnsi="Montserrat"/>
+                <w:sz w:val="20"/>
+                <w:szCs w:val="20"/>
+              </w:rPr>
+              <w:t>NaturezaLesao</w:t>
+            </w:r>
+          </w:p>
+        </w:tc>
+        <w:tc>
+          <w:tcPr>
+            <w:tcW w:w="2858" w:type="dxa"/>
+          </w:tcPr>
+          <w:p>
+            <w:pPr>
+              <w:pStyle w:val="PargrafodaLista"/>
+              <w:spacing w:after="120"/>
+              <w:ind w:left="0"/>
+              <w:rPr>
+                <w:rFonts w:ascii="Montserrat" w:hAnsi="Montserrat"/>
+                <w:sz w:val="20"/>
+                <w:szCs w:val="20"/>
+              </w:rPr>
+            </w:pPr>
+            <w:r>
+              <w:rPr>
+                <w:rFonts w:ascii="Montserrat" w:hAnsi="Montserrat"/>
+                <w:sz w:val="20"/>
+                <w:szCs w:val="20"/>
+              </w:rPr>
+              <w:t xml:space="preserve">Padronização </w:t>
+            </w:r>
+            <w:r>
+              <w:rPr>
+                <w:rFonts w:ascii="Montserrat" w:hAnsi="Montserrat"/>
+                <w:sz w:val="20"/>
+                <w:szCs w:val="20"/>
+              </w:rPr>
+              <w:t>PascalCase</w:t>
+            </w:r>
+          </w:p>
+        </w:tc>
+      </w:tr>
+      <w:tr>
+        <w:tc>
+          <w:tcPr>
+            <w:tcW w:w="3469" w:type="dxa"/>
+          </w:tcPr>
+          <w:p>
+            <w:pPr>
+              <w:pStyle w:val="PargrafodaLista"/>
+              <w:spacing w:after="120"/>
+              <w:ind w:left="0"/>
+              <w:rPr>
+                <w:rFonts w:ascii="Montserrat" w:hAnsi="Montserrat"/>
+                <w:sz w:val="20"/>
+                <w:szCs w:val="20"/>
+              </w:rPr>
+            </w:pPr>
+            <w:r>
+              <w:rPr>
+                <w:rFonts w:ascii="Montserrat" w:hAnsi="Montserrat"/>
+                <w:sz w:val="20"/>
+                <w:szCs w:val="20"/>
+              </w:rPr>
+              <w:t>Origem de Cadastramento CAT</w:t>
+            </w:r>
+          </w:p>
+        </w:tc>
+        <w:tc>
+          <w:tcPr>
+            <w:tcW w:w="3171" w:type="dxa"/>
+          </w:tcPr>
+          <w:p>
+            <w:pPr>
+              <w:pStyle w:val="PargrafodaLista"/>
+              <w:spacing w:after="120"/>
+              <w:ind w:left="0"/>
+              <w:rPr>
+                <w:rFonts w:ascii="Montserrat" w:hAnsi="Montserrat"/>
+                <w:sz w:val="20"/>
+                <w:szCs w:val="20"/>
+              </w:rPr>
+            </w:pPr>
+            <w:r>
+              <w:rPr>
+                <w:rFonts w:ascii="Montserrat" w:hAnsi="Montserrat"/>
+                <w:sz w:val="20"/>
+                <w:szCs w:val="20"/>
+              </w:rPr>
+              <w:t>OrigemCadastramentoCAT</w:t>
+            </w:r>
+          </w:p>
+        </w:tc>
+        <w:tc>
+          <w:tcPr>
+            <w:tcW w:w="2858" w:type="dxa"/>
+          </w:tcPr>
+          <w:p>
+            <w:pPr>
+              <w:pStyle w:val="PargrafodaLista"/>
+              <w:spacing w:after="120"/>
+              <w:ind w:left="0"/>
+              <w:rPr>
+                <w:rFonts w:ascii="Montserrat" w:hAnsi="Montserrat"/>
+                <w:sz w:val="20"/>
+                <w:szCs w:val="20"/>
+              </w:rPr>
+            </w:pPr>
+            <w:r>
+              <w:rPr>
+                <w:rFonts w:ascii="Montserrat" w:hAnsi="Montserrat"/>
+                <w:sz w:val="20"/>
+                <w:szCs w:val="20"/>
+              </w:rPr>
+              <w:t xml:space="preserve">Padronização </w:t>
+            </w:r>
+            <w:r>
+              <w:rPr>
+                <w:rFonts w:ascii="Montserrat" w:hAnsi="Montserrat"/>
+                <w:sz w:val="20"/>
+                <w:szCs w:val="20"/>
+              </w:rPr>
+              <w:t>PascalCase</w:t>
+            </w:r>
+          </w:p>
+        </w:tc>
+      </w:tr>
+      <w:tr>
+        <w:tc>
+          <w:tcPr>
+            <w:tcW w:w="3469" w:type="dxa"/>
+          </w:tcPr>
+          <w:p>
+            <w:pPr>
+              <w:pStyle w:val="PargrafodaLista"/>
+              <w:spacing w:after="120"/>
+              <w:ind w:left="0"/>
+              <w:rPr>
+                <w:rFonts w:ascii="Montserrat" w:hAnsi="Montserrat"/>
+                <w:sz w:val="20"/>
+                <w:szCs w:val="20"/>
+              </w:rPr>
+            </w:pPr>
+            <w:r>
+              <w:rPr>
+                <w:rFonts w:ascii="Montserrat" w:hAnsi="Montserrat"/>
+                <w:sz w:val="20"/>
+                <w:szCs w:val="20"/>
+              </w:rPr>
+              <w:t>Parte Corpo Atingida</w:t>
+            </w:r>
+          </w:p>
+        </w:tc>
+        <w:tc>
+          <w:tcPr>
+            <w:tcW w:w="3171" w:type="dxa"/>
+          </w:tcPr>
+          <w:p>
+            <w:pPr>
+              <w:pStyle w:val="PargrafodaLista"/>
+              <w:spacing w:after="120"/>
+              <w:ind w:left="0"/>
+              <w:rPr>
+                <w:rFonts w:ascii="Montserrat" w:hAnsi="Montserrat"/>
+                <w:sz w:val="20"/>
+                <w:szCs w:val="20"/>
+              </w:rPr>
+            </w:pPr>
+            <w:r>
+              <w:rPr>
+                <w:rFonts w:ascii="Montserrat" w:hAnsi="Montserrat"/>
+                <w:sz w:val="20"/>
+                <w:szCs w:val="20"/>
+              </w:rPr>
+              <w:t>ParteCorpoAtingida</w:t>
+            </w:r>
+          </w:p>
+        </w:tc>
+        <w:tc>
+          <w:tcPr>
+            <w:tcW w:w="2858" w:type="dxa"/>
+          </w:tcPr>
+          <w:p>
+            <w:pPr>
+              <w:pStyle w:val="PargrafodaLista"/>
+              <w:spacing w:after="120"/>
+              <w:ind w:left="0"/>
+              <w:rPr>
+                <w:rFonts w:ascii="Montserrat" w:hAnsi="Montserrat"/>
+                <w:sz w:val="20"/>
+                <w:szCs w:val="20"/>
+              </w:rPr>
+            </w:pPr>
+            <w:r>
+              <w:rPr>
+                <w:rFonts w:ascii="Montserrat" w:hAnsi="Montserrat"/>
+                <w:sz w:val="20"/>
+                <w:szCs w:val="20"/>
+              </w:rPr>
+              <w:t xml:space="preserve">Padronização </w:t>
+            </w:r>
+            <w:r>
+              <w:rPr>
+                <w:rFonts w:ascii="Montserrat" w:hAnsi="Montserrat"/>
+                <w:sz w:val="20"/>
+                <w:szCs w:val="20"/>
+              </w:rPr>
+              <w:t>PascalCase</w:t>
+            </w:r>
+          </w:p>
+        </w:tc>
+      </w:tr>
+      <w:tr>
+        <w:tc>
+          <w:tcPr>
+            <w:tcW w:w="3469" w:type="dxa"/>
+          </w:tcPr>
+          <w:p>
+            <w:pPr>
+              <w:pStyle w:val="PargrafodaLista"/>
+              <w:spacing w:after="120"/>
+              <w:ind w:left="0"/>
+              <w:rPr>
+                <w:rFonts w:ascii="Montserrat" w:hAnsi="Montserrat"/>
+                <w:sz w:val="20"/>
+                <w:szCs w:val="20"/>
+              </w:rPr>
+            </w:pPr>
+            <w:r>
+              <w:rPr>
+                <w:rFonts w:ascii="Montserrat" w:hAnsi="Montserrat"/>
+                <w:sz w:val="20"/>
+                <w:szCs w:val="20"/>
+              </w:rPr>
+              <w:t>Sexo</w:t>
+            </w:r>
+          </w:p>
+        </w:tc>
+        <w:tc>
+          <w:tcPr>
+            <w:tcW w:w="3171" w:type="dxa"/>
+          </w:tcPr>
+          <w:p>
+            <w:pPr>
+              <w:pStyle w:val="PargrafodaLista"/>
+              <w:spacing w:after="120"/>
+              <w:ind w:left="0"/>
+              <w:rPr>
+                <w:rFonts w:ascii="Montserrat" w:hAnsi="Montserrat"/>
+                <w:sz w:val="20"/>
+                <w:szCs w:val="20"/>
+              </w:rPr>
+            </w:pPr>
+            <w:r>
+              <w:rPr>
+                <w:rFonts w:ascii="Montserrat" w:hAnsi="Montserrat"/>
+                <w:sz w:val="20"/>
+                <w:szCs w:val="20"/>
+              </w:rPr>
+              <w:t>Sexo</w:t>
+            </w:r>
+          </w:p>
+        </w:tc>
+        <w:tc>
+          <w:tcPr>
+            <w:tcW w:w="2858" w:type="dxa"/>
+          </w:tcPr>
+          <w:p>
+            <w:pPr>
+              <w:pStyle w:val="PargrafodaLista"/>
+              <w:spacing w:after="120"/>
+              <w:ind w:left="0"/>
+              <w:rPr>
+                <w:rFonts w:ascii="Montserrat" w:hAnsi="Montserrat"/>
+                <w:sz w:val="20"/>
+                <w:szCs w:val="20"/>
+              </w:rPr>
+            </w:pPr>
+            <w:r>
+              <w:rPr>
+                <w:rFonts w:ascii="Montserrat" w:hAnsi="Montserrat"/>
+                <w:sz w:val="20"/>
+                <w:szCs w:val="20"/>
+              </w:rPr>
+              <w:t xml:space="preserve">Padronização </w:t>
+            </w:r>
+            <w:r>
+              <w:rPr>
+                <w:rFonts w:ascii="Montserrat" w:hAnsi="Montserrat"/>
+                <w:sz w:val="20"/>
+                <w:szCs w:val="20"/>
+              </w:rPr>
+              <w:t>PascalCase</w:t>
+            </w:r>
+          </w:p>
+        </w:tc>
+      </w:tr>
+      <w:tr>
+        <w:tc>
+          <w:tcPr>
+            <w:tcW w:w="3469" w:type="dxa"/>
+          </w:tcPr>
+          <w:p>
+            <w:pPr>
+              <w:pStyle w:val="PargrafodaLista"/>
+              <w:spacing w:after="120"/>
+              <w:ind w:left="0"/>
+              <w:rPr>
+                <w:rFonts w:ascii="Montserrat" w:hAnsi="Montserrat"/>
+                <w:sz w:val="20"/>
+                <w:szCs w:val="20"/>
+              </w:rPr>
+            </w:pPr>
+            <w:r>
+              <w:rPr>
+                <w:rFonts w:ascii="Montserrat" w:hAnsi="Montserrat"/>
+                <w:sz w:val="20"/>
+                <w:szCs w:val="20"/>
+              </w:rPr>
+              <w:t>Tipo do Acidente</w:t>
+            </w:r>
+          </w:p>
+        </w:tc>
+        <w:tc>
+          <w:tcPr>
+            <w:tcW w:w="3171" w:type="dxa"/>
+          </w:tcPr>
+          <w:p>
+            <w:pPr>
+              <w:pStyle w:val="PargrafodaLista"/>
+              <w:spacing w:after="120"/>
+              <w:ind w:left="0"/>
+              <w:rPr>
+                <w:rFonts w:ascii="Montserrat" w:hAnsi="Montserrat"/>
+                <w:sz w:val="20"/>
+                <w:szCs w:val="20"/>
+              </w:rPr>
+            </w:pPr>
+            <w:r>
+              <w:rPr>
+                <w:rFonts w:ascii="Montserrat" w:hAnsi="Montserrat"/>
+                <w:sz w:val="20"/>
+                <w:szCs w:val="20"/>
+              </w:rPr>
+              <w:t>TipoAcidente</w:t>
+            </w:r>
+          </w:p>
+        </w:tc>
+        <w:tc>
+          <w:tcPr>
+            <w:tcW w:w="2858" w:type="dxa"/>
+          </w:tcPr>
+          <w:p>
+            <w:pPr>
+              <w:pStyle w:val="PargrafodaLista"/>
+              <w:spacing w:after="120"/>
+              <w:ind w:left="0"/>
+              <w:rPr>
+                <w:rFonts w:ascii="Montserrat" w:hAnsi="Montserrat"/>
+                <w:sz w:val="20"/>
+                <w:szCs w:val="20"/>
+              </w:rPr>
+            </w:pPr>
+            <w:r>
+              <w:rPr>
+                <w:rFonts w:ascii="Montserrat" w:hAnsi="Montserrat"/>
+                <w:sz w:val="20"/>
+                <w:szCs w:val="20"/>
+              </w:rPr>
+              <w:t xml:space="preserve">Padronização </w:t>
+            </w:r>
+            <w:r>
+              <w:rPr>
+                <w:rFonts w:ascii="Montserrat" w:hAnsi="Montserrat"/>
+                <w:sz w:val="20"/>
+                <w:szCs w:val="20"/>
+              </w:rPr>
+              <w:t>PascalCase</w:t>
+            </w:r>
+          </w:p>
+        </w:tc>
+      </w:tr>
+      <w:tr>
+        <w:tc>
+          <w:tcPr>
+            <w:tcW w:w="3469" w:type="dxa"/>
+          </w:tcPr>
+          <w:p>
+            <w:pPr>
+              <w:pStyle w:val="PargrafodaLista"/>
+              <w:spacing w:after="120"/>
+              <w:ind w:left="0"/>
+              <w:rPr>
+                <w:rFonts w:ascii="Montserrat" w:hAnsi="Montserrat"/>
+                <w:sz w:val="20"/>
+                <w:szCs w:val="20"/>
+              </w:rPr>
+            </w:pPr>
+            <w:r>
+              <w:rPr>
+                <w:rFonts w:ascii="Montserrat" w:hAnsi="Montserrat"/>
+                <w:sz w:val="20"/>
+                <w:szCs w:val="20"/>
+              </w:rPr>
+              <w:t>UF  Munic.  Acidente</w:t>
+            </w:r>
+          </w:p>
+        </w:tc>
+        <w:tc>
+          <w:tcPr>
+            <w:tcW w:w="3171" w:type="dxa"/>
+          </w:tcPr>
+          <w:p>
+            <w:pPr>
+              <w:pStyle w:val="PargrafodaLista"/>
+              <w:spacing w:after="120"/>
+              <w:ind w:left="0"/>
+              <w:rPr>
+                <w:rFonts w:ascii="Montserrat" w:hAnsi="Montserrat"/>
+                <w:sz w:val="20"/>
+                <w:szCs w:val="20"/>
+              </w:rPr>
+            </w:pPr>
+            <w:r>
+              <w:rPr>
+                <w:rFonts w:ascii="Montserrat" w:hAnsi="Montserrat"/>
+                <w:sz w:val="20"/>
+                <w:szCs w:val="20"/>
+              </w:rPr>
+              <w:t>UFMunicipioAcidente</w:t>
+            </w:r>
+          </w:p>
+        </w:tc>
+        <w:tc>
+          <w:tcPr>
+            <w:tcW w:w="2858" w:type="dxa"/>
+          </w:tcPr>
+          <w:p>
+            <w:pPr>
+              <w:pStyle w:val="PargrafodaLista"/>
+              <w:spacing w:after="120"/>
+              <w:ind w:left="0"/>
+              <w:rPr>
+                <w:rFonts w:ascii="Montserrat" w:hAnsi="Montserrat"/>
+                <w:sz w:val="20"/>
+                <w:szCs w:val="20"/>
+              </w:rPr>
+            </w:pPr>
+            <w:r>
+              <w:rPr>
+                <w:rFonts w:ascii="Montserrat" w:hAnsi="Montserrat"/>
+                <w:sz w:val="20"/>
+                <w:szCs w:val="20"/>
+              </w:rPr>
+              <w:t xml:space="preserve">Padronização </w:t>
+            </w:r>
+            <w:r>
+              <w:rPr>
+                <w:rFonts w:ascii="Montserrat" w:hAnsi="Montserrat"/>
+                <w:sz w:val="20"/>
+                <w:szCs w:val="20"/>
+              </w:rPr>
+              <w:t>PascalCase</w:t>
+            </w:r>
+          </w:p>
+        </w:tc>
+      </w:tr>
+      <w:tr>
+        <w:tc>
+          <w:tcPr>
+            <w:tcW w:w="3469" w:type="dxa"/>
+          </w:tcPr>
+          <w:p>
+            <w:pPr>
+              <w:pStyle w:val="PargrafodaLista"/>
+              <w:spacing w:after="120"/>
+              <w:ind w:left="0"/>
+              <w:rPr>
+                <w:rFonts w:ascii="Montserrat" w:hAnsi="Montserrat"/>
+                <w:sz w:val="20"/>
+                <w:szCs w:val="20"/>
+              </w:rPr>
+            </w:pPr>
+            <w:r>
+              <w:rPr>
+                <w:rFonts w:ascii="Montserrat" w:hAnsi="Montserrat"/>
+                <w:sz w:val="20"/>
+                <w:szCs w:val="20"/>
+              </w:rPr>
+              <w:t>UF Munic. Empregador</w:t>
+            </w:r>
+          </w:p>
+        </w:tc>
+        <w:tc>
+          <w:tcPr>
+            <w:tcW w:w="3171" w:type="dxa"/>
+          </w:tcPr>
+          <w:p>
+            <w:pPr>
+              <w:pStyle w:val="PargrafodaLista"/>
+              <w:spacing w:after="120"/>
+              <w:ind w:left="0"/>
+              <w:rPr>
+                <w:rFonts w:ascii="Montserrat" w:hAnsi="Montserrat"/>
+                <w:sz w:val="20"/>
+                <w:szCs w:val="20"/>
+              </w:rPr>
+            </w:pPr>
+            <w:r>
+              <w:rPr>
+                <w:rFonts w:ascii="Montserrat" w:hAnsi="Montserrat"/>
+                <w:sz w:val="20"/>
+                <w:szCs w:val="20"/>
+              </w:rPr>
+              <w:t>UFMunicipioEmpregador</w:t>
+            </w:r>
+          </w:p>
+        </w:tc>
+        <w:tc>
+          <w:tcPr>
+            <w:tcW w:w="2858" w:type="dxa"/>
+          </w:tcPr>
+          <w:p>
+            <w:pPr>
+              <w:pStyle w:val="PargrafodaLista"/>
+              <w:spacing w:after="120"/>
+              <w:ind w:left="0"/>
+              <w:rPr>
+                <w:rFonts w:ascii="Montserrat" w:hAnsi="Montserrat"/>
+                <w:sz w:val="20"/>
+                <w:szCs w:val="20"/>
+              </w:rPr>
+            </w:pPr>
+            <w:r>
+              <w:rPr>
+                <w:rFonts w:ascii="Montserrat" w:hAnsi="Montserrat"/>
+                <w:sz w:val="20"/>
+                <w:szCs w:val="20"/>
+              </w:rPr>
+              <w:t xml:space="preserve">Padronização </w:t>
+            </w:r>
+            <w:r>
+              <w:rPr>
+                <w:rFonts w:ascii="Montserrat" w:hAnsi="Montserrat"/>
+                <w:sz w:val="20"/>
+                <w:szCs w:val="20"/>
+              </w:rPr>
+              <w:t>PascalCase</w:t>
+            </w:r>
+          </w:p>
+        </w:tc>
+      </w:tr>
+      <w:tr>
+        <w:tc>
+          <w:tcPr>
+            <w:tcW w:w="3469" w:type="dxa"/>
+          </w:tcPr>
+          <w:p>
+            <w:pPr>
+              <w:pStyle w:val="PargrafodaLista"/>
+              <w:spacing w:after="120"/>
+              <w:ind w:left="0"/>
+              <w:rPr>
+                <w:rFonts w:ascii="Montserrat" w:hAnsi="Montserrat"/>
+                <w:sz w:val="20"/>
+                <w:szCs w:val="20"/>
+              </w:rPr>
+            </w:pPr>
+            <w:r>
+              <w:rPr>
+                <w:rFonts w:ascii="Montserrat" w:hAnsi="Montserrat"/>
+                <w:sz w:val="20"/>
+                <w:szCs w:val="20"/>
+              </w:rPr>
+              <w:t>Data  Afastamento</w:t>
+            </w:r>
+          </w:p>
+        </w:tc>
+        <w:tc>
+          <w:tcPr>
+            <w:tcW w:w="3171" w:type="dxa"/>
+          </w:tcPr>
+          <w:p>
+            <w:pPr>
+              <w:pStyle w:val="PargrafodaLista"/>
+              <w:spacing w:after="120"/>
+              <w:ind w:left="0"/>
+              <w:rPr>
+                <w:rFonts w:ascii="Montserrat" w:hAnsi="Montserrat"/>
+                <w:sz w:val="20"/>
+                <w:szCs w:val="20"/>
+              </w:rPr>
+            </w:pPr>
+            <w:r>
+              <w:rPr>
+                <w:rFonts w:ascii="Montserrat" w:hAnsi="Montserrat"/>
+                <w:sz w:val="20"/>
+                <w:szCs w:val="20"/>
+              </w:rPr>
+              <w:t>DataAfastamento</w:t>
+            </w:r>
+          </w:p>
+        </w:tc>
+        <w:tc>
+          <w:tcPr>
+            <w:tcW w:w="2858" w:type="dxa"/>
+          </w:tcPr>
+          <w:p>
+            <w:pPr>
+              <w:pStyle w:val="PargrafodaLista"/>
+              <w:spacing w:after="120"/>
+              <w:ind w:left="0"/>
+              <w:rPr>
+                <w:rFonts w:ascii="Montserrat" w:hAnsi="Montserrat"/>
+                <w:sz w:val="20"/>
+                <w:szCs w:val="20"/>
+              </w:rPr>
+            </w:pPr>
+            <w:r>
+              <w:rPr>
+                <w:rFonts w:ascii="Montserrat" w:hAnsi="Montserrat"/>
+                <w:sz w:val="20"/>
+                <w:szCs w:val="20"/>
+              </w:rPr>
+              <w:t xml:space="preserve">Padronização </w:t>
+            </w:r>
+            <w:r>
+              <w:rPr>
+                <w:rFonts w:ascii="Montserrat" w:hAnsi="Montserrat"/>
+                <w:sz w:val="20"/>
+                <w:szCs w:val="20"/>
+              </w:rPr>
+              <w:t>PascalCase</w:t>
+            </w:r>
+          </w:p>
+        </w:tc>
+      </w:tr>
+      <w:tr>
+        <w:tc>
+          <w:tcPr>
+            <w:tcW w:w="3469" w:type="dxa"/>
+          </w:tcPr>
+          <w:p>
+            <w:pPr>
+              <w:pStyle w:val="PargrafodaLista"/>
+              <w:spacing w:after="120"/>
+              <w:ind w:left="0"/>
+              <w:rPr>
+                <w:rFonts w:ascii="Montserrat" w:hAnsi="Montserrat"/>
+                <w:sz w:val="20"/>
+                <w:szCs w:val="20"/>
+              </w:rPr>
+            </w:pPr>
+            <w:r>
+              <w:rPr>
+                <w:rFonts w:ascii="Montserrat" w:hAnsi="Montserrat"/>
+                <w:sz w:val="20"/>
+                <w:szCs w:val="20"/>
+              </w:rPr>
+              <w:t>Data Despacho Benefício</w:t>
+            </w:r>
+          </w:p>
+        </w:tc>
+        <w:tc>
+          <w:tcPr>
+            <w:tcW w:w="3171" w:type="dxa"/>
+          </w:tcPr>
+          <w:p>
+            <w:pPr>
+              <w:pStyle w:val="PargrafodaLista"/>
+              <w:spacing w:after="120"/>
+              <w:ind w:left="0"/>
+              <w:rPr>
+                <w:rFonts w:ascii="Montserrat" w:hAnsi="Montserrat"/>
+                <w:sz w:val="20"/>
+                <w:szCs w:val="20"/>
+              </w:rPr>
+            </w:pPr>
+            <w:r>
+              <w:rPr>
+                <w:rFonts w:ascii="Montserrat" w:hAnsi="Montserrat"/>
+                <w:sz w:val="20"/>
+                <w:szCs w:val="20"/>
+              </w:rPr>
+              <w:t>DataDespachoBeneficio</w:t>
+            </w:r>
+          </w:p>
+        </w:tc>
+        <w:tc>
+          <w:tcPr>
+            <w:tcW w:w="2858" w:type="dxa"/>
+          </w:tcPr>
+          <w:p>
+            <w:pPr>
+              <w:pStyle w:val="PargrafodaLista"/>
+              <w:spacing w:after="120"/>
+              <w:ind w:left="0"/>
+              <w:rPr>
+                <w:rFonts w:ascii="Montserrat" w:hAnsi="Montserrat"/>
+                <w:sz w:val="20"/>
+                <w:szCs w:val="20"/>
+              </w:rPr>
+            </w:pPr>
+            <w:r>
+              <w:rPr>
+                <w:rFonts w:ascii="Montserrat" w:hAnsi="Montserrat"/>
+                <w:sz w:val="20"/>
+                <w:szCs w:val="20"/>
+              </w:rPr>
+              <w:t xml:space="preserve">Padronização </w:t>
+            </w:r>
+            <w:r>
+              <w:rPr>
+                <w:rFonts w:ascii="Montserrat" w:hAnsi="Montserrat"/>
+                <w:sz w:val="20"/>
+                <w:szCs w:val="20"/>
+              </w:rPr>
+              <w:t>PascalCase</w:t>
+            </w:r>
+          </w:p>
+        </w:tc>
+      </w:tr>
+      <w:tr>
+        <w:tc>
+          <w:tcPr>
+            <w:tcW w:w="3469" w:type="dxa"/>
+          </w:tcPr>
+          <w:p>
+            <w:pPr>
+              <w:pStyle w:val="PargrafodaLista"/>
+              <w:spacing w:after="120"/>
+              <w:ind w:left="0"/>
+              <w:rPr>
+                <w:rFonts w:ascii="Montserrat" w:hAnsi="Montserrat"/>
+                <w:sz w:val="20"/>
+                <w:szCs w:val="20"/>
+              </w:rPr>
+            </w:pPr>
+            <w:r>
+              <w:rPr>
+                <w:rFonts w:ascii="Montserrat" w:hAnsi="Montserrat"/>
+                <w:sz w:val="20"/>
+                <w:szCs w:val="20"/>
+              </w:rPr>
+              <w:t>Data Acidente_4</w:t>
+            </w:r>
+          </w:p>
+        </w:tc>
+        <w:tc>
+          <w:tcPr>
+            <w:tcW w:w="3171" w:type="dxa"/>
+          </w:tcPr>
+          <w:p>
+            <w:pPr>
+              <w:pStyle w:val="PargrafodaLista"/>
+              <w:spacing w:after="120"/>
+              <w:ind w:left="0"/>
+              <w:rPr>
+                <w:rFonts w:ascii="Montserrat" w:hAnsi="Montserrat"/>
+                <w:sz w:val="20"/>
+                <w:szCs w:val="20"/>
+              </w:rPr>
+            </w:pPr>
+            <w:r>
+              <w:rPr>
+                <w:rFonts w:ascii="Montserrat" w:hAnsi="Montserrat"/>
+                <w:sz w:val="20"/>
+                <w:szCs w:val="20"/>
+              </w:rPr>
+              <w:t>DataAcidente2</w:t>
+            </w:r>
+          </w:p>
+        </w:tc>
+        <w:tc>
+          <w:tcPr>
+            <w:tcW w:w="2858" w:type="dxa"/>
+          </w:tcPr>
+          <w:p>
+            <w:pPr>
+              <w:pStyle w:val="PargrafodaLista"/>
+              <w:spacing w:after="120"/>
+              <w:ind w:left="0"/>
+              <w:rPr>
+                <w:rFonts w:ascii="Montserrat" w:hAnsi="Montserrat"/>
+                <w:sz w:val="20"/>
+                <w:szCs w:val="20"/>
+              </w:rPr>
+            </w:pPr>
+            <w:r>
+              <w:rPr>
+                <w:rFonts w:ascii="Montserrat" w:hAnsi="Montserrat"/>
+                <w:sz w:val="20"/>
+                <w:szCs w:val="20"/>
+              </w:rPr>
+              <w:t xml:space="preserve">Padronização </w:t>
+            </w:r>
+            <w:r>
+              <w:rPr>
+                <w:rFonts w:ascii="Montserrat" w:hAnsi="Montserrat"/>
+                <w:sz w:val="20"/>
+                <w:szCs w:val="20"/>
+              </w:rPr>
+              <w:t>PascalCase</w:t>
+            </w:r>
+          </w:p>
+        </w:tc>
+      </w:tr>
+      <w:tr>
+        <w:tc>
+          <w:tcPr>
+            <w:tcW w:w="3469" w:type="dxa"/>
+          </w:tcPr>
+          <w:p>
+            <w:pPr>
+              <w:pStyle w:val="PargrafodaLista"/>
+              <w:spacing w:after="120"/>
+              <w:ind w:left="0"/>
+              <w:rPr>
+                <w:rFonts w:ascii="Montserrat" w:hAnsi="Montserrat"/>
+                <w:sz w:val="20"/>
+                <w:szCs w:val="20"/>
+              </w:rPr>
+            </w:pPr>
+            <w:r>
+              <w:rPr>
+                <w:rFonts w:ascii="Montserrat" w:hAnsi="Montserrat"/>
+                <w:sz w:val="20"/>
+                <w:szCs w:val="20"/>
+              </w:rPr>
+              <w:t>Data Nascimento</w:t>
+            </w:r>
+          </w:p>
+        </w:tc>
+        <w:tc>
+          <w:tcPr>
+            <w:tcW w:w="3171" w:type="dxa"/>
+          </w:tcPr>
+          <w:p>
+            <w:pPr>
+              <w:pStyle w:val="PargrafodaLista"/>
+              <w:spacing w:after="120"/>
+              <w:ind w:left="0"/>
+              <w:rPr>
+                <w:rFonts w:ascii="Montserrat" w:hAnsi="Montserrat"/>
+                <w:sz w:val="20"/>
+                <w:szCs w:val="20"/>
+              </w:rPr>
+            </w:pPr>
+            <w:r>
+              <w:rPr>
+                <w:rFonts w:ascii="Montserrat" w:hAnsi="Montserrat"/>
+                <w:sz w:val="20"/>
+                <w:szCs w:val="20"/>
+              </w:rPr>
+              <w:t>DataNascimento</w:t>
+            </w:r>
+          </w:p>
+        </w:tc>
+        <w:tc>
+          <w:tcPr>
+            <w:tcW w:w="2858" w:type="dxa"/>
+          </w:tcPr>
+          <w:p>
+            <w:pPr>
+              <w:pStyle w:val="PargrafodaLista"/>
+              <w:spacing w:after="120"/>
+              <w:ind w:left="0"/>
+              <w:rPr>
+                <w:rFonts w:ascii="Montserrat" w:hAnsi="Montserrat"/>
+                <w:sz w:val="20"/>
+                <w:szCs w:val="20"/>
+              </w:rPr>
+            </w:pPr>
+            <w:r>
+              <w:rPr>
+                <w:rFonts w:ascii="Montserrat" w:hAnsi="Montserrat"/>
+                <w:sz w:val="20"/>
+                <w:szCs w:val="20"/>
+              </w:rPr>
+              <w:t xml:space="preserve">Padronização </w:t>
+            </w:r>
+            <w:r>
+              <w:rPr>
+                <w:rFonts w:ascii="Montserrat" w:hAnsi="Montserrat"/>
+                <w:sz w:val="20"/>
+                <w:szCs w:val="20"/>
+              </w:rPr>
+              <w:t>PascalCase</w:t>
+            </w:r>
+          </w:p>
+        </w:tc>
+      </w:tr>
+      <w:tr>
+        <w:tc>
+          <w:tcPr>
+            <w:tcW w:w="3469" w:type="dxa"/>
+          </w:tcPr>
+          <w:p>
+            <w:pPr>
+              <w:pStyle w:val="PargrafodaLista"/>
+              <w:spacing w:after="120"/>
+              <w:ind w:left="0"/>
+              <w:rPr>
+                <w:rFonts w:ascii="Montserrat" w:hAnsi="Montserrat"/>
+                <w:sz w:val="20"/>
+                <w:szCs w:val="20"/>
+              </w:rPr>
+            </w:pPr>
+            <w:r>
+              <w:rPr>
+                <w:rFonts w:ascii="Montserrat" w:hAnsi="Montserrat"/>
+                <w:sz w:val="20"/>
+                <w:szCs w:val="20"/>
+              </w:rPr>
+              <w:t>Data Emissão CAT</w:t>
+            </w:r>
+          </w:p>
+        </w:tc>
+        <w:tc>
+          <w:tcPr>
+            <w:tcW w:w="3171" w:type="dxa"/>
+          </w:tcPr>
+          <w:p>
+            <w:pPr>
+              <w:pStyle w:val="PargrafodaLista"/>
+              <w:spacing w:after="120"/>
+              <w:ind w:left="0"/>
+              <w:rPr>
+                <w:rFonts w:ascii="Montserrat" w:hAnsi="Montserrat"/>
+                <w:sz w:val="20"/>
+                <w:szCs w:val="20"/>
+              </w:rPr>
+            </w:pPr>
+            <w:r>
+              <w:rPr>
+                <w:rFonts w:ascii="Montserrat" w:hAnsi="Montserrat"/>
+                <w:sz w:val="20"/>
+                <w:szCs w:val="20"/>
+              </w:rPr>
+              <w:t>DataEmissaoCAT</w:t>
+            </w:r>
+          </w:p>
+        </w:tc>
+        <w:tc>
+          <w:tcPr>
+            <w:tcW w:w="2858" w:type="dxa"/>
+          </w:tcPr>
+          <w:p>
+            <w:pPr>
+              <w:pStyle w:val="PargrafodaLista"/>
+              <w:spacing w:after="120"/>
+              <w:ind w:left="0"/>
+              <w:rPr>
+                <w:rFonts w:ascii="Montserrat" w:hAnsi="Montserrat"/>
+                <w:sz w:val="20"/>
+                <w:szCs w:val="20"/>
+              </w:rPr>
+            </w:pPr>
+            <w:r>
+              <w:rPr>
+                <w:rFonts w:ascii="Montserrat" w:hAnsi="Montserrat"/>
+                <w:sz w:val="20"/>
+                <w:szCs w:val="20"/>
+              </w:rPr>
+              <w:t xml:space="preserve">Padronização </w:t>
+            </w:r>
+            <w:r>
+              <w:rPr>
+                <w:rFonts w:ascii="Montserrat" w:hAnsi="Montserrat"/>
+                <w:sz w:val="20"/>
+                <w:szCs w:val="20"/>
+              </w:rPr>
+              <w:t>PascalCase</w:t>
+            </w:r>
+          </w:p>
+        </w:tc>
+      </w:tr>
+      <w:tr>
+        <w:tc>
+          <w:tcPr>
+            <w:tcW w:w="3469" w:type="dxa"/>
+          </w:tcPr>
+          <w:p>
+            <w:pPr>
+              <w:pStyle w:val="PargrafodaLista"/>
+              <w:spacing w:after="120"/>
+              <w:ind w:left="0"/>
+              <w:rPr>
+                <w:rFonts w:ascii="Montserrat" w:hAnsi="Montserrat"/>
+                <w:sz w:val="20"/>
+                <w:szCs w:val="20"/>
+              </w:rPr>
+            </w:pPr>
+            <w:r>
+              <w:rPr>
+                <w:rFonts w:ascii="Montserrat" w:hAnsi="Montserrat"/>
+                <w:sz w:val="20"/>
+                <w:szCs w:val="20"/>
+              </w:rPr>
+              <w:t>Tipo de Empregador</w:t>
+            </w:r>
+          </w:p>
+        </w:tc>
+        <w:tc>
+          <w:tcPr>
+            <w:tcW w:w="3171" w:type="dxa"/>
+          </w:tcPr>
+          <w:p>
+            <w:pPr>
+              <w:pStyle w:val="PargrafodaLista"/>
+              <w:spacing w:after="120"/>
+              <w:ind w:left="0"/>
+              <w:rPr>
+                <w:rFonts w:ascii="Montserrat" w:hAnsi="Montserrat"/>
+                <w:sz w:val="20"/>
+                <w:szCs w:val="20"/>
+              </w:rPr>
+            </w:pPr>
+            <w:r>
+              <w:rPr>
+                <w:rFonts w:ascii="Montserrat" w:hAnsi="Montserrat"/>
+                <w:sz w:val="20"/>
+                <w:szCs w:val="20"/>
+              </w:rPr>
+              <w:t>TipoEmpregador</w:t>
+            </w:r>
+          </w:p>
+        </w:tc>
+        <w:tc>
+          <w:tcPr>
+            <w:tcW w:w="2858" w:type="dxa"/>
+          </w:tcPr>
+          <w:p>
+            <w:pPr>
+              <w:pStyle w:val="PargrafodaLista"/>
+              <w:spacing w:after="120"/>
+              <w:ind w:left="0"/>
+              <w:rPr>
+                <w:rFonts w:ascii="Montserrat" w:hAnsi="Montserrat"/>
+                <w:sz w:val="20"/>
+                <w:szCs w:val="20"/>
+              </w:rPr>
+            </w:pPr>
+            <w:r>
+              <w:rPr>
+                <w:rFonts w:ascii="Montserrat" w:hAnsi="Montserrat"/>
+                <w:sz w:val="20"/>
+                <w:szCs w:val="20"/>
+              </w:rPr>
+              <w:t xml:space="preserve">Padronização </w:t>
+            </w:r>
+            <w:r>
+              <w:rPr>
+                <w:rFonts w:ascii="Montserrat" w:hAnsi="Montserrat"/>
+                <w:sz w:val="20"/>
+                <w:szCs w:val="20"/>
+              </w:rPr>
+              <w:t>PascalCase</w:t>
+            </w:r>
+          </w:p>
+        </w:tc>
+      </w:tr>
+      <w:tr>
+        <w:tc>
+          <w:tcPr>
+            <w:tcW w:w="3469" w:type="dxa"/>
+          </w:tcPr>
+          <w:p>
+            <w:pPr>
+              <w:pStyle w:val="PargrafodaLista"/>
+              <w:spacing w:after="120"/>
+              <w:ind w:left="0"/>
+              <w:rPr>
+                <w:rFonts w:ascii="Montserrat" w:hAnsi="Montserrat"/>
+                <w:sz w:val="20"/>
+                <w:szCs w:val="20"/>
+              </w:rPr>
+            </w:pPr>
+            <w:r>
+              <w:rPr>
+                <w:rFonts w:ascii="Montserrat" w:hAnsi="Montserrat"/>
+                <w:sz w:val="20"/>
+                <w:szCs w:val="20"/>
+              </w:rPr>
+              <w:t>CNPJ/CEI Empregador</w:t>
+            </w:r>
+          </w:p>
+        </w:tc>
+        <w:tc>
+          <w:tcPr>
+            <w:tcW w:w="3171" w:type="dxa"/>
+          </w:tcPr>
+          <w:p>
+            <w:pPr>
+              <w:pStyle w:val="PargrafodaLista"/>
+              <w:spacing w:after="120"/>
+              <w:ind w:left="0"/>
+              <w:rPr>
+                <w:rFonts w:ascii="Montserrat" w:hAnsi="Montserrat"/>
+                <w:sz w:val="20"/>
+                <w:szCs w:val="20"/>
+              </w:rPr>
+            </w:pPr>
+            <w:r>
+              <w:rPr>
+                <w:rFonts w:ascii="Montserrat" w:hAnsi="Montserrat"/>
+                <w:sz w:val="20"/>
+                <w:szCs w:val="20"/>
+              </w:rPr>
+              <w:t>CNPJ/CEIEmpregador</w:t>
+            </w:r>
+          </w:p>
+        </w:tc>
+        <w:tc>
+          <w:tcPr>
+            <w:tcW w:w="2858" w:type="dxa"/>
+          </w:tcPr>
+          <w:p>
+            <w:pPr>
+              <w:pStyle w:val="PargrafodaLista"/>
+              <w:spacing w:after="120"/>
+              <w:ind w:left="0"/>
+              <w:rPr>
+                <w:rFonts w:ascii="Montserrat" w:hAnsi="Montserrat"/>
+                <w:sz w:val="20"/>
+                <w:szCs w:val="20"/>
+              </w:rPr>
+            </w:pPr>
+            <w:r>
+              <w:rPr>
+                <w:rFonts w:ascii="Montserrat" w:hAnsi="Montserrat"/>
+                <w:sz w:val="20"/>
+                <w:szCs w:val="20"/>
+              </w:rPr>
+              <w:t xml:space="preserve">Padronização </w:t>
+            </w:r>
+            <w:r>
+              <w:rPr>
+                <w:rFonts w:ascii="Montserrat" w:hAnsi="Montserrat"/>
+                <w:sz w:val="20"/>
+                <w:szCs w:val="20"/>
+              </w:rPr>
+              <w:t>PascalCase</w:t>
             </w:r>
           </w:p>
         </w:tc>
@@ -8120,125 +9942,6 @@
         <w:pStyle w:val="PargrafodaLista"/>
         <w:spacing w:after="120"/>
         <w:ind w:left="425"/>
-        <w:rPr>
-          <w:rFonts w:ascii="Montserrat" w:hAnsi="Montserrat"/>
-          <w:sz w:val="22"/>
-          <w:szCs w:val="22"/>
-        </w:rPr>
-      </w:pPr>
-    </w:p>
-    <w:p>
-      <w:pPr>
-        <w:pStyle w:val="PargrafodaLista"/>
-        <w:spacing w:after="120"/>
-        <w:ind w:left="425"/>
-        <w:rPr>
-          <w:rFonts w:ascii="Montserrat" w:hAnsi="Montserrat"/>
-          <w:sz w:val="22"/>
-          <w:szCs w:val="22"/>
-        </w:rPr>
-      </w:pPr>
-    </w:p>
-    <w:p>
-      <w:pPr>
-        <w:pStyle w:val="PargrafodaLista"/>
-        <w:spacing w:after="120"/>
-        <w:ind w:left="425"/>
-        <w:rPr>
-          <w:rFonts w:ascii="Montserrat" w:hAnsi="Montserrat"/>
-          <w:sz w:val="22"/>
-          <w:szCs w:val="22"/>
-        </w:rPr>
-      </w:pPr>
-    </w:p>
-    <w:p>
-      <w:pPr>
-        <w:pStyle w:val="PargrafodaLista"/>
-        <w:spacing w:after="120"/>
-        <w:ind w:left="425"/>
-        <w:rPr>
-          <w:rFonts w:ascii="Montserrat" w:hAnsi="Montserrat"/>
-          <w:sz w:val="22"/>
-          <w:szCs w:val="22"/>
-        </w:rPr>
-      </w:pPr>
-    </w:p>
-    <w:p>
-      <w:pPr>
-        <w:pStyle w:val="PargrafodaLista"/>
-        <w:spacing w:after="120"/>
-        <w:ind w:left="425"/>
-        <w:rPr>
-          <w:rFonts w:ascii="Montserrat" w:hAnsi="Montserrat"/>
-          <w:sz w:val="22"/>
-          <w:szCs w:val="22"/>
-        </w:rPr>
-      </w:pPr>
-    </w:p>
-    <w:p>
-      <w:pPr>
-        <w:pStyle w:val="PargrafodaLista"/>
-        <w:spacing w:after="120"/>
-        <w:ind w:left="425"/>
-        <w:rPr>
-          <w:rFonts w:ascii="Montserrat" w:hAnsi="Montserrat"/>
-          <w:sz w:val="22"/>
-          <w:szCs w:val="22"/>
-        </w:rPr>
-      </w:pPr>
-    </w:p>
-    <w:p>
-      <w:pPr>
-        <w:pStyle w:val="PargrafodaLista"/>
-        <w:spacing w:after="120"/>
-        <w:ind w:left="425"/>
-        <w:rPr>
-          <w:rFonts w:ascii="Montserrat" w:hAnsi="Montserrat"/>
-          <w:sz w:val="22"/>
-          <w:szCs w:val="22"/>
-        </w:rPr>
-      </w:pPr>
-    </w:p>
-    <w:p>
-      <w:pPr>
-        <w:pStyle w:val="PargrafodaLista"/>
-        <w:spacing w:after="120"/>
-        <w:ind w:left="425"/>
-        <w:rPr>
-          <w:rFonts w:ascii="Montserrat" w:hAnsi="Montserrat"/>
-          <w:sz w:val="22"/>
-          <w:szCs w:val="22"/>
-        </w:rPr>
-      </w:pPr>
-    </w:p>
-    <w:p>
-      <w:pPr>
-        <w:pStyle w:val="PargrafodaLista"/>
-        <w:spacing w:after="120"/>
-        <w:ind w:left="425"/>
-        <w:rPr>
-          <w:rFonts w:ascii="Montserrat" w:hAnsi="Montserrat"/>
-          <w:sz w:val="22"/>
-          <w:szCs w:val="22"/>
-        </w:rPr>
-      </w:pPr>
-    </w:p>
-    <w:p>
-      <w:pPr>
-        <w:pStyle w:val="PargrafodaLista"/>
-        <w:spacing w:after="120"/>
-        <w:ind w:left="425"/>
-        <w:rPr>
-          <w:rFonts w:ascii="Montserrat" w:hAnsi="Montserrat"/>
-          <w:sz w:val="22"/>
-          <w:szCs w:val="22"/>
-        </w:rPr>
-      </w:pPr>
-    </w:p>
-    <w:p>
-      <w:pPr>
-        <w:pStyle w:val="NormalWeb"/>
-        <w:spacing w:before="0" w:beforeAutospacing="0" w:after="0" w:afterAutospacing="0" w:line="278" w:lineRule="auto"/>
         <w:rPr>
           <w:rFonts w:ascii="Montserrat" w:hAnsi="Montserrat"/>
           <w:sz w:val="22"/>

--- a/DocumentaçãoTécnica_ComunicaçãoAcidentesdeTrabalhoBR.docx
+++ b/DocumentaçãoTécnica_ComunicaçãoAcidentesdeTrabalhoBR.docx
@@ -193,7 +193,7 @@
           <w:sz w:val="22"/>
           <w:szCs w:val="22"/>
         </w:rPr>
-        <w:t>16</w:t>
+        <w:t>21</w:t>
       </w:r>
       <w:r>
         <w:rPr>
@@ -14373,7 +14373,25 @@
                 <w:sz w:val="20"/>
                 <w:szCs w:val="20"/>
               </w:rPr>
-              <w:t>Relacionamento previsto com FtAcidente[</w:t>
+              <w:t xml:space="preserve">Relacionamento previsto com </w:t>
+            </w:r>
+            <w:proofErr w:type="spellStart"/>
+            <w:r>
+              <w:rPr>
+                <w:rFonts w:ascii="Montserrat" w:hAnsi="Montserrat"/>
+                <w:sz w:val="20"/>
+                <w:szCs w:val="20"/>
+              </w:rPr>
+              <w:t>FtAcidente</w:t>
+            </w:r>
+            <w:proofErr w:type="spellEnd"/>
+            <w:r>
+              <w:rPr>
+                <w:rFonts w:ascii="Montserrat" w:hAnsi="Montserrat"/>
+                <w:sz w:val="20"/>
+                <w:szCs w:val="20"/>
+              </w:rPr>
+              <w:t>[</w:t>
             </w:r>
             <w:proofErr w:type="spellStart"/>
             <w:r>
@@ -16965,7 +16983,25 @@
                 <w:sz w:val="20"/>
                 <w:szCs w:val="20"/>
               </w:rPr>
-              <w:t>Relacionamento previsto com FtAcidente[</w:t>
+              <w:t xml:space="preserve">Relacionamento previsto com </w:t>
+            </w:r>
+            <w:proofErr w:type="spellStart"/>
+            <w:r>
+              <w:rPr>
+                <w:rFonts w:ascii="Montserrat" w:hAnsi="Montserrat"/>
+                <w:sz w:val="20"/>
+                <w:szCs w:val="20"/>
+              </w:rPr>
+              <w:t>FtAcidente</w:t>
+            </w:r>
+            <w:proofErr w:type="spellEnd"/>
+            <w:r>
+              <w:rPr>
+                <w:rFonts w:ascii="Montserrat" w:hAnsi="Montserrat"/>
+                <w:sz w:val="20"/>
+                <w:szCs w:val="20"/>
+              </w:rPr>
+              <w:t>[</w:t>
             </w:r>
             <w:proofErr w:type="spellStart"/>
             <w:r>
@@ -26572,6 +26608,137 @@
         </w:tc>
       </w:tr>
     </w:tbl>
+    <w:p>
+      <w:pPr>
+        <w:spacing w:after="120"/>
+        <w:rPr>
+          <w:rFonts w:ascii="Montserrat" w:hAnsi="Montserrat"/>
+          <w:b/>
+          <w:bCs/>
+        </w:rPr>
+      </w:pPr>
+    </w:p>
+    <w:p>
+      <w:pPr>
+        <w:spacing w:after="120"/>
+        <w:rPr>
+          <w:rFonts w:ascii="Montserrat" w:hAnsi="Montserrat"/>
+          <w:b/>
+          <w:bCs/>
+        </w:rPr>
+      </w:pPr>
+    </w:p>
+    <w:p>
+      <w:pPr>
+        <w:pStyle w:val="PargrafodaLista"/>
+        <w:numPr>
+          <w:ilvl w:val="0"/>
+          <w:numId w:val="1"/>
+        </w:numPr>
+        <w:spacing w:after="120"/>
+        <w:ind w:left="357" w:hanging="357"/>
+        <w:rPr>
+          <w:rFonts w:ascii="Montserrat" w:hAnsi="Montserrat"/>
+          <w:b/>
+          <w:bCs/>
+        </w:rPr>
+      </w:pPr>
+      <w:r>
+        <w:rPr>
+          <w:rFonts w:ascii="Montserrat" w:hAnsi="Montserrat"/>
+          <w:b/>
+          <w:bCs/>
+        </w:rPr>
+        <w:t>Diagrama Conceitual do modelo</w:t>
+      </w:r>
+    </w:p>
+    <w:p>
+      <w:pPr>
+        <w:pStyle w:val="PargrafodaLista"/>
+        <w:spacing w:after="120"/>
+        <w:ind w:left="360"/>
+        <w:rPr>
+          <w:rFonts w:ascii="Montserrat" w:hAnsi="Montserrat"/>
+          <w:b/>
+          <w:bCs/>
+        </w:rPr>
+      </w:pPr>
+      <w:r>
+        <w:rPr>
+          <w:rFonts w:ascii="Montserrat" w:hAnsi="Montserrat"/>
+          <w:b/>
+          <w:bCs/>
+          <w:noProof/>
+        </w:rPr>
+        <w:drawing>
+          <wp:anchor distT="0" distB="0" distL="114300" distR="114300" simplePos="0" relativeHeight="251658240" behindDoc="0" locked="0" layoutInCell="1" allowOverlap="1" wp14:anchorId="449990D3" wp14:editId="2F9F237E">
+            <wp:simplePos x="0" y="0"/>
+            <wp:positionH relativeFrom="column">
+              <wp:posOffset>-28575</wp:posOffset>
+            </wp:positionH>
+            <wp:positionV relativeFrom="paragraph">
+              <wp:posOffset>214219</wp:posOffset>
+            </wp:positionV>
+            <wp:extent cx="5710869" cy="4076700"/>
+            <wp:effectExtent l="0" t="0" r="4445" b="0"/>
+            <wp:wrapNone/>
+            <wp:docPr id="934882425" name="Imagem 1"/>
+            <wp:cNvGraphicFramePr>
+              <a:graphicFrameLocks xmlns:a="http://schemas.openxmlformats.org/drawingml/2006/main" noChangeAspect="1"/>
+            </wp:cNvGraphicFramePr>
+            <a:graphic xmlns:a="http://schemas.openxmlformats.org/drawingml/2006/main">
+              <a:graphicData uri="http://schemas.openxmlformats.org/drawingml/2006/picture">
+                <pic:pic xmlns:pic="http://schemas.openxmlformats.org/drawingml/2006/picture">
+                  <pic:nvPicPr>
+                    <pic:cNvPr id="934882425" name="Imagem 934882425"/>
+                    <pic:cNvPicPr/>
+                  </pic:nvPicPr>
+                  <pic:blipFill>
+                    <a:blip r:embed="rId7" cstate="print">
+                      <a:extLst>
+                        <a:ext uri="{28A0092B-C50C-407E-A947-70E740481C1C}">
+                          <a14:useLocalDpi xmlns:a14="http://schemas.microsoft.com/office/drawing/2010/main" val="0"/>
+                        </a:ext>
+                      </a:extLst>
+                    </a:blip>
+                    <a:stretch>
+                      <a:fillRect/>
+                    </a:stretch>
+                  </pic:blipFill>
+                  <pic:spPr>
+                    <a:xfrm>
+                      <a:off x="0" y="0"/>
+                      <a:ext cx="5710869" cy="4076700"/>
+                    </a:xfrm>
+                    <a:prstGeom prst="rect">
+                      <a:avLst/>
+                    </a:prstGeom>
+                  </pic:spPr>
+                </pic:pic>
+              </a:graphicData>
+            </a:graphic>
+            <wp14:sizeRelH relativeFrom="page">
+              <wp14:pctWidth>0</wp14:pctWidth>
+            </wp14:sizeRelH>
+            <wp14:sizeRelV relativeFrom="page">
+              <wp14:pctHeight>0</wp14:pctHeight>
+            </wp14:sizeRelV>
+          </wp:anchor>
+        </w:drawing>
+      </w:r>
+    </w:p>
+    <w:p>
+      <w:pPr>
+        <w:pStyle w:val="PargrafodaLista"/>
+        <w:spacing w:after="120"/>
+        <w:ind w:left="360"/>
+        <w:rPr>
+          <w:rFonts w:ascii="Montserrat" w:hAnsi="Montserrat"/>
+          <w:b/>
+          <w:bCs/>
+        </w:rPr>
+      </w:pPr>
+    </w:p>
     <w:p>
       <w:pPr>
         <w:spacing w:after="120"/>
@@ -27892,6 +28059,7 @@
   <w:style w:type="character" w:default="1" w:styleId="Fontepargpadro">
     <w:name w:val="Default Paragraph Font"/>
     <w:uiPriority w:val="1"/>
+    <w:semiHidden/>
     <w:unhideWhenUsed/>
   </w:style>
   <w:style w:type="table" w:default="1" w:styleId="Tabelanormal">

--- a/DocumentaçãoTécnica_ComunicaçãoAcidentesdeTrabalhoBR.docx
+++ b/DocumentaçãoTécnica_ComunicaçãoAcidentesdeTrabalhoBR.docx
@@ -193,7 +193,15 @@
           <w:sz w:val="22"/>
           <w:szCs w:val="22"/>
         </w:rPr>
-        <w:t>21</w:t>
+        <w:t>2</w:t>
+      </w:r>
+      <w:r>
+        <w:rPr>
+          <w:rFonts w:ascii="Montserrat" w:hAnsi="Montserrat"/>
+          <w:sz w:val="22"/>
+          <w:szCs w:val="22"/>
+        </w:rPr>
+        <w:t>2</w:t>
       </w:r>
       <w:r>
         <w:rPr>
@@ -13053,6 +13061,7 @@
                 <w:szCs w:val="20"/>
               </w:rPr>
             </w:pPr>
+            <w:proofErr w:type="spellStart"/>
             <w:r>
               <w:rPr>
                 <w:rFonts w:ascii="Montserrat" w:hAnsi="Montserrat"/>
@@ -13061,6 +13070,7 @@
               </w:rPr>
               <w:t>ftAcidente</w:t>
             </w:r>
+            <w:proofErr w:type="spellEnd"/>
           </w:p>
         </w:tc>
         <w:tc>
@@ -21957,12 +21967,12 @@
         <w:tblLook w:val="04A0" w:firstRow="1" w:lastRow="0" w:firstColumn="1" w:lastColumn="0" w:noHBand="0" w:noVBand="1"/>
       </w:tblPr>
       <w:tblGrid>
-        <w:gridCol w:w="3701"/>
-        <w:gridCol w:w="2465"/>
-        <w:gridCol w:w="913"/>
-        <w:gridCol w:w="1799"/>
-        <w:gridCol w:w="1493"/>
-        <w:gridCol w:w="1518"/>
+        <w:gridCol w:w="3210"/>
+        <w:gridCol w:w="2030"/>
+        <w:gridCol w:w="888"/>
+        <w:gridCol w:w="1501"/>
+        <w:gridCol w:w="2774"/>
+        <w:gridCol w:w="1486"/>
       </w:tblGrid>
       <w:tr>
         <w:trPr>
@@ -21970,7 +21980,7 @@
         </w:trPr>
         <w:tc>
           <w:tcPr>
-            <w:tcW w:w="3701" w:type="dxa"/>
+            <w:tcW w:w="3210" w:type="dxa"/>
           </w:tcPr>
           <w:p>
             <w:pPr>
@@ -21997,7 +22007,7 @@
         </w:tc>
         <w:tc>
           <w:tcPr>
-            <w:tcW w:w="2465" w:type="dxa"/>
+            <w:tcW w:w="2030" w:type="dxa"/>
           </w:tcPr>
           <w:p>
             <w:pPr>
@@ -22024,7 +22034,7 @@
         </w:tc>
         <w:tc>
           <w:tcPr>
-            <w:tcW w:w="913" w:type="dxa"/>
+            <w:tcW w:w="888" w:type="dxa"/>
           </w:tcPr>
           <w:p>
             <w:pPr>
@@ -22063,7 +22073,7 @@
         </w:tc>
         <w:tc>
           <w:tcPr>
-            <w:tcW w:w="1799" w:type="dxa"/>
+            <w:tcW w:w="1501" w:type="dxa"/>
           </w:tcPr>
           <w:p>
             <w:pPr>
@@ -22102,7 +22112,7 @@
         </w:tc>
         <w:tc>
           <w:tcPr>
-            <w:tcW w:w="1493" w:type="dxa"/>
+            <w:tcW w:w="2774" w:type="dxa"/>
           </w:tcPr>
           <w:p>
             <w:pPr>
@@ -22141,7 +22151,7 @@
         </w:tc>
         <w:tc>
           <w:tcPr>
-            <w:tcW w:w="1518" w:type="dxa"/>
+            <w:tcW w:w="1486" w:type="dxa"/>
           </w:tcPr>
           <w:p>
             <w:pPr>
@@ -22170,7 +22180,7 @@
       <w:tr>
         <w:tc>
           <w:tcPr>
-            <w:tcW w:w="3701" w:type="dxa"/>
+            <w:tcW w:w="3210" w:type="dxa"/>
           </w:tcPr>
           <w:p>
             <w:pPr>
@@ -22203,7 +22213,7 @@
         </w:tc>
         <w:tc>
           <w:tcPr>
-            <w:tcW w:w="2465" w:type="dxa"/>
+            <w:tcW w:w="2030" w:type="dxa"/>
           </w:tcPr>
           <w:p>
             <w:pPr>
@@ -22226,7 +22236,7 @@
         </w:tc>
         <w:tc>
           <w:tcPr>
-            <w:tcW w:w="913" w:type="dxa"/>
+            <w:tcW w:w="888" w:type="dxa"/>
           </w:tcPr>
           <w:p>
             <w:pPr>
@@ -22249,7 +22259,7 @@
         </w:tc>
         <w:tc>
           <w:tcPr>
-            <w:tcW w:w="1799" w:type="dxa"/>
+            <w:tcW w:w="1501" w:type="dxa"/>
           </w:tcPr>
           <w:p>
             <w:pPr>
@@ -22272,7 +22282,7 @@
         </w:tc>
         <w:tc>
           <w:tcPr>
-            <w:tcW w:w="1493" w:type="dxa"/>
+            <w:tcW w:w="2774" w:type="dxa"/>
           </w:tcPr>
           <w:p>
             <w:pPr>
@@ -22295,7 +22305,7 @@
         </w:tc>
         <w:tc>
           <w:tcPr>
-            <w:tcW w:w="1518" w:type="dxa"/>
+            <w:tcW w:w="1486" w:type="dxa"/>
           </w:tcPr>
           <w:p>
             <w:pPr>
@@ -22312,7 +22322,7 @@
       <w:tr>
         <w:tc>
           <w:tcPr>
-            <w:tcW w:w="3701" w:type="dxa"/>
+            <w:tcW w:w="3210" w:type="dxa"/>
           </w:tcPr>
           <w:p>
             <w:pPr>
@@ -22337,7 +22347,7 @@
         </w:tc>
         <w:tc>
           <w:tcPr>
-            <w:tcW w:w="2465" w:type="dxa"/>
+            <w:tcW w:w="2030" w:type="dxa"/>
           </w:tcPr>
           <w:p>
             <w:pPr>
@@ -22368,7 +22378,7 @@
         </w:tc>
         <w:tc>
           <w:tcPr>
-            <w:tcW w:w="913" w:type="dxa"/>
+            <w:tcW w:w="888" w:type="dxa"/>
           </w:tcPr>
           <w:p>
             <w:pPr>
@@ -22391,7 +22401,7 @@
         </w:tc>
         <w:tc>
           <w:tcPr>
-            <w:tcW w:w="1799" w:type="dxa"/>
+            <w:tcW w:w="1501" w:type="dxa"/>
           </w:tcPr>
           <w:p>
             <w:pPr>
@@ -22422,7 +22432,7 @@
         </w:tc>
         <w:tc>
           <w:tcPr>
-            <w:tcW w:w="1493" w:type="dxa"/>
+            <w:tcW w:w="2774" w:type="dxa"/>
           </w:tcPr>
           <w:p>
             <w:pPr>
@@ -22499,7 +22509,7 @@
         </w:tc>
         <w:tc>
           <w:tcPr>
-            <w:tcW w:w="1518" w:type="dxa"/>
+            <w:tcW w:w="1486" w:type="dxa"/>
           </w:tcPr>
           <w:p>
             <w:pPr>
@@ -22524,7 +22534,7 @@
       <w:tr>
         <w:tc>
           <w:tcPr>
-            <w:tcW w:w="3701" w:type="dxa"/>
+            <w:tcW w:w="3210" w:type="dxa"/>
           </w:tcPr>
           <w:p>
             <w:pPr>
@@ -22549,7 +22559,7 @@
         </w:tc>
         <w:tc>
           <w:tcPr>
-            <w:tcW w:w="2465" w:type="dxa"/>
+            <w:tcW w:w="2030" w:type="dxa"/>
           </w:tcPr>
           <w:p>
             <w:pPr>
@@ -22572,7 +22582,7 @@
         </w:tc>
         <w:tc>
           <w:tcPr>
-            <w:tcW w:w="913" w:type="dxa"/>
+            <w:tcW w:w="888" w:type="dxa"/>
           </w:tcPr>
           <w:p>
             <w:pPr>
@@ -22595,7 +22605,7 @@
         </w:tc>
         <w:tc>
           <w:tcPr>
-            <w:tcW w:w="1799" w:type="dxa"/>
+            <w:tcW w:w="1501" w:type="dxa"/>
           </w:tcPr>
           <w:p>
             <w:pPr>
@@ -22626,7 +22636,7 @@
         </w:tc>
         <w:tc>
           <w:tcPr>
-            <w:tcW w:w="1493" w:type="dxa"/>
+            <w:tcW w:w="2774" w:type="dxa"/>
           </w:tcPr>
           <w:p>
             <w:pPr>
@@ -22683,7 +22693,167 @@
         </w:tc>
         <w:tc>
           <w:tcPr>
-            <w:tcW w:w="1518" w:type="dxa"/>
+            <w:tcW w:w="1486" w:type="dxa"/>
+          </w:tcPr>
+          <w:p>
+            <w:pPr>
+              <w:spacing w:after="120"/>
+              <w:rPr>
+                <w:rFonts w:ascii="Montserrat" w:hAnsi="Montserrat"/>
+                <w:sz w:val="20"/>
+                <w:szCs w:val="20"/>
+              </w:rPr>
+            </w:pPr>
+          </w:p>
+        </w:tc>
+      </w:tr>
+      <w:tr>
+        <w:tc>
+          <w:tcPr>
+            <w:tcW w:w="3210" w:type="dxa"/>
+          </w:tcPr>
+          <w:p>
+            <w:pPr>
+              <w:spacing w:after="120"/>
+              <w:rPr>
+                <w:rFonts w:ascii="Montserrat" w:hAnsi="Montserrat"/>
+                <w:sz w:val="20"/>
+                <w:szCs w:val="20"/>
+              </w:rPr>
+            </w:pPr>
+            <w:proofErr w:type="spellStart"/>
+            <w:r>
+              <w:rPr>
+                <w:rFonts w:ascii="Montserrat" w:hAnsi="Montserrat"/>
+                <w:sz w:val="20"/>
+                <w:szCs w:val="20"/>
+              </w:rPr>
+              <w:t>MunicipioUFEmpregador</w:t>
+            </w:r>
+            <w:proofErr w:type="spellEnd"/>
+          </w:p>
+        </w:tc>
+        <w:tc>
+          <w:tcPr>
+            <w:tcW w:w="2030" w:type="dxa"/>
+          </w:tcPr>
+          <w:p>
+            <w:pPr>
+              <w:spacing w:after="120"/>
+              <w:rPr>
+                <w:rFonts w:ascii="Montserrat" w:hAnsi="Montserrat"/>
+                <w:sz w:val="20"/>
+                <w:szCs w:val="20"/>
+              </w:rPr>
+            </w:pPr>
+            <w:r>
+              <w:rPr>
+                <w:rFonts w:ascii="Montserrat" w:hAnsi="Montserrat"/>
+                <w:sz w:val="20"/>
+                <w:szCs w:val="20"/>
+              </w:rPr>
+              <w:t>Município e UF concatenados.</w:t>
+            </w:r>
+          </w:p>
+        </w:tc>
+        <w:tc>
+          <w:tcPr>
+            <w:tcW w:w="888" w:type="dxa"/>
+          </w:tcPr>
+          <w:p>
+            <w:pPr>
+              <w:spacing w:after="120"/>
+              <w:rPr>
+                <w:rFonts w:ascii="Montserrat" w:hAnsi="Montserrat"/>
+                <w:sz w:val="20"/>
+                <w:szCs w:val="20"/>
+              </w:rPr>
+            </w:pPr>
+            <w:r>
+              <w:rPr>
+                <w:rFonts w:ascii="Montserrat" w:hAnsi="Montserrat"/>
+                <w:sz w:val="20"/>
+                <w:szCs w:val="20"/>
+              </w:rPr>
+              <w:t>Texto</w:t>
+            </w:r>
+          </w:p>
+        </w:tc>
+        <w:tc>
+          <w:tcPr>
+            <w:tcW w:w="1501" w:type="dxa"/>
+          </w:tcPr>
+          <w:p>
+            <w:pPr>
+              <w:spacing w:after="120"/>
+              <w:rPr>
+                <w:rFonts w:ascii="Montserrat" w:hAnsi="Montserrat"/>
+                <w:sz w:val="20"/>
+                <w:szCs w:val="20"/>
+              </w:rPr>
+            </w:pPr>
+            <w:r>
+              <w:rPr>
+                <w:rFonts w:ascii="Montserrat" w:hAnsi="Montserrat"/>
+                <w:sz w:val="20"/>
+                <w:szCs w:val="20"/>
+              </w:rPr>
+              <w:t>Atributo descritivo</w:t>
+            </w:r>
+            <w:r>
+              <w:rPr>
+                <w:rFonts w:ascii="Montserrat" w:hAnsi="Montserrat"/>
+                <w:sz w:val="20"/>
+                <w:szCs w:val="20"/>
+              </w:rPr>
+              <w:t>.</w:t>
+            </w:r>
+          </w:p>
+        </w:tc>
+        <w:tc>
+          <w:tcPr>
+            <w:tcW w:w="2774" w:type="dxa"/>
+          </w:tcPr>
+          <w:p>
+            <w:pPr>
+              <w:spacing w:after="120"/>
+              <w:rPr>
+                <w:rFonts w:ascii="Montserrat" w:hAnsi="Montserrat"/>
+                <w:sz w:val="20"/>
+                <w:szCs w:val="20"/>
+              </w:rPr>
+            </w:pPr>
+            <w:r>
+              <w:rPr>
+                <w:rFonts w:ascii="Montserrat" w:hAnsi="Montserrat"/>
+                <w:sz w:val="20"/>
+                <w:szCs w:val="20"/>
+              </w:rPr>
+              <w:t xml:space="preserve">Campo </w:t>
+            </w:r>
+            <w:proofErr w:type="spellStart"/>
+            <w:r>
+              <w:rPr>
+                <w:rFonts w:ascii="Montserrat" w:hAnsi="Montserrat"/>
+                <w:sz w:val="20"/>
+                <w:szCs w:val="20"/>
+              </w:rPr>
+              <w:t>MunicipioEmpregador</w:t>
+            </w:r>
+            <w:proofErr w:type="spellEnd"/>
+            <w:r>
+              <w:rPr>
+                <w:rFonts w:ascii="Montserrat" w:hAnsi="Montserrat"/>
+                <w:sz w:val="20"/>
+                <w:szCs w:val="20"/>
+              </w:rPr>
+              <w:t xml:space="preserve"> e UFMunicipioEmpregador</w:t>
+            </w:r>
+          </w:p>
+        </w:tc>
+        <w:tc>
+          <w:tcPr>
+            <w:tcW w:w="1486" w:type="dxa"/>
           </w:tcPr>
           <w:p>
             <w:pPr>
@@ -26137,6 +26307,7 @@
           <w:bCs/>
         </w:rPr>
       </w:pPr>
+      <w:proofErr w:type="spellStart"/>
       <w:r>
         <w:rPr>
           <w:rFonts w:ascii="Montserrat" w:hAnsi="Montserrat"/>
@@ -26146,6 +26317,7 @@
         <w:lastRenderedPageBreak/>
         <w:t>ftAcidente</w:t>
       </w:r>
+      <w:proofErr w:type="spellEnd"/>
     </w:p>
     <w:tbl>
       <w:tblPr>

--- a/DocumentaçãoTécnica_ComunicaçãoAcidentesdeTrabalhoBR.docx
+++ b/DocumentaçãoTécnica_ComunicaçãoAcidentesdeTrabalhoBR.docx
@@ -201,7 +201,7 @@
           <w:sz w:val="22"/>
           <w:szCs w:val="22"/>
         </w:rPr>
-        <w:t>2</w:t>
+        <w:t>9</w:t>
       </w:r>
       <w:r>
         <w:rPr>
@@ -22847,8 +22847,18 @@
                 <w:sz w:val="20"/>
                 <w:szCs w:val="20"/>
               </w:rPr>
-              <w:t xml:space="preserve"> e UFMunicipioEmpregador</w:t>
-            </w:r>
+              <w:t xml:space="preserve"> e </w:t>
+            </w:r>
+            <w:proofErr w:type="spellStart"/>
+            <w:r>
+              <w:rPr>
+                <w:rFonts w:ascii="Montserrat" w:hAnsi="Montserrat"/>
+                <w:sz w:val="20"/>
+                <w:szCs w:val="20"/>
+              </w:rPr>
+              <w:t>UFMunicipioEmpregador</w:t>
+            </w:r>
+            <w:proofErr w:type="spellEnd"/>
           </w:p>
         </w:tc>
         <w:tc>
@@ -26319,20 +26329,156 @@
       </w:r>
       <w:proofErr w:type="spellEnd"/>
     </w:p>
+    <w:p>
+      <w:pPr>
+        <w:spacing w:after="120"/>
+        <w:contextualSpacing/>
+        <w:rPr>
+          <w:rFonts w:ascii="Montserrat" w:hAnsi="Montserrat"/>
+          <w:b/>
+          <w:bCs/>
+          <w:sz w:val="22"/>
+          <w:szCs w:val="22"/>
+        </w:rPr>
+      </w:pPr>
+    </w:p>
+    <w:p>
+      <w:pPr>
+        <w:spacing w:after="120"/>
+        <w:rPr>
+          <w:rFonts w:ascii="Montserrat" w:hAnsi="Montserrat"/>
+          <w:sz w:val="22"/>
+          <w:szCs w:val="22"/>
+        </w:rPr>
+      </w:pPr>
+      <w:r>
+        <w:rPr>
+          <w:rFonts w:ascii="Montserrat" w:hAnsi="Montserrat"/>
+          <w:sz w:val="22"/>
+          <w:szCs w:val="22"/>
+        </w:rPr>
+        <w:t xml:space="preserve">A tabela </w:t>
+      </w:r>
+      <w:proofErr w:type="spellStart"/>
+      <w:r>
+        <w:rPr>
+          <w:rFonts w:ascii="Montserrat" w:hAnsi="Montserrat"/>
+          <w:sz w:val="22"/>
+          <w:szCs w:val="22"/>
+        </w:rPr>
+        <w:t>FtAcidente</w:t>
+      </w:r>
+      <w:proofErr w:type="spellEnd"/>
+      <w:r>
+        <w:rPr>
+          <w:rFonts w:ascii="Montserrat" w:hAnsi="Montserrat"/>
+          <w:sz w:val="22"/>
+          <w:szCs w:val="22"/>
+        </w:rPr>
+        <w:t xml:space="preserve"> é a tabela fato central do modelo dimensional, composta pelos registros consolidados de Comunicação de Acidente de Trabalho (CAT) do período analisado. Contém as datas relevantes, as chaves de relacionamento com as dimensões e os atributos necessários para analisar os acidentes, as lesões, os óbitos, os afastamentos e as características dos empregadores.</w:t>
+      </w:r>
+    </w:p>
+    <w:p>
+      <w:pPr>
+        <w:spacing w:after="120"/>
+        <w:contextualSpacing/>
+        <w:rPr>
+          <w:rFonts w:ascii="Montserrat" w:hAnsi="Montserrat"/>
+          <w:sz w:val="22"/>
+          <w:szCs w:val="22"/>
+        </w:rPr>
+      </w:pPr>
+    </w:p>
+    <w:p>
+      <w:pPr>
+        <w:spacing w:after="120"/>
+        <w:rPr>
+          <w:rFonts w:ascii="Montserrat" w:hAnsi="Montserrat"/>
+          <w:sz w:val="22"/>
+          <w:szCs w:val="22"/>
+        </w:rPr>
+      </w:pPr>
+      <w:r>
+        <w:rPr>
+          <w:rFonts w:ascii="Montserrat" w:hAnsi="Montserrat"/>
+          <w:sz w:val="22"/>
+          <w:szCs w:val="22"/>
+        </w:rPr>
+        <w:t xml:space="preserve">A tabela possui 22 colunas, incluindo o identificador técnico </w:t>
+      </w:r>
+      <w:proofErr w:type="spellStart"/>
+      <w:r>
+        <w:rPr>
+          <w:rFonts w:ascii="Montserrat" w:hAnsi="Montserrat"/>
+          <w:sz w:val="22"/>
+          <w:szCs w:val="22"/>
+        </w:rPr>
+        <w:t>IDAcidente</w:t>
+      </w:r>
+      <w:proofErr w:type="spellEnd"/>
+      <w:r>
+        <w:rPr>
+          <w:rFonts w:ascii="Montserrat" w:hAnsi="Montserrat"/>
+          <w:sz w:val="22"/>
+          <w:szCs w:val="22"/>
+        </w:rPr>
+        <w:t>, criado por meio de um índice sequencial iniciado em 1, as chaves de relacionamento, os atributos descritivos e as datas utilizadas nas análises temporais e demográficas.</w:t>
+      </w:r>
+    </w:p>
+    <w:p>
+      <w:pPr>
+        <w:spacing w:after="120"/>
+        <w:contextualSpacing/>
+        <w:rPr>
+          <w:rFonts w:ascii="Montserrat" w:hAnsi="Montserrat"/>
+          <w:sz w:val="22"/>
+          <w:szCs w:val="22"/>
+        </w:rPr>
+      </w:pPr>
+    </w:p>
+    <w:p>
+      <w:pPr>
+        <w:spacing w:after="120"/>
+        <w:rPr>
+          <w:rFonts w:ascii="Montserrat" w:hAnsi="Montserrat"/>
+          <w:sz w:val="22"/>
+          <w:szCs w:val="22"/>
+        </w:rPr>
+      </w:pPr>
+      <w:r>
+        <w:rPr>
+          <w:rFonts w:ascii="Montserrat" w:hAnsi="Montserrat"/>
+          <w:sz w:val="22"/>
+          <w:szCs w:val="22"/>
+        </w:rPr>
+        <w:t>A granularidade adotada corresponde a uma linha por registro recebido da fonte. O índice sequencial identifica tecnicamente cada linha da tabela, mas não comprova que cada linha represente uma CAT única ou um evento de acidente distinto.</w:t>
+      </w:r>
+    </w:p>
+    <w:p>
+      <w:pPr>
+        <w:spacing w:after="120"/>
+        <w:rPr>
+          <w:rFonts w:ascii="Montserrat" w:hAnsi="Montserrat"/>
+          <w:sz w:val="22"/>
+          <w:szCs w:val="22"/>
+        </w:rPr>
+      </w:pPr>
+    </w:p>
     <w:tbl>
       <w:tblPr>
         <w:tblStyle w:val="Tabelacomgrade"/>
-        <w:tblW w:w="11889" w:type="dxa"/>
+        <w:tblW w:w="11875" w:type="dxa"/>
         <w:tblInd w:w="-1532" w:type="dxa"/>
+        <w:tblLayout w:type="fixed"/>
         <w:tblLook w:val="04A0" w:firstRow="1" w:lastRow="0" w:firstColumn="1" w:lastColumn="0" w:noHBand="0" w:noVBand="1"/>
       </w:tblPr>
       <w:tblGrid>
-        <w:gridCol w:w="3672"/>
-        <w:gridCol w:w="2449"/>
-        <w:gridCol w:w="912"/>
-        <w:gridCol w:w="1790"/>
-        <w:gridCol w:w="1489"/>
-        <w:gridCol w:w="1577"/>
+        <w:gridCol w:w="1953"/>
+        <w:gridCol w:w="1984"/>
+        <w:gridCol w:w="992"/>
+        <w:gridCol w:w="2268"/>
+        <w:gridCol w:w="2127"/>
+        <w:gridCol w:w="2551"/>
       </w:tblGrid>
       <w:tr>
         <w:trPr>
@@ -26340,7 +26486,7 @@
         </w:trPr>
         <w:tc>
           <w:tcPr>
-            <w:tcW w:w="3672" w:type="dxa"/>
+            <w:tcW w:w="1953" w:type="dxa"/>
           </w:tcPr>
           <w:p>
             <w:pPr>
@@ -26367,7 +26513,7 @@
         </w:tc>
         <w:tc>
           <w:tcPr>
-            <w:tcW w:w="2449" w:type="dxa"/>
+            <w:tcW w:w="1984" w:type="dxa"/>
           </w:tcPr>
           <w:p>
             <w:pPr>
@@ -26394,7 +26540,7 @@
         </w:tc>
         <w:tc>
           <w:tcPr>
-            <w:tcW w:w="912" w:type="dxa"/>
+            <w:tcW w:w="992" w:type="dxa"/>
           </w:tcPr>
           <w:p>
             <w:pPr>
@@ -26433,7 +26579,7 @@
         </w:tc>
         <w:tc>
           <w:tcPr>
-            <w:tcW w:w="1790" w:type="dxa"/>
+            <w:tcW w:w="2268" w:type="dxa"/>
           </w:tcPr>
           <w:p>
             <w:pPr>
@@ -26472,7 +26618,7 @@
         </w:tc>
         <w:tc>
           <w:tcPr>
-            <w:tcW w:w="1489" w:type="dxa"/>
+            <w:tcW w:w="2127" w:type="dxa"/>
           </w:tcPr>
           <w:p>
             <w:pPr>
@@ -26511,7 +26657,7 @@
         </w:tc>
         <w:tc>
           <w:tcPr>
-            <w:tcW w:w="1577" w:type="dxa"/>
+            <w:tcW w:w="2551" w:type="dxa"/>
           </w:tcPr>
           <w:p>
             <w:pPr>
@@ -26540,7 +26686,7 @@
       <w:tr>
         <w:tc>
           <w:tcPr>
-            <w:tcW w:w="3672" w:type="dxa"/>
+            <w:tcW w:w="1953" w:type="dxa"/>
           </w:tcPr>
           <w:p>
             <w:pPr>
@@ -26565,7 +26711,7 @@
         </w:tc>
         <w:tc>
           <w:tcPr>
-            <w:tcW w:w="2449" w:type="dxa"/>
+            <w:tcW w:w="1984" w:type="dxa"/>
           </w:tcPr>
           <w:p>
             <w:pPr>
@@ -26588,7 +26734,7 @@
         </w:tc>
         <w:tc>
           <w:tcPr>
-            <w:tcW w:w="912" w:type="dxa"/>
+            <w:tcW w:w="992" w:type="dxa"/>
           </w:tcPr>
           <w:p>
             <w:pPr>
@@ -26611,7 +26757,7 @@
         </w:tc>
         <w:tc>
           <w:tcPr>
-            <w:tcW w:w="1790" w:type="dxa"/>
+            <w:tcW w:w="2268" w:type="dxa"/>
           </w:tcPr>
           <w:p>
             <w:pPr>
@@ -26650,30 +26796,30 @@
         </w:tc>
         <w:tc>
           <w:tcPr>
-            <w:tcW w:w="1489" w:type="dxa"/>
-          </w:tcPr>
-          <w:p>
-            <w:pPr>
-              <w:spacing w:after="120"/>
-              <w:rPr>
-                <w:rFonts w:ascii="Montserrat" w:hAnsi="Montserrat"/>
-                <w:sz w:val="20"/>
-                <w:szCs w:val="20"/>
-              </w:rPr>
-            </w:pPr>
-            <w:r>
-              <w:rPr>
-                <w:rFonts w:ascii="Montserrat" w:hAnsi="Montserrat"/>
-                <w:sz w:val="20"/>
-                <w:szCs w:val="20"/>
-              </w:rPr>
-              <w:t>Índice iniciado em 1.</w:t>
-            </w:r>
-          </w:p>
-        </w:tc>
-        <w:tc>
-          <w:tcPr>
-            <w:tcW w:w="1577" w:type="dxa"/>
+            <w:tcW w:w="2127" w:type="dxa"/>
+          </w:tcPr>
+          <w:p>
+            <w:pPr>
+              <w:spacing w:after="120"/>
+              <w:rPr>
+                <w:rFonts w:ascii="Montserrat" w:hAnsi="Montserrat"/>
+                <w:sz w:val="20"/>
+                <w:szCs w:val="20"/>
+              </w:rPr>
+            </w:pPr>
+            <w:r>
+              <w:rPr>
+                <w:rFonts w:ascii="Montserrat" w:hAnsi="Montserrat"/>
+                <w:sz w:val="20"/>
+                <w:szCs w:val="20"/>
+              </w:rPr>
+              <w:t>Criado no Power Query por meio de índice iniciado em 1.</w:t>
+            </w:r>
+          </w:p>
+        </w:tc>
+        <w:tc>
+          <w:tcPr>
+            <w:tcW w:w="2551" w:type="dxa"/>
           </w:tcPr>
           <w:p>
             <w:pPr>
@@ -26690,92 +26836,3358 @@
       <w:tr>
         <w:tc>
           <w:tcPr>
-            <w:tcW w:w="3672" w:type="dxa"/>
-          </w:tcPr>
-          <w:p>
-            <w:pPr>
-              <w:spacing w:after="120"/>
-              <w:rPr>
-                <w:rFonts w:ascii="Montserrat" w:hAnsi="Montserrat"/>
-                <w:sz w:val="20"/>
-                <w:szCs w:val="20"/>
-              </w:rPr>
-            </w:pPr>
-          </w:p>
-        </w:tc>
-        <w:tc>
-          <w:tcPr>
-            <w:tcW w:w="2449" w:type="dxa"/>
-          </w:tcPr>
-          <w:p>
-            <w:pPr>
-              <w:spacing w:after="120"/>
-              <w:rPr>
-                <w:rFonts w:ascii="Montserrat" w:hAnsi="Montserrat"/>
-                <w:sz w:val="20"/>
-                <w:szCs w:val="20"/>
-              </w:rPr>
-            </w:pPr>
-          </w:p>
-        </w:tc>
-        <w:tc>
-          <w:tcPr>
-            <w:tcW w:w="912" w:type="dxa"/>
-          </w:tcPr>
-          <w:p>
-            <w:pPr>
-              <w:spacing w:after="120"/>
-              <w:rPr>
-                <w:rFonts w:ascii="Montserrat" w:hAnsi="Montserrat"/>
-                <w:sz w:val="20"/>
-                <w:szCs w:val="20"/>
-              </w:rPr>
-            </w:pPr>
-          </w:p>
-        </w:tc>
-        <w:tc>
-          <w:tcPr>
-            <w:tcW w:w="1790" w:type="dxa"/>
-          </w:tcPr>
-          <w:p>
-            <w:pPr>
-              <w:spacing w:after="120"/>
-              <w:rPr>
-                <w:rFonts w:ascii="Montserrat" w:hAnsi="Montserrat"/>
-                <w:sz w:val="20"/>
-                <w:szCs w:val="20"/>
-              </w:rPr>
-            </w:pPr>
-          </w:p>
-        </w:tc>
-        <w:tc>
-          <w:tcPr>
-            <w:tcW w:w="1489" w:type="dxa"/>
-          </w:tcPr>
-          <w:p>
-            <w:pPr>
-              <w:spacing w:after="120"/>
-              <w:rPr>
-                <w:rFonts w:ascii="Montserrat" w:hAnsi="Montserrat"/>
-                <w:sz w:val="20"/>
-                <w:szCs w:val="20"/>
-              </w:rPr>
-            </w:pPr>
-          </w:p>
-        </w:tc>
-        <w:tc>
-          <w:tcPr>
-            <w:tcW w:w="1577" w:type="dxa"/>
-          </w:tcPr>
-          <w:p>
-            <w:pPr>
-              <w:spacing w:after="120"/>
-              <w:rPr>
-                <w:rFonts w:ascii="Montserrat" w:hAnsi="Montserrat"/>
-                <w:sz w:val="20"/>
-                <w:szCs w:val="20"/>
-              </w:rPr>
-            </w:pPr>
+            <w:tcW w:w="1953" w:type="dxa"/>
+          </w:tcPr>
+          <w:p>
+            <w:pPr>
+              <w:spacing w:after="120"/>
+              <w:rPr>
+                <w:rFonts w:ascii="Montserrat" w:hAnsi="Montserrat"/>
+                <w:sz w:val="20"/>
+                <w:szCs w:val="20"/>
+              </w:rPr>
+            </w:pPr>
+            <w:proofErr w:type="spellStart"/>
+            <w:r>
+              <w:rPr>
+                <w:rFonts w:ascii="Montserrat" w:hAnsi="Montserrat"/>
+                <w:sz w:val="20"/>
+                <w:szCs w:val="20"/>
+              </w:rPr>
+              <w:t>AgenteCausador</w:t>
+            </w:r>
+            <w:proofErr w:type="spellEnd"/>
+          </w:p>
+        </w:tc>
+        <w:tc>
+          <w:tcPr>
+            <w:tcW w:w="1984" w:type="dxa"/>
+          </w:tcPr>
+          <w:p>
+            <w:pPr>
+              <w:spacing w:after="120"/>
+              <w:rPr>
+                <w:rFonts w:ascii="Montserrat" w:hAnsi="Montserrat"/>
+                <w:sz w:val="20"/>
+                <w:szCs w:val="20"/>
+              </w:rPr>
+            </w:pPr>
+            <w:r>
+              <w:rPr>
+                <w:rFonts w:ascii="Montserrat" w:hAnsi="Montserrat"/>
+                <w:sz w:val="20"/>
+                <w:szCs w:val="20"/>
+              </w:rPr>
+              <w:t xml:space="preserve">Agente associado </w:t>
+            </w:r>
+            <w:r>
+              <w:rPr>
+                <w:rFonts w:ascii="Montserrat" w:hAnsi="Montserrat"/>
+                <w:sz w:val="20"/>
+                <w:szCs w:val="20"/>
+              </w:rPr>
+              <w:t>causa</w:t>
+            </w:r>
+            <w:r>
+              <w:rPr>
+                <w:rFonts w:ascii="Montserrat" w:hAnsi="Montserrat"/>
+                <w:sz w:val="20"/>
+                <w:szCs w:val="20"/>
+              </w:rPr>
+              <w:t xml:space="preserve"> do acidente de trabalho.</w:t>
+            </w:r>
+          </w:p>
+        </w:tc>
+        <w:tc>
+          <w:tcPr>
+            <w:tcW w:w="992" w:type="dxa"/>
+          </w:tcPr>
+          <w:p>
+            <w:pPr>
+              <w:spacing w:after="120"/>
+              <w:rPr>
+                <w:rFonts w:ascii="Montserrat" w:hAnsi="Montserrat"/>
+                <w:sz w:val="20"/>
+                <w:szCs w:val="20"/>
+              </w:rPr>
+            </w:pPr>
+            <w:r>
+              <w:rPr>
+                <w:rFonts w:ascii="Montserrat" w:hAnsi="Montserrat"/>
+                <w:sz w:val="20"/>
+                <w:szCs w:val="20"/>
+              </w:rPr>
+              <w:t>Texto</w:t>
+            </w:r>
+          </w:p>
+        </w:tc>
+        <w:tc>
+          <w:tcPr>
+            <w:tcW w:w="2268" w:type="dxa"/>
+          </w:tcPr>
+          <w:p>
+            <w:pPr>
+              <w:spacing w:after="120"/>
+              <w:rPr>
+                <w:rFonts w:ascii="Montserrat" w:hAnsi="Montserrat"/>
+                <w:sz w:val="20"/>
+                <w:szCs w:val="20"/>
+              </w:rPr>
+            </w:pPr>
+            <w:r>
+              <w:rPr>
+                <w:rFonts w:ascii="Montserrat" w:hAnsi="Montserrat"/>
+                <w:sz w:val="20"/>
+                <w:szCs w:val="20"/>
+              </w:rPr>
+              <w:t xml:space="preserve">Chave de relacionamento com </w:t>
+            </w:r>
+            <w:proofErr w:type="spellStart"/>
+            <w:r>
+              <w:rPr>
+                <w:rFonts w:ascii="Montserrat" w:hAnsi="Montserrat"/>
+                <w:sz w:val="20"/>
+                <w:szCs w:val="20"/>
+              </w:rPr>
+              <w:t>dimAgenteCausador</w:t>
+            </w:r>
+            <w:proofErr w:type="spellEnd"/>
+          </w:p>
+        </w:tc>
+        <w:tc>
+          <w:tcPr>
+            <w:tcW w:w="2127" w:type="dxa"/>
+          </w:tcPr>
+          <w:p>
+            <w:pPr>
+              <w:spacing w:after="120"/>
+              <w:rPr>
+                <w:rFonts w:ascii="Montserrat" w:hAnsi="Montserrat"/>
+                <w:sz w:val="20"/>
+                <w:szCs w:val="20"/>
+              </w:rPr>
+            </w:pPr>
+            <w:r>
+              <w:rPr>
+                <w:rFonts w:ascii="Montserrat" w:hAnsi="Montserrat"/>
+                <w:sz w:val="20"/>
+                <w:szCs w:val="20"/>
+              </w:rPr>
+              <w:t>Obtido da coluna correspondente na fonte e padronizado na camada Prata.</w:t>
+            </w:r>
+          </w:p>
+        </w:tc>
+        <w:tc>
+          <w:tcPr>
+            <w:tcW w:w="2551" w:type="dxa"/>
+          </w:tcPr>
+          <w:p>
+            <w:pPr>
+              <w:spacing w:after="120"/>
+              <w:rPr>
+                <w:rFonts w:ascii="Montserrat" w:hAnsi="Montserrat"/>
+                <w:sz w:val="20"/>
+                <w:szCs w:val="20"/>
+              </w:rPr>
+            </w:pPr>
+            <w:r>
+              <w:rPr>
+                <w:rFonts w:ascii="Montserrat" w:hAnsi="Montserrat"/>
+                <w:sz w:val="20"/>
+                <w:szCs w:val="20"/>
+              </w:rPr>
+              <w:t>Deve apresentar o mesmo padrão de valores utilizado na dimensão.</w:t>
+            </w:r>
+          </w:p>
+        </w:tc>
+      </w:tr>
+      <w:tr>
+        <w:tc>
+          <w:tcPr>
+            <w:tcW w:w="1953" w:type="dxa"/>
+          </w:tcPr>
+          <w:p>
+            <w:pPr>
+              <w:spacing w:after="120"/>
+              <w:rPr>
+                <w:rFonts w:ascii="Montserrat" w:hAnsi="Montserrat"/>
+                <w:sz w:val="20"/>
+                <w:szCs w:val="20"/>
+              </w:rPr>
+            </w:pPr>
+            <w:proofErr w:type="spellStart"/>
+            <w:r>
+              <w:rPr>
+                <w:rFonts w:ascii="Montserrat" w:hAnsi="Montserrat"/>
+                <w:sz w:val="20"/>
+                <w:szCs w:val="20"/>
+              </w:rPr>
+              <w:t>DataAcidente</w:t>
+            </w:r>
+            <w:proofErr w:type="spellEnd"/>
+          </w:p>
+        </w:tc>
+        <w:tc>
+          <w:tcPr>
+            <w:tcW w:w="1984" w:type="dxa"/>
+          </w:tcPr>
+          <w:p>
+            <w:pPr>
+              <w:spacing w:after="120"/>
+              <w:rPr>
+                <w:rFonts w:ascii="Montserrat" w:hAnsi="Montserrat"/>
+                <w:sz w:val="20"/>
+                <w:szCs w:val="20"/>
+              </w:rPr>
+            </w:pPr>
+            <w:r>
+              <w:rPr>
+                <w:rFonts w:ascii="Montserrat" w:hAnsi="Montserrat"/>
+                <w:sz w:val="20"/>
+                <w:szCs w:val="20"/>
+              </w:rPr>
+              <w:t>Data em que ocorreu o acidente de trabalho.</w:t>
+            </w:r>
+          </w:p>
+        </w:tc>
+        <w:tc>
+          <w:tcPr>
+            <w:tcW w:w="992" w:type="dxa"/>
+          </w:tcPr>
+          <w:p>
+            <w:pPr>
+              <w:spacing w:after="120"/>
+              <w:rPr>
+                <w:rFonts w:ascii="Montserrat" w:hAnsi="Montserrat"/>
+                <w:sz w:val="20"/>
+                <w:szCs w:val="20"/>
+              </w:rPr>
+            </w:pPr>
+            <w:r>
+              <w:rPr>
+                <w:rFonts w:ascii="Montserrat" w:hAnsi="Montserrat"/>
+                <w:sz w:val="20"/>
+                <w:szCs w:val="20"/>
+              </w:rPr>
+              <w:t>Data</w:t>
+            </w:r>
+          </w:p>
+        </w:tc>
+        <w:tc>
+          <w:tcPr>
+            <w:tcW w:w="2268" w:type="dxa"/>
+          </w:tcPr>
+          <w:p>
+            <w:pPr>
+              <w:spacing w:after="120"/>
+              <w:rPr>
+                <w:rFonts w:ascii="Montserrat" w:hAnsi="Montserrat"/>
+                <w:sz w:val="20"/>
+                <w:szCs w:val="20"/>
+              </w:rPr>
+            </w:pPr>
+            <w:r>
+              <w:rPr>
+                <w:rFonts w:ascii="Montserrat" w:hAnsi="Montserrat"/>
+                <w:sz w:val="20"/>
+                <w:szCs w:val="20"/>
+              </w:rPr>
+              <w:t xml:space="preserve">Chave de relacionamento com </w:t>
+            </w:r>
+            <w:proofErr w:type="spellStart"/>
+            <w:r>
+              <w:rPr>
+                <w:rFonts w:ascii="Montserrat" w:hAnsi="Montserrat"/>
+                <w:sz w:val="20"/>
+                <w:szCs w:val="20"/>
+              </w:rPr>
+              <w:t>dimCalendarioAcidente</w:t>
+            </w:r>
+            <w:proofErr w:type="spellEnd"/>
+            <w:r>
+              <w:rPr>
+                <w:rFonts w:ascii="Montserrat" w:hAnsi="Montserrat"/>
+                <w:sz w:val="20"/>
+                <w:szCs w:val="20"/>
+              </w:rPr>
+              <w:t xml:space="preserve"> e atributo temporal.</w:t>
+            </w:r>
+          </w:p>
+        </w:tc>
+        <w:tc>
+          <w:tcPr>
+            <w:tcW w:w="2127" w:type="dxa"/>
+          </w:tcPr>
+          <w:p>
+            <w:pPr>
+              <w:spacing w:after="120"/>
+              <w:rPr>
+                <w:rFonts w:ascii="Montserrat" w:hAnsi="Montserrat"/>
+                <w:sz w:val="20"/>
+                <w:szCs w:val="20"/>
+              </w:rPr>
+            </w:pPr>
+            <w:r>
+              <w:rPr>
+                <w:rFonts w:ascii="Montserrat" w:hAnsi="Montserrat"/>
+                <w:sz w:val="20"/>
+                <w:szCs w:val="20"/>
+              </w:rPr>
+              <w:t>Obtida da fonte de dados e convertida para o tipo Data.</w:t>
+            </w:r>
+          </w:p>
+        </w:tc>
+        <w:tc>
+          <w:tcPr>
+            <w:tcW w:w="2551" w:type="dxa"/>
+          </w:tcPr>
+          <w:p>
+            <w:pPr>
+              <w:spacing w:after="120"/>
+              <w:rPr>
+                <w:rFonts w:ascii="Montserrat" w:hAnsi="Montserrat"/>
+                <w:sz w:val="20"/>
+                <w:szCs w:val="20"/>
+              </w:rPr>
+            </w:pPr>
+            <w:r>
+              <w:rPr>
+                <w:rFonts w:ascii="Montserrat" w:hAnsi="Montserrat"/>
+                <w:sz w:val="20"/>
+                <w:szCs w:val="20"/>
+              </w:rPr>
+              <w:t>Utilizada como referência principal para análises temporais dos acidentes.</w:t>
+            </w:r>
+          </w:p>
+        </w:tc>
+      </w:tr>
+      <w:tr>
+        <w:tc>
+          <w:tcPr>
+            <w:tcW w:w="1953" w:type="dxa"/>
+          </w:tcPr>
+          <w:p>
+            <w:pPr>
+              <w:spacing w:after="120"/>
+              <w:rPr>
+                <w:rFonts w:ascii="Montserrat" w:hAnsi="Montserrat"/>
+                <w:sz w:val="20"/>
+                <w:szCs w:val="20"/>
+              </w:rPr>
+            </w:pPr>
+            <w:proofErr w:type="spellStart"/>
+            <w:r>
+              <w:rPr>
+                <w:rFonts w:ascii="Montserrat" w:hAnsi="Montserrat"/>
+                <w:sz w:val="20"/>
+                <w:szCs w:val="20"/>
+              </w:rPr>
+              <w:t>CBOCodigo</w:t>
+            </w:r>
+            <w:proofErr w:type="spellEnd"/>
+          </w:p>
+        </w:tc>
+        <w:tc>
+          <w:tcPr>
+            <w:tcW w:w="1984" w:type="dxa"/>
+          </w:tcPr>
+          <w:p>
+            <w:pPr>
+              <w:spacing w:after="120"/>
+              <w:rPr>
+                <w:rFonts w:ascii="Montserrat" w:hAnsi="Montserrat"/>
+                <w:sz w:val="20"/>
+                <w:szCs w:val="20"/>
+              </w:rPr>
+            </w:pPr>
+            <w:r>
+              <w:rPr>
+                <w:rFonts w:ascii="Montserrat" w:hAnsi="Montserrat"/>
+                <w:sz w:val="20"/>
+                <w:szCs w:val="20"/>
+              </w:rPr>
+              <w:t>Código da Classificação Brasileira de Ocupações associado ao registro.</w:t>
+            </w:r>
+          </w:p>
+        </w:tc>
+        <w:tc>
+          <w:tcPr>
+            <w:tcW w:w="992" w:type="dxa"/>
+          </w:tcPr>
+          <w:p>
+            <w:pPr>
+              <w:spacing w:after="120"/>
+              <w:rPr>
+                <w:rFonts w:ascii="Montserrat" w:hAnsi="Montserrat"/>
+                <w:sz w:val="20"/>
+                <w:szCs w:val="20"/>
+              </w:rPr>
+            </w:pPr>
+            <w:r>
+              <w:rPr>
+                <w:rFonts w:ascii="Montserrat" w:hAnsi="Montserrat"/>
+                <w:sz w:val="20"/>
+                <w:szCs w:val="20"/>
+              </w:rPr>
+              <w:t>Texto</w:t>
+            </w:r>
+          </w:p>
+        </w:tc>
+        <w:tc>
+          <w:tcPr>
+            <w:tcW w:w="2268" w:type="dxa"/>
+          </w:tcPr>
+          <w:p>
+            <w:pPr>
+              <w:spacing w:after="120"/>
+              <w:rPr>
+                <w:rFonts w:ascii="Montserrat" w:hAnsi="Montserrat"/>
+                <w:sz w:val="20"/>
+                <w:szCs w:val="20"/>
+              </w:rPr>
+            </w:pPr>
+            <w:r>
+              <w:rPr>
+                <w:rFonts w:ascii="Montserrat" w:hAnsi="Montserrat"/>
+                <w:sz w:val="20"/>
+                <w:szCs w:val="20"/>
+              </w:rPr>
+              <w:t xml:space="preserve">Chave de relacionamento com </w:t>
+            </w:r>
+            <w:proofErr w:type="spellStart"/>
+            <w:r>
+              <w:rPr>
+                <w:rFonts w:ascii="Montserrat" w:hAnsi="Montserrat"/>
+                <w:sz w:val="20"/>
+                <w:szCs w:val="20"/>
+              </w:rPr>
+              <w:t>dimCBO</w:t>
+            </w:r>
+            <w:proofErr w:type="spellEnd"/>
+            <w:r>
+              <w:rPr>
+                <w:rFonts w:ascii="Montserrat" w:hAnsi="Montserrat"/>
+                <w:sz w:val="20"/>
+                <w:szCs w:val="20"/>
+              </w:rPr>
+              <w:t>.</w:t>
+            </w:r>
+          </w:p>
+        </w:tc>
+        <w:tc>
+          <w:tcPr>
+            <w:tcW w:w="2127" w:type="dxa"/>
+          </w:tcPr>
+          <w:p>
+            <w:pPr>
+              <w:spacing w:after="120"/>
+              <w:rPr>
+                <w:rFonts w:ascii="Montserrat" w:hAnsi="Montserrat"/>
+                <w:sz w:val="20"/>
+                <w:szCs w:val="20"/>
+              </w:rPr>
+            </w:pPr>
+            <w:r>
+              <w:rPr>
+                <w:rFonts w:ascii="Montserrat" w:hAnsi="Montserrat"/>
+                <w:sz w:val="20"/>
+                <w:szCs w:val="20"/>
+              </w:rPr>
+              <w:t>Obtido da fonte e tratado na camada Prata.</w:t>
+            </w:r>
+          </w:p>
+        </w:tc>
+        <w:tc>
+          <w:tcPr>
+            <w:tcW w:w="2551" w:type="dxa"/>
+          </w:tcPr>
+          <w:p>
+            <w:pPr>
+              <w:spacing w:after="120"/>
+              <w:rPr>
+                <w:rFonts w:ascii="Montserrat" w:hAnsi="Montserrat"/>
+                <w:sz w:val="20"/>
+                <w:szCs w:val="20"/>
+              </w:rPr>
+            </w:pPr>
+            <w:r>
+              <w:rPr>
+                <w:rFonts w:ascii="Montserrat" w:hAnsi="Montserrat"/>
+                <w:sz w:val="20"/>
+                <w:szCs w:val="20"/>
+              </w:rPr>
+              <w:t>O tipo deve ser igual ao da coluna correspondente na dimensão.</w:t>
+            </w:r>
+          </w:p>
+        </w:tc>
+      </w:tr>
+      <w:tr>
+        <w:tc>
+          <w:tcPr>
+            <w:tcW w:w="1953" w:type="dxa"/>
+          </w:tcPr>
+          <w:p>
+            <w:pPr>
+              <w:spacing w:after="120"/>
+              <w:rPr>
+                <w:rFonts w:ascii="Montserrat" w:hAnsi="Montserrat"/>
+                <w:sz w:val="20"/>
+                <w:szCs w:val="20"/>
+              </w:rPr>
+            </w:pPr>
+            <w:r>
+              <w:rPr>
+                <w:rFonts w:ascii="Montserrat" w:hAnsi="Montserrat"/>
+                <w:sz w:val="20"/>
+                <w:szCs w:val="20"/>
+              </w:rPr>
+              <w:lastRenderedPageBreak/>
+              <w:t>CID10Codigo</w:t>
+            </w:r>
+          </w:p>
+        </w:tc>
+        <w:tc>
+          <w:tcPr>
+            <w:tcW w:w="1984" w:type="dxa"/>
+          </w:tcPr>
+          <w:p>
+            <w:pPr>
+              <w:spacing w:after="120"/>
+              <w:rPr>
+                <w:rFonts w:ascii="Montserrat" w:hAnsi="Montserrat"/>
+                <w:sz w:val="20"/>
+                <w:szCs w:val="20"/>
+              </w:rPr>
+            </w:pPr>
+            <w:r>
+              <w:rPr>
+                <w:rFonts w:ascii="Montserrat" w:hAnsi="Montserrat"/>
+                <w:sz w:val="20"/>
+                <w:szCs w:val="20"/>
+              </w:rPr>
+              <w:t>Código da Classificação Internacional de Doenças — CID-10 associado ao registro.</w:t>
+            </w:r>
+          </w:p>
+        </w:tc>
+        <w:tc>
+          <w:tcPr>
+            <w:tcW w:w="992" w:type="dxa"/>
+          </w:tcPr>
+          <w:p>
+            <w:pPr>
+              <w:spacing w:after="120"/>
+              <w:rPr>
+                <w:rFonts w:ascii="Montserrat" w:hAnsi="Montserrat"/>
+                <w:sz w:val="20"/>
+                <w:szCs w:val="20"/>
+              </w:rPr>
+            </w:pPr>
+            <w:r>
+              <w:rPr>
+                <w:rFonts w:ascii="Montserrat" w:hAnsi="Montserrat"/>
+                <w:sz w:val="20"/>
+                <w:szCs w:val="20"/>
+              </w:rPr>
+              <w:t>Texto</w:t>
+            </w:r>
+          </w:p>
+        </w:tc>
+        <w:tc>
+          <w:tcPr>
+            <w:tcW w:w="2268" w:type="dxa"/>
+          </w:tcPr>
+          <w:p>
+            <w:pPr>
+              <w:spacing w:after="120"/>
+              <w:rPr>
+                <w:rFonts w:ascii="Montserrat" w:hAnsi="Montserrat"/>
+                <w:sz w:val="20"/>
+                <w:szCs w:val="20"/>
+              </w:rPr>
+            </w:pPr>
+            <w:r>
+              <w:rPr>
+                <w:rFonts w:ascii="Montserrat" w:hAnsi="Montserrat"/>
+                <w:sz w:val="20"/>
+                <w:szCs w:val="20"/>
+              </w:rPr>
+              <w:t>Chave de relacionamento com dimCID10</w:t>
+            </w:r>
+            <w:r>
+              <w:rPr>
+                <w:rFonts w:ascii="Montserrat" w:hAnsi="Montserrat"/>
+                <w:sz w:val="20"/>
+                <w:szCs w:val="20"/>
+              </w:rPr>
+              <w:t>.</w:t>
+            </w:r>
+          </w:p>
+        </w:tc>
+        <w:tc>
+          <w:tcPr>
+            <w:tcW w:w="2127" w:type="dxa"/>
+          </w:tcPr>
+          <w:p>
+            <w:pPr>
+              <w:spacing w:after="120"/>
+              <w:rPr>
+                <w:rFonts w:ascii="Montserrat" w:hAnsi="Montserrat"/>
+                <w:sz w:val="20"/>
+                <w:szCs w:val="20"/>
+              </w:rPr>
+            </w:pPr>
+            <w:r>
+              <w:rPr>
+                <w:rFonts w:ascii="Montserrat" w:hAnsi="Montserrat"/>
+                <w:sz w:val="20"/>
+                <w:szCs w:val="20"/>
+              </w:rPr>
+              <w:t>Obtido da fonte e padronizado para manter consistência entre os códigos.</w:t>
+            </w:r>
+          </w:p>
+        </w:tc>
+        <w:tc>
+          <w:tcPr>
+            <w:tcW w:w="2551" w:type="dxa"/>
+          </w:tcPr>
+          <w:p>
+            <w:pPr>
+              <w:spacing w:after="120"/>
+              <w:rPr>
+                <w:rFonts w:ascii="Montserrat" w:hAnsi="Montserrat"/>
+                <w:sz w:val="20"/>
+                <w:szCs w:val="20"/>
+              </w:rPr>
+            </w:pPr>
+          </w:p>
+        </w:tc>
+      </w:tr>
+      <w:tr>
+        <w:tc>
+          <w:tcPr>
+            <w:tcW w:w="1953" w:type="dxa"/>
+          </w:tcPr>
+          <w:p>
+            <w:pPr>
+              <w:spacing w:after="120"/>
+              <w:rPr>
+                <w:rFonts w:ascii="Montserrat" w:hAnsi="Montserrat"/>
+                <w:sz w:val="20"/>
+                <w:szCs w:val="20"/>
+              </w:rPr>
+            </w:pPr>
+            <w:proofErr w:type="spellStart"/>
+            <w:r>
+              <w:rPr>
+                <w:rFonts w:ascii="Montserrat" w:hAnsi="Montserrat"/>
+                <w:sz w:val="20"/>
+                <w:szCs w:val="20"/>
+              </w:rPr>
+              <w:t>CNAEEmpregadorCodigo</w:t>
+            </w:r>
+            <w:proofErr w:type="spellEnd"/>
+          </w:p>
+        </w:tc>
+        <w:tc>
+          <w:tcPr>
+            <w:tcW w:w="1984" w:type="dxa"/>
+          </w:tcPr>
+          <w:p>
+            <w:pPr>
+              <w:spacing w:after="120"/>
+              <w:rPr>
+                <w:rFonts w:ascii="Montserrat" w:hAnsi="Montserrat"/>
+                <w:sz w:val="20"/>
+                <w:szCs w:val="20"/>
+              </w:rPr>
+            </w:pPr>
+            <w:r>
+              <w:rPr>
+                <w:rFonts w:ascii="Montserrat" w:hAnsi="Montserrat"/>
+                <w:sz w:val="20"/>
+                <w:szCs w:val="20"/>
+              </w:rPr>
+              <w:t>Classificação Nacional de Atividades Econômicas do empregador.</w:t>
+            </w:r>
+          </w:p>
+        </w:tc>
+        <w:tc>
+          <w:tcPr>
+            <w:tcW w:w="992" w:type="dxa"/>
+          </w:tcPr>
+          <w:p>
+            <w:pPr>
+              <w:spacing w:after="120"/>
+              <w:rPr>
+                <w:rFonts w:ascii="Montserrat" w:hAnsi="Montserrat"/>
+                <w:sz w:val="20"/>
+                <w:szCs w:val="20"/>
+              </w:rPr>
+            </w:pPr>
+            <w:r>
+              <w:rPr>
+                <w:rFonts w:ascii="Montserrat" w:hAnsi="Montserrat"/>
+                <w:sz w:val="20"/>
+                <w:szCs w:val="20"/>
+              </w:rPr>
+              <w:t>Texto</w:t>
+            </w:r>
+          </w:p>
+        </w:tc>
+        <w:tc>
+          <w:tcPr>
+            <w:tcW w:w="2268" w:type="dxa"/>
+          </w:tcPr>
+          <w:p>
+            <w:pPr>
+              <w:spacing w:after="120"/>
+              <w:rPr>
+                <w:rFonts w:ascii="Montserrat" w:hAnsi="Montserrat"/>
+                <w:sz w:val="20"/>
+                <w:szCs w:val="20"/>
+              </w:rPr>
+            </w:pPr>
+            <w:r>
+              <w:rPr>
+                <w:rFonts w:ascii="Montserrat" w:hAnsi="Montserrat"/>
+                <w:sz w:val="20"/>
+                <w:szCs w:val="20"/>
+              </w:rPr>
+              <w:t xml:space="preserve">Chave de relacionamento com </w:t>
+            </w:r>
+            <w:proofErr w:type="spellStart"/>
+            <w:r>
+              <w:rPr>
+                <w:rFonts w:ascii="Montserrat" w:hAnsi="Montserrat"/>
+                <w:sz w:val="20"/>
+                <w:szCs w:val="20"/>
+              </w:rPr>
+              <w:t>dimCNAEEmpregador</w:t>
+            </w:r>
+            <w:proofErr w:type="spellEnd"/>
+            <w:r>
+              <w:rPr>
+                <w:rFonts w:ascii="Montserrat" w:hAnsi="Montserrat"/>
+                <w:sz w:val="20"/>
+                <w:szCs w:val="20"/>
+              </w:rPr>
+              <w:t>.</w:t>
+            </w:r>
+          </w:p>
+        </w:tc>
+        <w:tc>
+          <w:tcPr>
+            <w:tcW w:w="2127" w:type="dxa"/>
+          </w:tcPr>
+          <w:p>
+            <w:pPr>
+              <w:spacing w:after="120"/>
+              <w:rPr>
+                <w:rFonts w:ascii="Montserrat" w:hAnsi="Montserrat"/>
+                <w:sz w:val="20"/>
+                <w:szCs w:val="20"/>
+              </w:rPr>
+            </w:pPr>
+            <w:r>
+              <w:rPr>
+                <w:rFonts w:ascii="Montserrat" w:hAnsi="Montserrat"/>
+                <w:sz w:val="20"/>
+                <w:szCs w:val="20"/>
+              </w:rPr>
+              <w:t>Obtido da fonte de dados.</w:t>
+            </w:r>
+          </w:p>
+        </w:tc>
+        <w:tc>
+          <w:tcPr>
+            <w:tcW w:w="2551" w:type="dxa"/>
+          </w:tcPr>
+          <w:p>
+            <w:pPr>
+              <w:spacing w:after="120"/>
+              <w:rPr>
+                <w:rFonts w:ascii="Montserrat" w:hAnsi="Montserrat"/>
+                <w:sz w:val="20"/>
+                <w:szCs w:val="20"/>
+              </w:rPr>
+            </w:pPr>
+            <w:r>
+              <w:rPr>
+                <w:rFonts w:ascii="Montserrat" w:hAnsi="Montserrat"/>
+                <w:sz w:val="20"/>
+                <w:szCs w:val="20"/>
+              </w:rPr>
+              <w:t>Preservar a representação do código, inclusive zeros à esquerda</w:t>
+            </w:r>
+            <w:r>
+              <w:rPr>
+                <w:rFonts w:ascii="Montserrat" w:hAnsi="Montserrat"/>
+                <w:sz w:val="20"/>
+                <w:szCs w:val="20"/>
+              </w:rPr>
+              <w:t>.</w:t>
+            </w:r>
+          </w:p>
+        </w:tc>
+      </w:tr>
+      <w:tr>
+        <w:tc>
+          <w:tcPr>
+            <w:tcW w:w="1953" w:type="dxa"/>
+          </w:tcPr>
+          <w:p>
+            <w:pPr>
+              <w:spacing w:after="120"/>
+              <w:rPr>
+                <w:rFonts w:ascii="Montserrat" w:hAnsi="Montserrat"/>
+                <w:sz w:val="20"/>
+                <w:szCs w:val="20"/>
+              </w:rPr>
+            </w:pPr>
+            <w:proofErr w:type="spellStart"/>
+            <w:r>
+              <w:rPr>
+                <w:rFonts w:ascii="Montserrat" w:hAnsi="Montserrat"/>
+                <w:sz w:val="20"/>
+                <w:szCs w:val="20"/>
+              </w:rPr>
+              <w:t>EmitenteCAT</w:t>
+            </w:r>
+            <w:proofErr w:type="spellEnd"/>
+          </w:p>
+        </w:tc>
+        <w:tc>
+          <w:tcPr>
+            <w:tcW w:w="1984" w:type="dxa"/>
+          </w:tcPr>
+          <w:p>
+            <w:pPr>
+              <w:spacing w:after="120"/>
+              <w:rPr>
+                <w:rFonts w:ascii="Montserrat" w:hAnsi="Montserrat"/>
+                <w:sz w:val="20"/>
+                <w:szCs w:val="20"/>
+              </w:rPr>
+            </w:pPr>
+            <w:r>
+              <w:rPr>
+                <w:rFonts w:ascii="Montserrat" w:hAnsi="Montserrat"/>
+                <w:sz w:val="20"/>
+                <w:szCs w:val="20"/>
+              </w:rPr>
+              <w:t>Identifica o emitente da Comunicação de Acidente de Trabalho.</w:t>
+            </w:r>
+          </w:p>
+        </w:tc>
+        <w:tc>
+          <w:tcPr>
+            <w:tcW w:w="992" w:type="dxa"/>
+          </w:tcPr>
+          <w:p>
+            <w:pPr>
+              <w:spacing w:after="120"/>
+              <w:rPr>
+                <w:rFonts w:ascii="Montserrat" w:hAnsi="Montserrat"/>
+                <w:sz w:val="20"/>
+                <w:szCs w:val="20"/>
+              </w:rPr>
+            </w:pPr>
+            <w:r>
+              <w:rPr>
+                <w:rFonts w:ascii="Montserrat" w:hAnsi="Montserrat"/>
+                <w:sz w:val="20"/>
+                <w:szCs w:val="20"/>
+              </w:rPr>
+              <w:t>Texto</w:t>
+            </w:r>
+          </w:p>
+        </w:tc>
+        <w:tc>
+          <w:tcPr>
+            <w:tcW w:w="2268" w:type="dxa"/>
+          </w:tcPr>
+          <w:p>
+            <w:pPr>
+              <w:spacing w:after="120"/>
+              <w:rPr>
+                <w:rFonts w:ascii="Montserrat" w:hAnsi="Montserrat"/>
+                <w:sz w:val="20"/>
+                <w:szCs w:val="20"/>
+              </w:rPr>
+            </w:pPr>
+            <w:r>
+              <w:rPr>
+                <w:rFonts w:ascii="Montserrat" w:hAnsi="Montserrat"/>
+                <w:sz w:val="20"/>
+                <w:szCs w:val="20"/>
+              </w:rPr>
+              <w:t>Atributo de análise</w:t>
+            </w:r>
+            <w:r>
+              <w:rPr>
+                <w:rFonts w:ascii="Montserrat" w:hAnsi="Montserrat"/>
+                <w:sz w:val="20"/>
+                <w:szCs w:val="20"/>
+              </w:rPr>
+              <w:t>.</w:t>
+            </w:r>
+          </w:p>
+        </w:tc>
+        <w:tc>
+          <w:tcPr>
+            <w:tcW w:w="2127" w:type="dxa"/>
+          </w:tcPr>
+          <w:p>
+            <w:pPr>
+              <w:spacing w:after="120"/>
+              <w:rPr>
+                <w:rFonts w:ascii="Montserrat" w:hAnsi="Montserrat"/>
+                <w:sz w:val="20"/>
+                <w:szCs w:val="20"/>
+              </w:rPr>
+            </w:pPr>
+            <w:r>
+              <w:rPr>
+                <w:rFonts w:ascii="Montserrat" w:hAnsi="Montserrat"/>
+                <w:sz w:val="20"/>
+                <w:szCs w:val="20"/>
+              </w:rPr>
+              <w:t>Obtido da fonte de dados.</w:t>
+            </w:r>
+          </w:p>
+        </w:tc>
+        <w:tc>
+          <w:tcPr>
+            <w:tcW w:w="2551" w:type="dxa"/>
+          </w:tcPr>
+          <w:p>
+            <w:pPr>
+              <w:spacing w:after="120"/>
+              <w:rPr>
+                <w:rFonts w:ascii="Montserrat" w:hAnsi="Montserrat"/>
+                <w:sz w:val="20"/>
+                <w:szCs w:val="20"/>
+              </w:rPr>
+            </w:pPr>
+            <w:r>
+              <w:rPr>
+                <w:rFonts w:ascii="Montserrat" w:hAnsi="Montserrat"/>
+                <w:sz w:val="20"/>
+                <w:szCs w:val="20"/>
+              </w:rPr>
+              <w:t>Permite analisar a distribuição dos registros por emitente.</w:t>
+            </w:r>
+          </w:p>
+        </w:tc>
+      </w:tr>
+      <w:tr>
+        <w:tc>
+          <w:tcPr>
+            <w:tcW w:w="1953" w:type="dxa"/>
+          </w:tcPr>
+          <w:p>
+            <w:pPr>
+              <w:spacing w:after="120"/>
+              <w:rPr>
+                <w:rFonts w:ascii="Montserrat" w:hAnsi="Montserrat"/>
+                <w:sz w:val="20"/>
+                <w:szCs w:val="20"/>
+              </w:rPr>
+            </w:pPr>
+            <w:proofErr w:type="spellStart"/>
+            <w:r>
+              <w:rPr>
+                <w:rFonts w:ascii="Montserrat" w:hAnsi="Montserrat"/>
+                <w:sz w:val="20"/>
+                <w:szCs w:val="20"/>
+              </w:rPr>
+              <w:t>EspecieBeneficio</w:t>
+            </w:r>
+            <w:proofErr w:type="spellEnd"/>
+          </w:p>
+        </w:tc>
+        <w:tc>
+          <w:tcPr>
+            <w:tcW w:w="1984" w:type="dxa"/>
+          </w:tcPr>
+          <w:p>
+            <w:pPr>
+              <w:spacing w:after="120"/>
+              <w:rPr>
+                <w:rFonts w:ascii="Montserrat" w:hAnsi="Montserrat"/>
+                <w:sz w:val="20"/>
+                <w:szCs w:val="20"/>
+              </w:rPr>
+            </w:pPr>
+            <w:r>
+              <w:rPr>
+                <w:rFonts w:ascii="Montserrat" w:hAnsi="Montserrat"/>
+                <w:sz w:val="20"/>
+                <w:szCs w:val="20"/>
+              </w:rPr>
+              <w:t>Classificação da espécie do benefício relacionado ao registro.</w:t>
+            </w:r>
+          </w:p>
+        </w:tc>
+        <w:tc>
+          <w:tcPr>
+            <w:tcW w:w="992" w:type="dxa"/>
+          </w:tcPr>
+          <w:p>
+            <w:pPr>
+              <w:spacing w:after="120"/>
+              <w:rPr>
+                <w:rFonts w:ascii="Montserrat" w:hAnsi="Montserrat"/>
+                <w:sz w:val="20"/>
+                <w:szCs w:val="20"/>
+              </w:rPr>
+            </w:pPr>
+            <w:r>
+              <w:rPr>
+                <w:rFonts w:ascii="Montserrat" w:hAnsi="Montserrat"/>
+                <w:sz w:val="20"/>
+                <w:szCs w:val="20"/>
+              </w:rPr>
+              <w:t>Texto</w:t>
+            </w:r>
+          </w:p>
+        </w:tc>
+        <w:tc>
+          <w:tcPr>
+            <w:tcW w:w="2268" w:type="dxa"/>
+          </w:tcPr>
+          <w:p>
+            <w:pPr>
+              <w:spacing w:after="120"/>
+              <w:rPr>
+                <w:rFonts w:ascii="Montserrat" w:hAnsi="Montserrat"/>
+                <w:sz w:val="20"/>
+                <w:szCs w:val="20"/>
+              </w:rPr>
+            </w:pPr>
+            <w:r>
+              <w:rPr>
+                <w:rFonts w:ascii="Montserrat" w:hAnsi="Montserrat"/>
+                <w:sz w:val="20"/>
+                <w:szCs w:val="20"/>
+              </w:rPr>
+              <w:t>Atributo de análise</w:t>
+            </w:r>
+            <w:r>
+              <w:rPr>
+                <w:rFonts w:ascii="Montserrat" w:hAnsi="Montserrat"/>
+                <w:sz w:val="20"/>
+                <w:szCs w:val="20"/>
+              </w:rPr>
+              <w:t>.</w:t>
+            </w:r>
+          </w:p>
+        </w:tc>
+        <w:tc>
+          <w:tcPr>
+            <w:tcW w:w="2127" w:type="dxa"/>
+          </w:tcPr>
+          <w:p>
+            <w:pPr>
+              <w:spacing w:after="120"/>
+              <w:rPr>
+                <w:rFonts w:ascii="Montserrat" w:hAnsi="Montserrat"/>
+                <w:sz w:val="20"/>
+                <w:szCs w:val="20"/>
+              </w:rPr>
+            </w:pPr>
+            <w:r>
+              <w:rPr>
+                <w:rFonts w:ascii="Montserrat" w:hAnsi="Montserrat"/>
+                <w:sz w:val="20"/>
+                <w:szCs w:val="20"/>
+              </w:rPr>
+              <w:t>Obtido da fonte de dados.</w:t>
+            </w:r>
+          </w:p>
+        </w:tc>
+        <w:tc>
+          <w:tcPr>
+            <w:tcW w:w="2551" w:type="dxa"/>
+          </w:tcPr>
+          <w:p>
+            <w:pPr>
+              <w:spacing w:after="120"/>
+              <w:rPr>
+                <w:rFonts w:ascii="Montserrat" w:hAnsi="Montserrat"/>
+                <w:sz w:val="20"/>
+                <w:szCs w:val="20"/>
+              </w:rPr>
+            </w:pPr>
+            <w:r>
+              <w:rPr>
+                <w:rFonts w:ascii="Montserrat" w:hAnsi="Montserrat"/>
+                <w:sz w:val="20"/>
+                <w:szCs w:val="20"/>
+              </w:rPr>
+              <w:t>A interpretação dos valores deve seguir o glossário da fonte.</w:t>
+            </w:r>
+          </w:p>
+        </w:tc>
+      </w:tr>
+      <w:tr>
+        <w:tc>
+          <w:tcPr>
+            <w:tcW w:w="1953" w:type="dxa"/>
+          </w:tcPr>
+          <w:p>
+            <w:pPr>
+              <w:spacing w:after="120"/>
+              <w:rPr>
+                <w:rFonts w:ascii="Montserrat" w:hAnsi="Montserrat"/>
+                <w:sz w:val="20"/>
+                <w:szCs w:val="20"/>
+              </w:rPr>
+            </w:pPr>
+            <w:proofErr w:type="spellStart"/>
+            <w:r>
+              <w:rPr>
+                <w:rFonts w:ascii="Montserrat" w:hAnsi="Montserrat"/>
+                <w:sz w:val="20"/>
+                <w:szCs w:val="20"/>
+              </w:rPr>
+              <w:t>FiliacaoSegurado</w:t>
+            </w:r>
+            <w:proofErr w:type="spellEnd"/>
+          </w:p>
+        </w:tc>
+        <w:tc>
+          <w:tcPr>
+            <w:tcW w:w="1984" w:type="dxa"/>
+          </w:tcPr>
+          <w:p>
+            <w:pPr>
+              <w:spacing w:after="120"/>
+              <w:rPr>
+                <w:rFonts w:ascii="Montserrat" w:hAnsi="Montserrat"/>
+                <w:sz w:val="20"/>
+                <w:szCs w:val="20"/>
+              </w:rPr>
+            </w:pPr>
+            <w:r>
+              <w:rPr>
+                <w:rFonts w:ascii="Montserrat" w:hAnsi="Montserrat"/>
+                <w:sz w:val="20"/>
+                <w:szCs w:val="20"/>
+              </w:rPr>
+              <w:t>Categoria de filiação do segurado.</w:t>
+            </w:r>
+          </w:p>
+        </w:tc>
+        <w:tc>
+          <w:tcPr>
+            <w:tcW w:w="992" w:type="dxa"/>
+          </w:tcPr>
+          <w:p>
+            <w:pPr>
+              <w:spacing w:after="120"/>
+              <w:rPr>
+                <w:rFonts w:ascii="Montserrat" w:hAnsi="Montserrat"/>
+                <w:sz w:val="20"/>
+                <w:szCs w:val="20"/>
+              </w:rPr>
+            </w:pPr>
+            <w:r>
+              <w:rPr>
+                <w:rFonts w:ascii="Montserrat" w:hAnsi="Montserrat"/>
+                <w:sz w:val="20"/>
+                <w:szCs w:val="20"/>
+              </w:rPr>
+              <w:t>Texto</w:t>
+            </w:r>
+          </w:p>
+        </w:tc>
+        <w:tc>
+          <w:tcPr>
+            <w:tcW w:w="2268" w:type="dxa"/>
+          </w:tcPr>
+          <w:p>
+            <w:pPr>
+              <w:spacing w:after="120"/>
+              <w:rPr>
+                <w:rFonts w:ascii="Montserrat" w:hAnsi="Montserrat"/>
+                <w:sz w:val="20"/>
+                <w:szCs w:val="20"/>
+              </w:rPr>
+            </w:pPr>
+            <w:r>
+              <w:rPr>
+                <w:rFonts w:ascii="Montserrat" w:hAnsi="Montserrat"/>
+                <w:sz w:val="20"/>
+                <w:szCs w:val="20"/>
+              </w:rPr>
+              <w:t>Atributo de análise</w:t>
+            </w:r>
+            <w:r>
+              <w:rPr>
+                <w:rFonts w:ascii="Montserrat" w:hAnsi="Montserrat"/>
+                <w:sz w:val="20"/>
+                <w:szCs w:val="20"/>
+              </w:rPr>
+              <w:t>.</w:t>
+            </w:r>
+          </w:p>
+        </w:tc>
+        <w:tc>
+          <w:tcPr>
+            <w:tcW w:w="2127" w:type="dxa"/>
+          </w:tcPr>
+          <w:p>
+            <w:pPr>
+              <w:spacing w:after="120"/>
+              <w:rPr>
+                <w:rFonts w:ascii="Montserrat" w:hAnsi="Montserrat"/>
+                <w:sz w:val="20"/>
+                <w:szCs w:val="20"/>
+              </w:rPr>
+            </w:pPr>
+            <w:r>
+              <w:rPr>
+                <w:rFonts w:ascii="Montserrat" w:hAnsi="Montserrat"/>
+                <w:sz w:val="20"/>
+                <w:szCs w:val="20"/>
+              </w:rPr>
+              <w:t>Obtido da fonte de dados.</w:t>
+            </w:r>
+          </w:p>
+        </w:tc>
+        <w:tc>
+          <w:tcPr>
+            <w:tcW w:w="2551" w:type="dxa"/>
+          </w:tcPr>
+          <w:p>
+            <w:pPr>
+              <w:spacing w:after="120"/>
+              <w:rPr>
+                <w:rFonts w:ascii="Montserrat" w:hAnsi="Montserrat"/>
+                <w:sz w:val="20"/>
+                <w:szCs w:val="20"/>
+              </w:rPr>
+            </w:pPr>
+            <w:r>
+              <w:rPr>
+                <w:rFonts w:ascii="Montserrat" w:hAnsi="Montserrat"/>
+                <w:sz w:val="20"/>
+                <w:szCs w:val="20"/>
+              </w:rPr>
+              <w:t>Permite segmentar os registros conforme a categoria informada.</w:t>
+            </w:r>
+          </w:p>
+        </w:tc>
+      </w:tr>
+      <w:tr>
+        <w:tc>
+          <w:tcPr>
+            <w:tcW w:w="1953" w:type="dxa"/>
+          </w:tcPr>
+          <w:p>
+            <w:pPr>
+              <w:spacing w:after="120"/>
+              <w:rPr>
+                <w:rFonts w:ascii="Montserrat" w:hAnsi="Montserrat"/>
+                <w:sz w:val="20"/>
+                <w:szCs w:val="20"/>
+                <w:u w:val="single"/>
+              </w:rPr>
+            </w:pPr>
+            <w:proofErr w:type="spellStart"/>
+            <w:r>
+              <w:rPr>
+                <w:rFonts w:ascii="Montserrat" w:hAnsi="Montserrat"/>
+                <w:sz w:val="20"/>
+                <w:szCs w:val="20"/>
+                <w:u w:val="single"/>
+              </w:rPr>
+              <w:t>IndicaObitoAcidente</w:t>
+            </w:r>
+            <w:proofErr w:type="spellEnd"/>
+          </w:p>
+        </w:tc>
+        <w:tc>
+          <w:tcPr>
+            <w:tcW w:w="1984" w:type="dxa"/>
+          </w:tcPr>
+          <w:p>
+            <w:pPr>
+              <w:spacing w:after="120"/>
+              <w:rPr>
+                <w:rFonts w:ascii="Montserrat" w:hAnsi="Montserrat"/>
+                <w:sz w:val="20"/>
+                <w:szCs w:val="20"/>
+              </w:rPr>
+            </w:pPr>
+            <w:r>
+              <w:rPr>
+                <w:rFonts w:ascii="Montserrat" w:hAnsi="Montserrat"/>
+                <w:sz w:val="20"/>
+                <w:szCs w:val="20"/>
+              </w:rPr>
+              <w:t>Indicador que informa se o acidente está associado a óbito.</w:t>
+            </w:r>
+          </w:p>
+        </w:tc>
+        <w:tc>
+          <w:tcPr>
+            <w:tcW w:w="992" w:type="dxa"/>
+          </w:tcPr>
+          <w:p>
+            <w:pPr>
+              <w:spacing w:after="120"/>
+              <w:rPr>
+                <w:rFonts w:ascii="Montserrat" w:hAnsi="Montserrat"/>
+                <w:sz w:val="20"/>
+                <w:szCs w:val="20"/>
+              </w:rPr>
+            </w:pPr>
+            <w:r>
+              <w:rPr>
+                <w:rFonts w:ascii="Montserrat" w:hAnsi="Montserrat"/>
+                <w:sz w:val="20"/>
+                <w:szCs w:val="20"/>
+              </w:rPr>
+              <w:t>Texto</w:t>
+            </w:r>
+          </w:p>
+        </w:tc>
+        <w:tc>
+          <w:tcPr>
+            <w:tcW w:w="2268" w:type="dxa"/>
+          </w:tcPr>
+          <w:p>
+            <w:pPr>
+              <w:spacing w:after="120"/>
+              <w:rPr>
+                <w:rFonts w:ascii="Montserrat" w:hAnsi="Montserrat"/>
+                <w:sz w:val="20"/>
+                <w:szCs w:val="20"/>
+              </w:rPr>
+            </w:pPr>
+            <w:r>
+              <w:rPr>
+                <w:rFonts w:ascii="Montserrat" w:hAnsi="Montserrat"/>
+                <w:sz w:val="20"/>
+                <w:szCs w:val="20"/>
+              </w:rPr>
+              <w:t>Atributo de análise</w:t>
+            </w:r>
+            <w:r>
+              <w:rPr>
+                <w:rFonts w:ascii="Montserrat" w:hAnsi="Montserrat"/>
+                <w:sz w:val="20"/>
+                <w:szCs w:val="20"/>
+              </w:rPr>
+              <w:t>.</w:t>
+            </w:r>
+          </w:p>
+        </w:tc>
+        <w:tc>
+          <w:tcPr>
+            <w:tcW w:w="2127" w:type="dxa"/>
+          </w:tcPr>
+          <w:p>
+            <w:pPr>
+              <w:spacing w:after="120"/>
+              <w:rPr>
+                <w:rFonts w:ascii="Montserrat" w:hAnsi="Montserrat"/>
+                <w:sz w:val="20"/>
+                <w:szCs w:val="20"/>
+              </w:rPr>
+            </w:pPr>
+            <w:r>
+              <w:rPr>
+                <w:rFonts w:ascii="Montserrat" w:hAnsi="Montserrat"/>
+                <w:sz w:val="20"/>
+                <w:szCs w:val="20"/>
+              </w:rPr>
+              <w:t>Obtido da fonte e mantido conforme os valores padronizados.</w:t>
+            </w:r>
+          </w:p>
+        </w:tc>
+        <w:tc>
+          <w:tcPr>
+            <w:tcW w:w="2551" w:type="dxa"/>
+          </w:tcPr>
+          <w:p>
+            <w:pPr>
+              <w:spacing w:after="120"/>
+              <w:rPr>
+                <w:rFonts w:ascii="Montserrat" w:hAnsi="Montserrat"/>
+                <w:sz w:val="20"/>
+                <w:szCs w:val="20"/>
+              </w:rPr>
+            </w:pPr>
+          </w:p>
+        </w:tc>
+      </w:tr>
+      <w:tr>
+        <w:tc>
+          <w:tcPr>
+            <w:tcW w:w="1953" w:type="dxa"/>
+          </w:tcPr>
+          <w:p>
+            <w:pPr>
+              <w:spacing w:after="120"/>
+              <w:rPr>
+                <w:rFonts w:ascii="Montserrat" w:hAnsi="Montserrat"/>
+                <w:sz w:val="20"/>
+                <w:szCs w:val="20"/>
+              </w:rPr>
+            </w:pPr>
+            <w:proofErr w:type="spellStart"/>
+            <w:r>
+              <w:rPr>
+                <w:rFonts w:ascii="Montserrat" w:hAnsi="Montserrat"/>
+                <w:sz w:val="20"/>
+                <w:szCs w:val="20"/>
+              </w:rPr>
+              <w:t>NaturezaLesao</w:t>
+            </w:r>
+            <w:proofErr w:type="spellEnd"/>
+          </w:p>
+        </w:tc>
+        <w:tc>
+          <w:tcPr>
+            <w:tcW w:w="1984" w:type="dxa"/>
+          </w:tcPr>
+          <w:p>
+            <w:pPr>
+              <w:spacing w:after="120"/>
+              <w:rPr>
+                <w:rFonts w:ascii="Montserrat" w:hAnsi="Montserrat"/>
+                <w:sz w:val="20"/>
+                <w:szCs w:val="20"/>
+              </w:rPr>
+            </w:pPr>
+            <w:r>
+              <w:rPr>
+                <w:rFonts w:ascii="Montserrat" w:hAnsi="Montserrat"/>
+                <w:sz w:val="20"/>
+                <w:szCs w:val="20"/>
+              </w:rPr>
+              <w:t>Natureza da lesão registrada no acidente.</w:t>
+            </w:r>
+          </w:p>
+        </w:tc>
+        <w:tc>
+          <w:tcPr>
+            <w:tcW w:w="992" w:type="dxa"/>
+          </w:tcPr>
+          <w:p>
+            <w:pPr>
+              <w:spacing w:after="120"/>
+              <w:rPr>
+                <w:rFonts w:ascii="Montserrat" w:hAnsi="Montserrat"/>
+                <w:sz w:val="20"/>
+                <w:szCs w:val="20"/>
+              </w:rPr>
+            </w:pPr>
+            <w:r>
+              <w:rPr>
+                <w:rFonts w:ascii="Montserrat" w:hAnsi="Montserrat"/>
+                <w:sz w:val="20"/>
+                <w:szCs w:val="20"/>
+              </w:rPr>
+              <w:t>Texto</w:t>
+            </w:r>
+          </w:p>
+        </w:tc>
+        <w:tc>
+          <w:tcPr>
+            <w:tcW w:w="2268" w:type="dxa"/>
+          </w:tcPr>
+          <w:p>
+            <w:pPr>
+              <w:spacing w:after="120"/>
+              <w:rPr>
+                <w:rFonts w:ascii="Montserrat" w:hAnsi="Montserrat"/>
+                <w:sz w:val="20"/>
+                <w:szCs w:val="20"/>
+              </w:rPr>
+            </w:pPr>
+            <w:r>
+              <w:rPr>
+                <w:rFonts w:ascii="Montserrat" w:hAnsi="Montserrat"/>
+                <w:sz w:val="20"/>
+                <w:szCs w:val="20"/>
+              </w:rPr>
+              <w:t xml:space="preserve">Chave de relacionamento com </w:t>
+            </w:r>
+            <w:proofErr w:type="spellStart"/>
+            <w:r>
+              <w:rPr>
+                <w:rFonts w:ascii="Montserrat" w:hAnsi="Montserrat"/>
+                <w:sz w:val="20"/>
+                <w:szCs w:val="20"/>
+              </w:rPr>
+              <w:t>dimNaturezaLesao</w:t>
+            </w:r>
+            <w:proofErr w:type="spellEnd"/>
+            <w:r>
+              <w:rPr>
+                <w:rFonts w:ascii="Montserrat" w:hAnsi="Montserrat"/>
+                <w:sz w:val="20"/>
+                <w:szCs w:val="20"/>
+              </w:rPr>
+              <w:t>.</w:t>
+            </w:r>
+          </w:p>
+        </w:tc>
+        <w:tc>
+          <w:tcPr>
+            <w:tcW w:w="2127" w:type="dxa"/>
+          </w:tcPr>
+          <w:p>
+            <w:pPr>
+              <w:spacing w:after="120"/>
+              <w:rPr>
+                <w:rFonts w:ascii="Montserrat" w:hAnsi="Montserrat"/>
+                <w:sz w:val="20"/>
+                <w:szCs w:val="20"/>
+              </w:rPr>
+            </w:pPr>
+            <w:r>
+              <w:rPr>
+                <w:rFonts w:ascii="Montserrat" w:hAnsi="Montserrat"/>
+                <w:sz w:val="20"/>
+                <w:szCs w:val="20"/>
+              </w:rPr>
+              <w:t>Obtida da fonte e padronizada na camada Prata.</w:t>
+            </w:r>
+          </w:p>
+        </w:tc>
+        <w:tc>
+          <w:tcPr>
+            <w:tcW w:w="2551" w:type="dxa"/>
+          </w:tcPr>
+          <w:p>
+            <w:pPr>
+              <w:spacing w:after="120"/>
+              <w:rPr>
+                <w:rFonts w:ascii="Montserrat" w:hAnsi="Montserrat"/>
+                <w:sz w:val="20"/>
+                <w:szCs w:val="20"/>
+              </w:rPr>
+            </w:pPr>
+            <w:r>
+              <w:rPr>
+                <w:rFonts w:ascii="Montserrat" w:hAnsi="Montserrat"/>
+                <w:sz w:val="20"/>
+                <w:szCs w:val="20"/>
+              </w:rPr>
+              <w:t>Utilizada para analisar a distribuição dos registros por natureza da lesão.</w:t>
+            </w:r>
+          </w:p>
+        </w:tc>
+      </w:tr>
+      <w:tr>
+        <w:tc>
+          <w:tcPr>
+            <w:tcW w:w="1953" w:type="dxa"/>
+          </w:tcPr>
+          <w:p>
+            <w:pPr>
+              <w:spacing w:after="120"/>
+              <w:rPr>
+                <w:rFonts w:ascii="Montserrat" w:hAnsi="Montserrat"/>
+                <w:sz w:val="20"/>
+                <w:szCs w:val="20"/>
+              </w:rPr>
+            </w:pPr>
+            <w:proofErr w:type="spellStart"/>
+            <w:r>
+              <w:rPr>
+                <w:rFonts w:ascii="Montserrat" w:hAnsi="Montserrat"/>
+                <w:sz w:val="20"/>
+                <w:szCs w:val="20"/>
+              </w:rPr>
+              <w:t>OrigemCadastramentoCAT</w:t>
+            </w:r>
+            <w:proofErr w:type="spellEnd"/>
+          </w:p>
+        </w:tc>
+        <w:tc>
+          <w:tcPr>
+            <w:tcW w:w="1984" w:type="dxa"/>
+          </w:tcPr>
+          <w:p>
+            <w:pPr>
+              <w:spacing w:after="120"/>
+              <w:rPr>
+                <w:rFonts w:ascii="Montserrat" w:hAnsi="Montserrat"/>
+                <w:sz w:val="20"/>
+                <w:szCs w:val="20"/>
+              </w:rPr>
+            </w:pPr>
+            <w:r>
+              <w:rPr>
+                <w:rFonts w:ascii="Montserrat" w:hAnsi="Montserrat"/>
+                <w:sz w:val="20"/>
+                <w:szCs w:val="20"/>
+              </w:rPr>
+              <w:t>Origem do cadastramento da Comunicação de Acidente de Trabalho.</w:t>
+            </w:r>
+          </w:p>
+        </w:tc>
+        <w:tc>
+          <w:tcPr>
+            <w:tcW w:w="992" w:type="dxa"/>
+          </w:tcPr>
+          <w:p>
+            <w:pPr>
+              <w:spacing w:after="120"/>
+              <w:rPr>
+                <w:rFonts w:ascii="Montserrat" w:hAnsi="Montserrat"/>
+                <w:sz w:val="20"/>
+                <w:szCs w:val="20"/>
+              </w:rPr>
+            </w:pPr>
+            <w:r>
+              <w:rPr>
+                <w:rFonts w:ascii="Montserrat" w:hAnsi="Montserrat"/>
+                <w:sz w:val="20"/>
+                <w:szCs w:val="20"/>
+              </w:rPr>
+              <w:t>Texto</w:t>
+            </w:r>
+          </w:p>
+        </w:tc>
+        <w:tc>
+          <w:tcPr>
+            <w:tcW w:w="2268" w:type="dxa"/>
+          </w:tcPr>
+          <w:p>
+            <w:pPr>
+              <w:spacing w:after="120"/>
+              <w:rPr>
+                <w:rFonts w:ascii="Montserrat" w:hAnsi="Montserrat"/>
+                <w:sz w:val="20"/>
+                <w:szCs w:val="20"/>
+              </w:rPr>
+            </w:pPr>
+            <w:r>
+              <w:rPr>
+                <w:rFonts w:ascii="Montserrat" w:hAnsi="Montserrat"/>
+                <w:sz w:val="20"/>
+                <w:szCs w:val="20"/>
+              </w:rPr>
+              <w:t>Atributo de análise</w:t>
+            </w:r>
+            <w:r>
+              <w:rPr>
+                <w:rFonts w:ascii="Montserrat" w:hAnsi="Montserrat"/>
+                <w:sz w:val="20"/>
+                <w:szCs w:val="20"/>
+              </w:rPr>
+              <w:t>.</w:t>
+            </w:r>
+          </w:p>
+        </w:tc>
+        <w:tc>
+          <w:tcPr>
+            <w:tcW w:w="2127" w:type="dxa"/>
+          </w:tcPr>
+          <w:p>
+            <w:pPr>
+              <w:spacing w:after="120"/>
+              <w:rPr>
+                <w:rFonts w:ascii="Montserrat" w:hAnsi="Montserrat"/>
+                <w:sz w:val="20"/>
+                <w:szCs w:val="20"/>
+              </w:rPr>
+            </w:pPr>
+            <w:r>
+              <w:rPr>
+                <w:rFonts w:ascii="Montserrat" w:hAnsi="Montserrat"/>
+                <w:sz w:val="20"/>
+                <w:szCs w:val="20"/>
+              </w:rPr>
+              <w:t>Obtida da fonte de dados.</w:t>
+            </w:r>
+          </w:p>
+        </w:tc>
+        <w:tc>
+          <w:tcPr>
+            <w:tcW w:w="2551" w:type="dxa"/>
+          </w:tcPr>
+          <w:p>
+            <w:pPr>
+              <w:spacing w:after="120"/>
+              <w:rPr>
+                <w:rFonts w:ascii="Montserrat" w:hAnsi="Montserrat"/>
+                <w:sz w:val="20"/>
+                <w:szCs w:val="20"/>
+              </w:rPr>
+            </w:pPr>
+            <w:r>
+              <w:rPr>
+                <w:rFonts w:ascii="Montserrat" w:hAnsi="Montserrat"/>
+                <w:sz w:val="20"/>
+                <w:szCs w:val="20"/>
+              </w:rPr>
+              <w:t>Os valores devem seguir a padronização adotada na camada Prata.</w:t>
+            </w:r>
+          </w:p>
+        </w:tc>
+      </w:tr>
+      <w:tr>
+        <w:tc>
+          <w:tcPr>
+            <w:tcW w:w="1953" w:type="dxa"/>
+          </w:tcPr>
+          <w:p>
+            <w:pPr>
+              <w:spacing w:after="120"/>
+              <w:rPr>
+                <w:rFonts w:ascii="Montserrat" w:hAnsi="Montserrat"/>
+                <w:sz w:val="20"/>
+                <w:szCs w:val="20"/>
+              </w:rPr>
+            </w:pPr>
+            <w:proofErr w:type="spellStart"/>
+            <w:r>
+              <w:rPr>
+                <w:rFonts w:ascii="Montserrat" w:hAnsi="Montserrat"/>
+                <w:sz w:val="20"/>
+                <w:szCs w:val="20"/>
+              </w:rPr>
+              <w:t>ParteCorpoAtingida</w:t>
+            </w:r>
+            <w:proofErr w:type="spellEnd"/>
+          </w:p>
+        </w:tc>
+        <w:tc>
+          <w:tcPr>
+            <w:tcW w:w="1984" w:type="dxa"/>
+          </w:tcPr>
+          <w:p>
+            <w:pPr>
+              <w:spacing w:after="120"/>
+              <w:rPr>
+                <w:rFonts w:ascii="Montserrat" w:hAnsi="Montserrat"/>
+                <w:sz w:val="20"/>
+                <w:szCs w:val="20"/>
+              </w:rPr>
+            </w:pPr>
+            <w:r>
+              <w:rPr>
+                <w:rFonts w:ascii="Montserrat" w:hAnsi="Montserrat"/>
+                <w:sz w:val="20"/>
+                <w:szCs w:val="20"/>
+              </w:rPr>
+              <w:t>Parte do corpo atingida no acidente.</w:t>
+            </w:r>
+          </w:p>
+        </w:tc>
+        <w:tc>
+          <w:tcPr>
+            <w:tcW w:w="992" w:type="dxa"/>
+          </w:tcPr>
+          <w:p>
+            <w:pPr>
+              <w:spacing w:after="120"/>
+              <w:rPr>
+                <w:rFonts w:ascii="Montserrat" w:hAnsi="Montserrat"/>
+                <w:sz w:val="20"/>
+                <w:szCs w:val="20"/>
+              </w:rPr>
+            </w:pPr>
+            <w:r>
+              <w:rPr>
+                <w:rFonts w:ascii="Montserrat" w:hAnsi="Montserrat"/>
+                <w:sz w:val="20"/>
+                <w:szCs w:val="20"/>
+              </w:rPr>
+              <w:t>Texto</w:t>
+            </w:r>
+          </w:p>
+        </w:tc>
+        <w:tc>
+          <w:tcPr>
+            <w:tcW w:w="2268" w:type="dxa"/>
+          </w:tcPr>
+          <w:p>
+            <w:pPr>
+              <w:spacing w:after="120"/>
+              <w:rPr>
+                <w:rFonts w:ascii="Montserrat" w:hAnsi="Montserrat"/>
+                <w:sz w:val="20"/>
+                <w:szCs w:val="20"/>
+              </w:rPr>
+            </w:pPr>
+            <w:r>
+              <w:rPr>
+                <w:rFonts w:ascii="Montserrat" w:hAnsi="Montserrat"/>
+                <w:sz w:val="20"/>
+                <w:szCs w:val="20"/>
+              </w:rPr>
+              <w:t xml:space="preserve">Chave de relacionamento com </w:t>
+            </w:r>
+            <w:proofErr w:type="spellStart"/>
+            <w:r>
+              <w:rPr>
+                <w:rFonts w:ascii="Montserrat" w:hAnsi="Montserrat"/>
+                <w:sz w:val="20"/>
+                <w:szCs w:val="20"/>
+              </w:rPr>
+              <w:t>dimParteCorpoAtingida</w:t>
+            </w:r>
+            <w:proofErr w:type="spellEnd"/>
+            <w:r>
+              <w:rPr>
+                <w:rFonts w:ascii="Montserrat" w:hAnsi="Montserrat"/>
+                <w:sz w:val="20"/>
+                <w:szCs w:val="20"/>
+              </w:rPr>
+              <w:t>.</w:t>
+            </w:r>
+          </w:p>
+        </w:tc>
+        <w:tc>
+          <w:tcPr>
+            <w:tcW w:w="2127" w:type="dxa"/>
+          </w:tcPr>
+          <w:p>
+            <w:pPr>
+              <w:spacing w:after="120"/>
+              <w:rPr>
+                <w:rFonts w:ascii="Montserrat" w:hAnsi="Montserrat"/>
+                <w:sz w:val="20"/>
+                <w:szCs w:val="20"/>
+              </w:rPr>
+            </w:pPr>
+            <w:r>
+              <w:rPr>
+                <w:rFonts w:ascii="Montserrat" w:hAnsi="Montserrat"/>
+                <w:sz w:val="20"/>
+                <w:szCs w:val="20"/>
+              </w:rPr>
+              <w:t>Obtida da fonte e padronizada na camada Prata.</w:t>
+            </w:r>
+          </w:p>
+        </w:tc>
+        <w:tc>
+          <w:tcPr>
+            <w:tcW w:w="2551" w:type="dxa"/>
+          </w:tcPr>
+          <w:p>
+            <w:pPr>
+              <w:spacing w:after="120"/>
+              <w:rPr>
+                <w:rFonts w:ascii="Montserrat" w:hAnsi="Montserrat"/>
+                <w:sz w:val="20"/>
+                <w:szCs w:val="20"/>
+              </w:rPr>
+            </w:pPr>
+            <w:r>
+              <w:rPr>
+                <w:rFonts w:ascii="Montserrat" w:hAnsi="Montserrat"/>
+                <w:sz w:val="20"/>
+                <w:szCs w:val="20"/>
+              </w:rPr>
+              <w:t>Permite analisar a distribuição dos registros por parte do corpo atingida.</w:t>
+            </w:r>
+          </w:p>
+        </w:tc>
+      </w:tr>
+      <w:tr>
+        <w:tc>
+          <w:tcPr>
+            <w:tcW w:w="1953" w:type="dxa"/>
+          </w:tcPr>
+          <w:p>
+            <w:pPr>
+              <w:spacing w:after="120"/>
+              <w:rPr>
+                <w:rFonts w:ascii="Montserrat" w:hAnsi="Montserrat"/>
+                <w:sz w:val="20"/>
+                <w:szCs w:val="20"/>
+              </w:rPr>
+            </w:pPr>
+            <w:r>
+              <w:rPr>
+                <w:rFonts w:ascii="Montserrat" w:hAnsi="Montserrat"/>
+                <w:sz w:val="20"/>
+                <w:szCs w:val="20"/>
+              </w:rPr>
+              <w:t>Sexo</w:t>
+            </w:r>
+          </w:p>
+        </w:tc>
+        <w:tc>
+          <w:tcPr>
+            <w:tcW w:w="1984" w:type="dxa"/>
+          </w:tcPr>
+          <w:p>
+            <w:pPr>
+              <w:spacing w:after="120"/>
+              <w:rPr>
+                <w:rFonts w:ascii="Montserrat" w:hAnsi="Montserrat"/>
+                <w:sz w:val="20"/>
+                <w:szCs w:val="20"/>
+              </w:rPr>
+            </w:pPr>
+            <w:r>
+              <w:rPr>
+                <w:rFonts w:ascii="Montserrat" w:hAnsi="Montserrat"/>
+                <w:sz w:val="20"/>
+                <w:szCs w:val="20"/>
+              </w:rPr>
+              <w:t>Sexo informado no registro.</w:t>
+            </w:r>
+          </w:p>
+        </w:tc>
+        <w:tc>
+          <w:tcPr>
+            <w:tcW w:w="992" w:type="dxa"/>
+          </w:tcPr>
+          <w:p>
+            <w:pPr>
+              <w:spacing w:after="120"/>
+              <w:rPr>
+                <w:rFonts w:ascii="Montserrat" w:hAnsi="Montserrat"/>
+                <w:sz w:val="20"/>
+                <w:szCs w:val="20"/>
+              </w:rPr>
+            </w:pPr>
+            <w:r>
+              <w:rPr>
+                <w:rFonts w:ascii="Montserrat" w:hAnsi="Montserrat"/>
+                <w:sz w:val="20"/>
+                <w:szCs w:val="20"/>
+              </w:rPr>
+              <w:t>Texto</w:t>
+            </w:r>
+          </w:p>
+        </w:tc>
+        <w:tc>
+          <w:tcPr>
+            <w:tcW w:w="2268" w:type="dxa"/>
+          </w:tcPr>
+          <w:p>
+            <w:pPr>
+              <w:spacing w:after="120"/>
+              <w:rPr>
+                <w:rFonts w:ascii="Montserrat" w:hAnsi="Montserrat"/>
+                <w:sz w:val="20"/>
+                <w:szCs w:val="20"/>
+              </w:rPr>
+            </w:pPr>
+            <w:r>
+              <w:rPr>
+                <w:rFonts w:ascii="Montserrat" w:hAnsi="Montserrat"/>
+                <w:sz w:val="20"/>
+                <w:szCs w:val="20"/>
+              </w:rPr>
+              <w:t xml:space="preserve">Chave de relacionamento com </w:t>
+            </w:r>
+            <w:proofErr w:type="spellStart"/>
+            <w:r>
+              <w:rPr>
+                <w:rFonts w:ascii="Montserrat" w:hAnsi="Montserrat"/>
+                <w:sz w:val="20"/>
+                <w:szCs w:val="20"/>
+              </w:rPr>
+              <w:t>dimSexo</w:t>
+            </w:r>
+            <w:proofErr w:type="spellEnd"/>
+            <w:r>
+              <w:rPr>
+                <w:rFonts w:ascii="Montserrat" w:hAnsi="Montserrat"/>
+                <w:sz w:val="20"/>
+                <w:szCs w:val="20"/>
+              </w:rPr>
+              <w:t>.</w:t>
+            </w:r>
+          </w:p>
+        </w:tc>
+        <w:tc>
+          <w:tcPr>
+            <w:tcW w:w="2127" w:type="dxa"/>
+          </w:tcPr>
+          <w:p>
+            <w:pPr>
+              <w:spacing w:after="120"/>
+              <w:rPr>
+                <w:rFonts w:ascii="Montserrat" w:hAnsi="Montserrat"/>
+                <w:sz w:val="20"/>
+                <w:szCs w:val="20"/>
+              </w:rPr>
+            </w:pPr>
+            <w:r>
+              <w:rPr>
+                <w:rFonts w:ascii="Montserrat" w:hAnsi="Montserrat"/>
+                <w:sz w:val="20"/>
+                <w:szCs w:val="20"/>
+              </w:rPr>
+              <w:t>Obtido da fonte de dados.</w:t>
+            </w:r>
+          </w:p>
+        </w:tc>
+        <w:tc>
+          <w:tcPr>
+            <w:tcW w:w="2551" w:type="dxa"/>
+          </w:tcPr>
+          <w:p>
+            <w:pPr>
+              <w:spacing w:after="120"/>
+              <w:rPr>
+                <w:rFonts w:ascii="Montserrat" w:hAnsi="Montserrat"/>
+                <w:sz w:val="20"/>
+                <w:szCs w:val="20"/>
+              </w:rPr>
+            </w:pPr>
+            <w:r>
+              <w:rPr>
+                <w:rFonts w:ascii="Montserrat" w:hAnsi="Montserrat"/>
+                <w:sz w:val="20"/>
+                <w:szCs w:val="20"/>
+              </w:rPr>
+              <w:t>Utilizado para segmentação e comparação dos registros.</w:t>
+            </w:r>
+          </w:p>
+        </w:tc>
+      </w:tr>
+      <w:tr>
+        <w:tc>
+          <w:tcPr>
+            <w:tcW w:w="1953" w:type="dxa"/>
+          </w:tcPr>
+          <w:p>
+            <w:pPr>
+              <w:spacing w:after="120"/>
+              <w:rPr>
+                <w:rFonts w:ascii="Montserrat" w:hAnsi="Montserrat"/>
+                <w:sz w:val="20"/>
+                <w:szCs w:val="20"/>
+              </w:rPr>
+            </w:pPr>
+            <w:proofErr w:type="spellStart"/>
+            <w:r>
+              <w:rPr>
+                <w:rFonts w:ascii="Montserrat" w:hAnsi="Montserrat"/>
+                <w:sz w:val="20"/>
+                <w:szCs w:val="20"/>
+              </w:rPr>
+              <w:lastRenderedPageBreak/>
+              <w:t>TipoAcidente</w:t>
+            </w:r>
+            <w:proofErr w:type="spellEnd"/>
+          </w:p>
+        </w:tc>
+        <w:tc>
+          <w:tcPr>
+            <w:tcW w:w="1984" w:type="dxa"/>
+          </w:tcPr>
+          <w:p>
+            <w:pPr>
+              <w:spacing w:after="120"/>
+              <w:rPr>
+                <w:rFonts w:ascii="Montserrat" w:hAnsi="Montserrat"/>
+                <w:sz w:val="20"/>
+                <w:szCs w:val="20"/>
+              </w:rPr>
+            </w:pPr>
+            <w:r>
+              <w:rPr>
+                <w:rFonts w:ascii="Montserrat" w:hAnsi="Montserrat"/>
+                <w:sz w:val="20"/>
+                <w:szCs w:val="20"/>
+              </w:rPr>
+              <w:t>Classificação do tipo de acidente de trabalho.</w:t>
+            </w:r>
+          </w:p>
+        </w:tc>
+        <w:tc>
+          <w:tcPr>
+            <w:tcW w:w="992" w:type="dxa"/>
+          </w:tcPr>
+          <w:p>
+            <w:pPr>
+              <w:spacing w:after="120"/>
+              <w:rPr>
+                <w:rFonts w:ascii="Montserrat" w:hAnsi="Montserrat"/>
+                <w:sz w:val="20"/>
+                <w:szCs w:val="20"/>
+              </w:rPr>
+            </w:pPr>
+            <w:r>
+              <w:rPr>
+                <w:rFonts w:ascii="Montserrat" w:hAnsi="Montserrat"/>
+                <w:sz w:val="20"/>
+                <w:szCs w:val="20"/>
+              </w:rPr>
+              <w:t>Texto</w:t>
+            </w:r>
+          </w:p>
+        </w:tc>
+        <w:tc>
+          <w:tcPr>
+            <w:tcW w:w="2268" w:type="dxa"/>
+          </w:tcPr>
+          <w:p>
+            <w:pPr>
+              <w:spacing w:after="120"/>
+              <w:rPr>
+                <w:rFonts w:ascii="Montserrat" w:hAnsi="Montserrat"/>
+                <w:sz w:val="20"/>
+                <w:szCs w:val="20"/>
+              </w:rPr>
+            </w:pPr>
+            <w:r>
+              <w:rPr>
+                <w:rFonts w:ascii="Montserrat" w:hAnsi="Montserrat"/>
+                <w:sz w:val="20"/>
+                <w:szCs w:val="20"/>
+              </w:rPr>
+              <w:t xml:space="preserve">Chave de relacionamento com </w:t>
+            </w:r>
+            <w:proofErr w:type="spellStart"/>
+            <w:r>
+              <w:rPr>
+                <w:rFonts w:ascii="Montserrat" w:hAnsi="Montserrat"/>
+                <w:sz w:val="20"/>
+                <w:szCs w:val="20"/>
+              </w:rPr>
+              <w:t>dimTipoAcidente</w:t>
+            </w:r>
+            <w:proofErr w:type="spellEnd"/>
+            <w:r>
+              <w:rPr>
+                <w:rFonts w:ascii="Montserrat" w:hAnsi="Montserrat"/>
+                <w:sz w:val="20"/>
+                <w:szCs w:val="20"/>
+              </w:rPr>
+              <w:t>.</w:t>
+            </w:r>
+          </w:p>
+        </w:tc>
+        <w:tc>
+          <w:tcPr>
+            <w:tcW w:w="2127" w:type="dxa"/>
+          </w:tcPr>
+          <w:p>
+            <w:pPr>
+              <w:spacing w:after="120"/>
+              <w:rPr>
+                <w:rFonts w:ascii="Montserrat" w:hAnsi="Montserrat"/>
+                <w:sz w:val="20"/>
+                <w:szCs w:val="20"/>
+              </w:rPr>
+            </w:pPr>
+            <w:r>
+              <w:rPr>
+                <w:rFonts w:ascii="Montserrat" w:hAnsi="Montserrat"/>
+                <w:sz w:val="20"/>
+                <w:szCs w:val="20"/>
+              </w:rPr>
+              <w:t>Obtido da fonte de dados.</w:t>
+            </w:r>
+          </w:p>
+        </w:tc>
+        <w:tc>
+          <w:tcPr>
+            <w:tcW w:w="2551" w:type="dxa"/>
+          </w:tcPr>
+          <w:p>
+            <w:pPr>
+              <w:spacing w:after="120"/>
+              <w:rPr>
+                <w:rFonts w:ascii="Montserrat" w:hAnsi="Montserrat"/>
+                <w:sz w:val="20"/>
+                <w:szCs w:val="20"/>
+              </w:rPr>
+            </w:pPr>
+            <w:r>
+              <w:rPr>
+                <w:rFonts w:ascii="Montserrat" w:hAnsi="Montserrat"/>
+                <w:sz w:val="20"/>
+                <w:szCs w:val="20"/>
+              </w:rPr>
+              <w:t>A análise deve considerar as categorias existentes na fonte.</w:t>
+            </w:r>
+          </w:p>
+        </w:tc>
+      </w:tr>
+      <w:tr>
+        <w:tc>
+          <w:tcPr>
+            <w:tcW w:w="1953" w:type="dxa"/>
+          </w:tcPr>
+          <w:p>
+            <w:pPr>
+              <w:spacing w:after="120"/>
+              <w:rPr>
+                <w:rFonts w:ascii="Montserrat" w:hAnsi="Montserrat"/>
+                <w:sz w:val="20"/>
+                <w:szCs w:val="20"/>
+              </w:rPr>
+            </w:pPr>
+            <w:proofErr w:type="spellStart"/>
+            <w:r>
+              <w:rPr>
+                <w:rFonts w:ascii="Montserrat" w:hAnsi="Montserrat"/>
+                <w:sz w:val="20"/>
+                <w:szCs w:val="20"/>
+              </w:rPr>
+              <w:t>UFMunicipioAcidente</w:t>
+            </w:r>
+            <w:proofErr w:type="spellEnd"/>
+          </w:p>
+        </w:tc>
+        <w:tc>
+          <w:tcPr>
+            <w:tcW w:w="1984" w:type="dxa"/>
+          </w:tcPr>
+          <w:p>
+            <w:pPr>
+              <w:spacing w:after="120"/>
+              <w:rPr>
+                <w:rFonts w:ascii="Montserrat" w:hAnsi="Montserrat"/>
+                <w:sz w:val="20"/>
+                <w:szCs w:val="20"/>
+              </w:rPr>
+            </w:pPr>
+            <w:r>
+              <w:rPr>
+                <w:rFonts w:ascii="Montserrat" w:hAnsi="Montserrat"/>
+                <w:sz w:val="20"/>
+                <w:szCs w:val="20"/>
+              </w:rPr>
+              <w:t>Unidade da Federação do município onde ocorreu o acidente.</w:t>
+            </w:r>
+          </w:p>
+        </w:tc>
+        <w:tc>
+          <w:tcPr>
+            <w:tcW w:w="992" w:type="dxa"/>
+          </w:tcPr>
+          <w:p>
+            <w:pPr>
+              <w:spacing w:after="120"/>
+              <w:rPr>
+                <w:rFonts w:ascii="Montserrat" w:hAnsi="Montserrat"/>
+                <w:sz w:val="20"/>
+                <w:szCs w:val="20"/>
+              </w:rPr>
+            </w:pPr>
+            <w:r>
+              <w:rPr>
+                <w:rFonts w:ascii="Montserrat" w:hAnsi="Montserrat"/>
+                <w:sz w:val="20"/>
+                <w:szCs w:val="20"/>
+              </w:rPr>
+              <w:t>Texto</w:t>
+            </w:r>
+          </w:p>
+        </w:tc>
+        <w:tc>
+          <w:tcPr>
+            <w:tcW w:w="2268" w:type="dxa"/>
+          </w:tcPr>
+          <w:p>
+            <w:pPr>
+              <w:spacing w:after="120"/>
+              <w:rPr>
+                <w:rFonts w:ascii="Montserrat" w:hAnsi="Montserrat"/>
+                <w:sz w:val="20"/>
+                <w:szCs w:val="20"/>
+              </w:rPr>
+            </w:pPr>
+            <w:r>
+              <w:rPr>
+                <w:rFonts w:ascii="Montserrat" w:hAnsi="Montserrat"/>
+                <w:sz w:val="20"/>
+                <w:szCs w:val="20"/>
+              </w:rPr>
+              <w:t xml:space="preserve">Chave de relacionamento com </w:t>
+            </w:r>
+            <w:proofErr w:type="spellStart"/>
+            <w:r>
+              <w:rPr>
+                <w:rFonts w:ascii="Montserrat" w:hAnsi="Montserrat"/>
+                <w:sz w:val="20"/>
+                <w:szCs w:val="20"/>
+              </w:rPr>
+              <w:t>dimUFAcidente</w:t>
+            </w:r>
+            <w:proofErr w:type="spellEnd"/>
+            <w:r>
+              <w:rPr>
+                <w:rFonts w:ascii="Montserrat" w:hAnsi="Montserrat"/>
+                <w:sz w:val="20"/>
+                <w:szCs w:val="20"/>
+              </w:rPr>
+              <w:t>.</w:t>
+            </w:r>
+          </w:p>
+        </w:tc>
+        <w:tc>
+          <w:tcPr>
+            <w:tcW w:w="2127" w:type="dxa"/>
+          </w:tcPr>
+          <w:p>
+            <w:pPr>
+              <w:spacing w:after="120"/>
+              <w:rPr>
+                <w:rFonts w:ascii="Montserrat" w:hAnsi="Montserrat"/>
+                <w:sz w:val="20"/>
+                <w:szCs w:val="20"/>
+              </w:rPr>
+            </w:pPr>
+            <w:r>
+              <w:rPr>
+                <w:rFonts w:ascii="Montserrat" w:hAnsi="Montserrat"/>
+                <w:sz w:val="20"/>
+                <w:szCs w:val="20"/>
+              </w:rPr>
+              <w:t>Obtida da fonte de dados e padronizada na camada Prata.</w:t>
+            </w:r>
+          </w:p>
+        </w:tc>
+        <w:tc>
+          <w:tcPr>
+            <w:tcW w:w="2551" w:type="dxa"/>
+          </w:tcPr>
+          <w:p>
+            <w:pPr>
+              <w:spacing w:after="120"/>
+              <w:rPr>
+                <w:rFonts w:ascii="Montserrat" w:hAnsi="Montserrat"/>
+                <w:sz w:val="20"/>
+                <w:szCs w:val="20"/>
+              </w:rPr>
+            </w:pPr>
+            <w:r>
+              <w:rPr>
+                <w:rFonts w:ascii="Montserrat" w:hAnsi="Montserrat"/>
+                <w:sz w:val="20"/>
+                <w:szCs w:val="20"/>
+              </w:rPr>
+              <w:t>Representa a UF da ocorrência, não a UF do empregador.</w:t>
+            </w:r>
+          </w:p>
+        </w:tc>
+      </w:tr>
+      <w:tr>
+        <w:tc>
+          <w:tcPr>
+            <w:tcW w:w="1953" w:type="dxa"/>
+          </w:tcPr>
+          <w:p>
+            <w:pPr>
+              <w:spacing w:after="120"/>
+              <w:rPr>
+                <w:rFonts w:ascii="Montserrat" w:hAnsi="Montserrat"/>
+                <w:sz w:val="20"/>
+                <w:szCs w:val="20"/>
+              </w:rPr>
+            </w:pPr>
+            <w:proofErr w:type="spellStart"/>
+            <w:r>
+              <w:rPr>
+                <w:rFonts w:ascii="Montserrat" w:hAnsi="Montserrat"/>
+                <w:sz w:val="20"/>
+                <w:szCs w:val="20"/>
+              </w:rPr>
+              <w:t>DataAfastamento</w:t>
+            </w:r>
+            <w:proofErr w:type="spellEnd"/>
+          </w:p>
+        </w:tc>
+        <w:tc>
+          <w:tcPr>
+            <w:tcW w:w="1984" w:type="dxa"/>
+          </w:tcPr>
+          <w:p>
+            <w:pPr>
+              <w:spacing w:after="120"/>
+              <w:rPr>
+                <w:rFonts w:ascii="Montserrat" w:hAnsi="Montserrat"/>
+                <w:sz w:val="20"/>
+                <w:szCs w:val="20"/>
+              </w:rPr>
+            </w:pPr>
+            <w:r>
+              <w:rPr>
+                <w:rFonts w:ascii="Montserrat" w:hAnsi="Montserrat"/>
+                <w:sz w:val="20"/>
+                <w:szCs w:val="20"/>
+              </w:rPr>
+              <w:t>Data de afastamento associada ao registro, quando informada.</w:t>
+            </w:r>
+          </w:p>
+        </w:tc>
+        <w:tc>
+          <w:tcPr>
+            <w:tcW w:w="992" w:type="dxa"/>
+          </w:tcPr>
+          <w:p>
+            <w:pPr>
+              <w:spacing w:after="120"/>
+              <w:rPr>
+                <w:rFonts w:ascii="Montserrat" w:hAnsi="Montserrat"/>
+                <w:sz w:val="20"/>
+                <w:szCs w:val="20"/>
+              </w:rPr>
+            </w:pPr>
+            <w:r>
+              <w:rPr>
+                <w:rFonts w:ascii="Montserrat" w:hAnsi="Montserrat"/>
+                <w:sz w:val="20"/>
+                <w:szCs w:val="20"/>
+              </w:rPr>
+              <w:t>Data</w:t>
+            </w:r>
+          </w:p>
+        </w:tc>
+        <w:tc>
+          <w:tcPr>
+            <w:tcW w:w="2268" w:type="dxa"/>
+          </w:tcPr>
+          <w:p>
+            <w:pPr>
+              <w:spacing w:after="120"/>
+              <w:rPr>
+                <w:rFonts w:ascii="Montserrat" w:hAnsi="Montserrat"/>
+                <w:sz w:val="20"/>
+                <w:szCs w:val="20"/>
+              </w:rPr>
+            </w:pPr>
+            <w:r>
+              <w:rPr>
+                <w:rFonts w:ascii="Montserrat" w:hAnsi="Montserrat"/>
+                <w:sz w:val="20"/>
+                <w:szCs w:val="20"/>
+              </w:rPr>
+              <w:t>Atributo temporal</w:t>
+            </w:r>
+            <w:r>
+              <w:rPr>
+                <w:rFonts w:ascii="Montserrat" w:hAnsi="Montserrat"/>
+                <w:sz w:val="20"/>
+                <w:szCs w:val="20"/>
+              </w:rPr>
+              <w:t>.</w:t>
+            </w:r>
+          </w:p>
+        </w:tc>
+        <w:tc>
+          <w:tcPr>
+            <w:tcW w:w="2127" w:type="dxa"/>
+          </w:tcPr>
+          <w:p>
+            <w:pPr>
+              <w:spacing w:after="120"/>
+              <w:rPr>
+                <w:rFonts w:ascii="Montserrat" w:hAnsi="Montserrat"/>
+                <w:sz w:val="20"/>
+                <w:szCs w:val="20"/>
+              </w:rPr>
+            </w:pPr>
+            <w:r>
+              <w:rPr>
+                <w:rFonts w:ascii="Montserrat" w:hAnsi="Montserrat"/>
+                <w:sz w:val="20"/>
+                <w:szCs w:val="20"/>
+              </w:rPr>
+              <w:t>Obtida da fonte; valores inválidos, como 00/00/0000, foram substituídos por nulos antes da conversão.</w:t>
+            </w:r>
+          </w:p>
+        </w:tc>
+        <w:tc>
+          <w:tcPr>
+            <w:tcW w:w="2551" w:type="dxa"/>
+          </w:tcPr>
+          <w:p>
+            <w:pPr>
+              <w:spacing w:after="120"/>
+              <w:rPr>
+                <w:rFonts w:ascii="Montserrat" w:hAnsi="Montserrat"/>
+                <w:sz w:val="20"/>
+                <w:szCs w:val="20"/>
+              </w:rPr>
+            </w:pPr>
+            <w:r>
+              <w:rPr>
+                <w:rFonts w:ascii="Montserrat" w:hAnsi="Montserrat"/>
+                <w:sz w:val="20"/>
+                <w:szCs w:val="20"/>
+              </w:rPr>
+              <w:t>Pode apresentar valores nulos.</w:t>
+            </w:r>
+          </w:p>
+        </w:tc>
+      </w:tr>
+      <w:tr>
+        <w:tc>
+          <w:tcPr>
+            <w:tcW w:w="1953" w:type="dxa"/>
+          </w:tcPr>
+          <w:p>
+            <w:pPr>
+              <w:spacing w:after="120"/>
+              <w:rPr>
+                <w:rFonts w:ascii="Montserrat" w:hAnsi="Montserrat"/>
+                <w:sz w:val="20"/>
+                <w:szCs w:val="20"/>
+              </w:rPr>
+            </w:pPr>
+            <w:proofErr w:type="spellStart"/>
+            <w:r>
+              <w:rPr>
+                <w:rFonts w:ascii="Montserrat" w:hAnsi="Montserrat"/>
+                <w:sz w:val="20"/>
+                <w:szCs w:val="20"/>
+              </w:rPr>
+              <w:t>DataDespachoBeneficio</w:t>
+            </w:r>
+            <w:proofErr w:type="spellEnd"/>
+          </w:p>
+        </w:tc>
+        <w:tc>
+          <w:tcPr>
+            <w:tcW w:w="1984" w:type="dxa"/>
+          </w:tcPr>
+          <w:p>
+            <w:pPr>
+              <w:spacing w:after="120"/>
+              <w:rPr>
+                <w:rFonts w:ascii="Montserrat" w:hAnsi="Montserrat"/>
+                <w:sz w:val="20"/>
+                <w:szCs w:val="20"/>
+              </w:rPr>
+            </w:pPr>
+            <w:r>
+              <w:rPr>
+                <w:rFonts w:ascii="Montserrat" w:hAnsi="Montserrat"/>
+                <w:sz w:val="20"/>
+                <w:szCs w:val="20"/>
+              </w:rPr>
+              <w:t>Data do despacho do benefício, quando informada.</w:t>
+            </w:r>
+          </w:p>
+        </w:tc>
+        <w:tc>
+          <w:tcPr>
+            <w:tcW w:w="992" w:type="dxa"/>
+          </w:tcPr>
+          <w:p>
+            <w:pPr>
+              <w:spacing w:after="120"/>
+              <w:rPr>
+                <w:rFonts w:ascii="Montserrat" w:hAnsi="Montserrat"/>
+                <w:sz w:val="20"/>
+                <w:szCs w:val="20"/>
+              </w:rPr>
+            </w:pPr>
+            <w:r>
+              <w:rPr>
+                <w:rFonts w:ascii="Montserrat" w:hAnsi="Montserrat"/>
+                <w:sz w:val="20"/>
+                <w:szCs w:val="20"/>
+              </w:rPr>
+              <w:t>Data</w:t>
+            </w:r>
+          </w:p>
+        </w:tc>
+        <w:tc>
+          <w:tcPr>
+            <w:tcW w:w="2268" w:type="dxa"/>
+          </w:tcPr>
+          <w:p>
+            <w:pPr>
+              <w:spacing w:after="120"/>
+              <w:rPr>
+                <w:rFonts w:ascii="Montserrat" w:hAnsi="Montserrat"/>
+                <w:sz w:val="20"/>
+                <w:szCs w:val="20"/>
+              </w:rPr>
+            </w:pPr>
+            <w:r>
+              <w:rPr>
+                <w:rFonts w:ascii="Montserrat" w:hAnsi="Montserrat"/>
+                <w:sz w:val="20"/>
+                <w:szCs w:val="20"/>
+              </w:rPr>
+              <w:t>Atributo temporal</w:t>
+            </w:r>
+            <w:r>
+              <w:rPr>
+                <w:rFonts w:ascii="Montserrat" w:hAnsi="Montserrat"/>
+                <w:sz w:val="20"/>
+                <w:szCs w:val="20"/>
+              </w:rPr>
+              <w:t>.</w:t>
+            </w:r>
+          </w:p>
+        </w:tc>
+        <w:tc>
+          <w:tcPr>
+            <w:tcW w:w="2127" w:type="dxa"/>
+          </w:tcPr>
+          <w:p>
+            <w:pPr>
+              <w:spacing w:after="120"/>
+              <w:rPr>
+                <w:rFonts w:ascii="Montserrat" w:hAnsi="Montserrat"/>
+                <w:sz w:val="20"/>
+                <w:szCs w:val="20"/>
+              </w:rPr>
+            </w:pPr>
+            <w:r>
+              <w:rPr>
+                <w:rFonts w:ascii="Montserrat" w:hAnsi="Montserrat"/>
+                <w:sz w:val="20"/>
+                <w:szCs w:val="20"/>
+              </w:rPr>
+              <w:t>Obtida da fonte e convertida para o tipo Data, com tratamento dos valores inválidos.</w:t>
+            </w:r>
+          </w:p>
+        </w:tc>
+        <w:tc>
+          <w:tcPr>
+            <w:tcW w:w="2551" w:type="dxa"/>
+          </w:tcPr>
+          <w:p>
+            <w:pPr>
+              <w:spacing w:after="120"/>
+              <w:rPr>
+                <w:rFonts w:ascii="Montserrat" w:hAnsi="Montserrat"/>
+                <w:sz w:val="20"/>
+                <w:szCs w:val="20"/>
+              </w:rPr>
+            </w:pPr>
+            <w:r>
+              <w:rPr>
+                <w:rFonts w:ascii="Montserrat" w:hAnsi="Montserrat"/>
+                <w:sz w:val="20"/>
+                <w:szCs w:val="20"/>
+              </w:rPr>
+              <w:t>Pode apresentar valores nulos.</w:t>
+            </w:r>
+          </w:p>
+        </w:tc>
+      </w:tr>
+      <w:tr>
+        <w:tc>
+          <w:tcPr>
+            <w:tcW w:w="1953" w:type="dxa"/>
+          </w:tcPr>
+          <w:p>
+            <w:pPr>
+              <w:spacing w:after="120"/>
+              <w:rPr>
+                <w:rFonts w:ascii="Montserrat" w:hAnsi="Montserrat"/>
+                <w:sz w:val="20"/>
+                <w:szCs w:val="20"/>
+              </w:rPr>
+            </w:pPr>
+            <w:proofErr w:type="spellStart"/>
+            <w:r>
+              <w:rPr>
+                <w:rFonts w:ascii="Montserrat" w:hAnsi="Montserrat"/>
+                <w:sz w:val="20"/>
+                <w:szCs w:val="20"/>
+              </w:rPr>
+              <w:t>DataNascimento</w:t>
+            </w:r>
+            <w:proofErr w:type="spellEnd"/>
+          </w:p>
+        </w:tc>
+        <w:tc>
+          <w:tcPr>
+            <w:tcW w:w="1984" w:type="dxa"/>
+          </w:tcPr>
+          <w:p>
+            <w:pPr>
+              <w:spacing w:after="120"/>
+              <w:rPr>
+                <w:rFonts w:ascii="Montserrat" w:hAnsi="Montserrat"/>
+                <w:sz w:val="20"/>
+                <w:szCs w:val="20"/>
+              </w:rPr>
+            </w:pPr>
+            <w:r>
+              <w:rPr>
+                <w:rFonts w:ascii="Montserrat" w:hAnsi="Montserrat"/>
+                <w:sz w:val="20"/>
+                <w:szCs w:val="20"/>
+              </w:rPr>
+              <w:t>Data de nascimento da pessoa relacionada ao registro.</w:t>
+            </w:r>
+          </w:p>
+        </w:tc>
+        <w:tc>
+          <w:tcPr>
+            <w:tcW w:w="992" w:type="dxa"/>
+          </w:tcPr>
+          <w:p>
+            <w:pPr>
+              <w:spacing w:after="120"/>
+              <w:rPr>
+                <w:rFonts w:ascii="Montserrat" w:hAnsi="Montserrat"/>
+                <w:sz w:val="20"/>
+                <w:szCs w:val="20"/>
+              </w:rPr>
+            </w:pPr>
+            <w:r>
+              <w:rPr>
+                <w:rFonts w:ascii="Montserrat" w:hAnsi="Montserrat"/>
+                <w:sz w:val="20"/>
+                <w:szCs w:val="20"/>
+              </w:rPr>
+              <w:t>Data</w:t>
+            </w:r>
+          </w:p>
+        </w:tc>
+        <w:tc>
+          <w:tcPr>
+            <w:tcW w:w="2268" w:type="dxa"/>
+          </w:tcPr>
+          <w:p>
+            <w:pPr>
+              <w:spacing w:after="120"/>
+              <w:rPr>
+                <w:rFonts w:ascii="Montserrat" w:hAnsi="Montserrat"/>
+                <w:sz w:val="20"/>
+                <w:szCs w:val="20"/>
+              </w:rPr>
+            </w:pPr>
+            <w:r>
+              <w:rPr>
+                <w:rFonts w:ascii="Montserrat" w:hAnsi="Montserrat"/>
+                <w:sz w:val="20"/>
+                <w:szCs w:val="20"/>
+              </w:rPr>
+              <w:t>Atributo para análise demográfica</w:t>
+            </w:r>
+            <w:r>
+              <w:rPr>
+                <w:rFonts w:ascii="Montserrat" w:hAnsi="Montserrat"/>
+                <w:sz w:val="20"/>
+                <w:szCs w:val="20"/>
+              </w:rPr>
+              <w:t>.</w:t>
+            </w:r>
+          </w:p>
+        </w:tc>
+        <w:tc>
+          <w:tcPr>
+            <w:tcW w:w="2127" w:type="dxa"/>
+          </w:tcPr>
+          <w:p>
+            <w:pPr>
+              <w:spacing w:after="120"/>
+              <w:rPr>
+                <w:rFonts w:ascii="Montserrat" w:hAnsi="Montserrat"/>
+                <w:sz w:val="20"/>
+                <w:szCs w:val="20"/>
+              </w:rPr>
+            </w:pPr>
+            <w:r>
+              <w:rPr>
+                <w:rFonts w:ascii="Montserrat" w:hAnsi="Montserrat"/>
+                <w:sz w:val="20"/>
+                <w:szCs w:val="20"/>
+              </w:rPr>
+              <w:t>Obtida da fonte de dados e convertida para o tipo Data.</w:t>
+            </w:r>
+          </w:p>
+        </w:tc>
+        <w:tc>
+          <w:tcPr>
+            <w:tcW w:w="2551" w:type="dxa"/>
+          </w:tcPr>
+          <w:p>
+            <w:pPr>
+              <w:spacing w:after="120"/>
+              <w:rPr>
+                <w:rFonts w:ascii="Montserrat" w:hAnsi="Montserrat"/>
+                <w:sz w:val="20"/>
+                <w:szCs w:val="20"/>
+              </w:rPr>
+            </w:pPr>
+            <w:r>
+              <w:rPr>
+                <w:rFonts w:ascii="Montserrat" w:hAnsi="Montserrat"/>
+                <w:sz w:val="20"/>
+                <w:szCs w:val="20"/>
+              </w:rPr>
+              <w:t>Mantida para permitir o cálculo da idade na data do acidente e a criação de faixas etárias.</w:t>
+            </w:r>
+          </w:p>
+        </w:tc>
+      </w:tr>
+      <w:tr>
+        <w:tc>
+          <w:tcPr>
+            <w:tcW w:w="1953" w:type="dxa"/>
+          </w:tcPr>
+          <w:p>
+            <w:pPr>
+              <w:spacing w:after="120"/>
+              <w:rPr>
+                <w:rFonts w:ascii="Montserrat" w:hAnsi="Montserrat"/>
+                <w:sz w:val="20"/>
+                <w:szCs w:val="20"/>
+              </w:rPr>
+            </w:pPr>
+            <w:proofErr w:type="spellStart"/>
+            <w:r>
+              <w:rPr>
+                <w:rFonts w:ascii="Montserrat" w:hAnsi="Montserrat"/>
+                <w:sz w:val="20"/>
+                <w:szCs w:val="20"/>
+              </w:rPr>
+              <w:t>DataEmissaoCAT</w:t>
+            </w:r>
+            <w:proofErr w:type="spellEnd"/>
+          </w:p>
+        </w:tc>
+        <w:tc>
+          <w:tcPr>
+            <w:tcW w:w="1984" w:type="dxa"/>
+          </w:tcPr>
+          <w:p>
+            <w:pPr>
+              <w:spacing w:after="120"/>
+              <w:rPr>
+                <w:rFonts w:ascii="Montserrat" w:hAnsi="Montserrat"/>
+                <w:sz w:val="20"/>
+                <w:szCs w:val="20"/>
+              </w:rPr>
+            </w:pPr>
+            <w:r>
+              <w:rPr>
+                <w:rFonts w:ascii="Montserrat" w:hAnsi="Montserrat"/>
+                <w:sz w:val="20"/>
+                <w:szCs w:val="20"/>
+              </w:rPr>
+              <w:t>Data de emissão da Comunicação de Acidente de Trabalho.</w:t>
+            </w:r>
+          </w:p>
+        </w:tc>
+        <w:tc>
+          <w:tcPr>
+            <w:tcW w:w="992" w:type="dxa"/>
+          </w:tcPr>
+          <w:p>
+            <w:pPr>
+              <w:spacing w:after="120"/>
+              <w:rPr>
+                <w:rFonts w:ascii="Montserrat" w:hAnsi="Montserrat"/>
+                <w:sz w:val="20"/>
+                <w:szCs w:val="20"/>
+              </w:rPr>
+            </w:pPr>
+            <w:r>
+              <w:rPr>
+                <w:rFonts w:ascii="Montserrat" w:hAnsi="Montserrat"/>
+                <w:sz w:val="20"/>
+                <w:szCs w:val="20"/>
+              </w:rPr>
+              <w:t>Data</w:t>
+            </w:r>
+          </w:p>
+        </w:tc>
+        <w:tc>
+          <w:tcPr>
+            <w:tcW w:w="2268" w:type="dxa"/>
+          </w:tcPr>
+          <w:p>
+            <w:pPr>
+              <w:spacing w:after="120"/>
+              <w:rPr>
+                <w:rFonts w:ascii="Montserrat" w:hAnsi="Montserrat"/>
+                <w:sz w:val="20"/>
+                <w:szCs w:val="20"/>
+              </w:rPr>
+            </w:pPr>
+            <w:r>
+              <w:rPr>
+                <w:rFonts w:ascii="Montserrat" w:hAnsi="Montserrat"/>
+                <w:sz w:val="20"/>
+                <w:szCs w:val="20"/>
+              </w:rPr>
+              <w:t xml:space="preserve">Chave de relacionamento com </w:t>
+            </w:r>
+            <w:proofErr w:type="spellStart"/>
+            <w:r>
+              <w:rPr>
+                <w:rFonts w:ascii="Montserrat" w:hAnsi="Montserrat"/>
+                <w:sz w:val="20"/>
+                <w:szCs w:val="20"/>
+              </w:rPr>
+              <w:t>dimCalendarioEmissaoCAT</w:t>
+            </w:r>
+            <w:proofErr w:type="spellEnd"/>
+            <w:r>
+              <w:rPr>
+                <w:rFonts w:ascii="Montserrat" w:hAnsi="Montserrat"/>
+                <w:sz w:val="20"/>
+                <w:szCs w:val="20"/>
+              </w:rPr>
+              <w:t xml:space="preserve"> e atributo temporal</w:t>
+            </w:r>
+            <w:r>
+              <w:rPr>
+                <w:rFonts w:ascii="Montserrat" w:hAnsi="Montserrat"/>
+                <w:sz w:val="20"/>
+                <w:szCs w:val="20"/>
+              </w:rPr>
+              <w:t>.</w:t>
+            </w:r>
+          </w:p>
+        </w:tc>
+        <w:tc>
+          <w:tcPr>
+            <w:tcW w:w="2127" w:type="dxa"/>
+          </w:tcPr>
+          <w:p>
+            <w:pPr>
+              <w:spacing w:after="120"/>
+              <w:rPr>
+                <w:rFonts w:ascii="Montserrat" w:hAnsi="Montserrat"/>
+                <w:sz w:val="20"/>
+                <w:szCs w:val="20"/>
+              </w:rPr>
+            </w:pPr>
+            <w:r>
+              <w:rPr>
+                <w:rFonts w:ascii="Montserrat" w:hAnsi="Montserrat"/>
+                <w:sz w:val="20"/>
+                <w:szCs w:val="20"/>
+              </w:rPr>
+              <w:t>Obtida da fonte e convertida para o tipo Data.</w:t>
+            </w:r>
+          </w:p>
+        </w:tc>
+        <w:tc>
+          <w:tcPr>
+            <w:tcW w:w="2551" w:type="dxa"/>
+          </w:tcPr>
+          <w:p>
+            <w:pPr>
+              <w:spacing w:after="120"/>
+              <w:rPr>
+                <w:rFonts w:ascii="Montserrat" w:hAnsi="Montserrat"/>
+                <w:sz w:val="20"/>
+                <w:szCs w:val="20"/>
+              </w:rPr>
+            </w:pPr>
+            <w:r>
+              <w:rPr>
+                <w:rFonts w:ascii="Montserrat" w:hAnsi="Montserrat"/>
+                <w:sz w:val="20"/>
+                <w:szCs w:val="20"/>
+              </w:rPr>
+              <w:t xml:space="preserve">Permite analisar a emissão das </w:t>
+            </w:r>
+            <w:proofErr w:type="spellStart"/>
+            <w:r>
+              <w:rPr>
+                <w:rFonts w:ascii="Montserrat" w:hAnsi="Montserrat"/>
+                <w:sz w:val="20"/>
+                <w:szCs w:val="20"/>
+              </w:rPr>
+              <w:t>CATs</w:t>
+            </w:r>
+            <w:proofErr w:type="spellEnd"/>
+            <w:r>
+              <w:rPr>
+                <w:rFonts w:ascii="Montserrat" w:hAnsi="Montserrat"/>
+                <w:sz w:val="20"/>
+                <w:szCs w:val="20"/>
+              </w:rPr>
+              <w:t xml:space="preserve"> e comparar a data de emissão com a data do acidente.</w:t>
+            </w:r>
+          </w:p>
+        </w:tc>
+      </w:tr>
+      <w:tr>
+        <w:tc>
+          <w:tcPr>
+            <w:tcW w:w="1953" w:type="dxa"/>
+          </w:tcPr>
+          <w:p>
+            <w:pPr>
+              <w:spacing w:after="120"/>
+              <w:rPr>
+                <w:rFonts w:ascii="Montserrat" w:hAnsi="Montserrat"/>
+                <w:sz w:val="20"/>
+                <w:szCs w:val="20"/>
+              </w:rPr>
+            </w:pPr>
+            <w:proofErr w:type="spellStart"/>
+            <w:r>
+              <w:rPr>
+                <w:rFonts w:ascii="Montserrat" w:hAnsi="Montserrat"/>
+                <w:sz w:val="20"/>
+                <w:szCs w:val="20"/>
+              </w:rPr>
+              <w:t>TipoEmpregador</w:t>
+            </w:r>
+            <w:proofErr w:type="spellEnd"/>
+          </w:p>
+        </w:tc>
+        <w:tc>
+          <w:tcPr>
+            <w:tcW w:w="1984" w:type="dxa"/>
+          </w:tcPr>
+          <w:p>
+            <w:pPr>
+              <w:spacing w:after="120"/>
+              <w:rPr>
+                <w:rFonts w:ascii="Montserrat" w:hAnsi="Montserrat"/>
+                <w:sz w:val="20"/>
+                <w:szCs w:val="20"/>
+              </w:rPr>
+            </w:pPr>
+            <w:r>
+              <w:rPr>
+                <w:rFonts w:ascii="Montserrat" w:hAnsi="Montserrat"/>
+                <w:sz w:val="20"/>
+                <w:szCs w:val="20"/>
+              </w:rPr>
+              <w:t>Classificação do tipo de empregador.</w:t>
+            </w:r>
+          </w:p>
+        </w:tc>
+        <w:tc>
+          <w:tcPr>
+            <w:tcW w:w="992" w:type="dxa"/>
+          </w:tcPr>
+          <w:p>
+            <w:pPr>
+              <w:spacing w:after="120"/>
+              <w:rPr>
+                <w:rFonts w:ascii="Montserrat" w:hAnsi="Montserrat"/>
+                <w:sz w:val="20"/>
+                <w:szCs w:val="20"/>
+              </w:rPr>
+            </w:pPr>
+            <w:r>
+              <w:rPr>
+                <w:rFonts w:ascii="Montserrat" w:hAnsi="Montserrat"/>
+                <w:sz w:val="20"/>
+                <w:szCs w:val="20"/>
+              </w:rPr>
+              <w:t>Texto</w:t>
+            </w:r>
+          </w:p>
+        </w:tc>
+        <w:tc>
+          <w:tcPr>
+            <w:tcW w:w="2268" w:type="dxa"/>
+          </w:tcPr>
+          <w:p>
+            <w:pPr>
+              <w:spacing w:after="120"/>
+              <w:rPr>
+                <w:rFonts w:ascii="Montserrat" w:hAnsi="Montserrat"/>
+                <w:sz w:val="20"/>
+                <w:szCs w:val="20"/>
+              </w:rPr>
+            </w:pPr>
+            <w:r>
+              <w:rPr>
+                <w:rFonts w:ascii="Montserrat" w:hAnsi="Montserrat"/>
+                <w:sz w:val="20"/>
+                <w:szCs w:val="20"/>
+              </w:rPr>
+              <w:t xml:space="preserve">Chave de relacionamento com </w:t>
+            </w:r>
+            <w:proofErr w:type="spellStart"/>
+            <w:r>
+              <w:rPr>
+                <w:rFonts w:ascii="Montserrat" w:hAnsi="Montserrat"/>
+                <w:sz w:val="20"/>
+                <w:szCs w:val="20"/>
+              </w:rPr>
+              <w:t>dimTipoEmpregador</w:t>
+            </w:r>
+            <w:proofErr w:type="spellEnd"/>
+            <w:r>
+              <w:rPr>
+                <w:rFonts w:ascii="Montserrat" w:hAnsi="Montserrat"/>
+                <w:sz w:val="20"/>
+                <w:szCs w:val="20"/>
+              </w:rPr>
+              <w:t>.</w:t>
+            </w:r>
+          </w:p>
+        </w:tc>
+        <w:tc>
+          <w:tcPr>
+            <w:tcW w:w="2127" w:type="dxa"/>
+          </w:tcPr>
+          <w:p>
+            <w:pPr>
+              <w:spacing w:after="120"/>
+              <w:rPr>
+                <w:rFonts w:ascii="Montserrat" w:hAnsi="Montserrat"/>
+                <w:sz w:val="20"/>
+                <w:szCs w:val="20"/>
+              </w:rPr>
+            </w:pPr>
+            <w:r>
+              <w:rPr>
+                <w:rFonts w:ascii="Montserrat" w:hAnsi="Montserrat"/>
+                <w:sz w:val="20"/>
+                <w:szCs w:val="20"/>
+              </w:rPr>
+              <w:t>Obtido da fonte e padronizado na camada Prata.</w:t>
+            </w:r>
+          </w:p>
+        </w:tc>
+        <w:tc>
+          <w:tcPr>
+            <w:tcW w:w="2551" w:type="dxa"/>
+          </w:tcPr>
+          <w:p>
+            <w:pPr>
+              <w:spacing w:after="120"/>
+              <w:rPr>
+                <w:rFonts w:ascii="Montserrat" w:hAnsi="Montserrat"/>
+                <w:sz w:val="20"/>
+                <w:szCs w:val="20"/>
+              </w:rPr>
+            </w:pPr>
+            <w:r>
+              <w:rPr>
+                <w:rFonts w:ascii="Montserrat" w:hAnsi="Montserrat"/>
+                <w:sz w:val="20"/>
+                <w:szCs w:val="20"/>
+              </w:rPr>
+              <w:t>Permite segmentar os registros por tipo de empregador.</w:t>
+            </w:r>
+          </w:p>
+        </w:tc>
+      </w:tr>
+      <w:tr>
+        <w:tc>
+          <w:tcPr>
+            <w:tcW w:w="1953" w:type="dxa"/>
+          </w:tcPr>
+          <w:p>
+            <w:pPr>
+              <w:spacing w:after="120"/>
+              <w:rPr>
+                <w:rFonts w:ascii="Montserrat" w:hAnsi="Montserrat"/>
+                <w:sz w:val="20"/>
+                <w:szCs w:val="20"/>
+              </w:rPr>
+            </w:pPr>
+            <w:proofErr w:type="spellStart"/>
+            <w:r>
+              <w:rPr>
+                <w:rFonts w:ascii="Montserrat" w:hAnsi="Montserrat"/>
+                <w:sz w:val="20"/>
+                <w:szCs w:val="20"/>
+              </w:rPr>
+              <w:t>MunicipioUFEmpregador</w:t>
+            </w:r>
+            <w:proofErr w:type="spellEnd"/>
+          </w:p>
+        </w:tc>
+        <w:tc>
+          <w:tcPr>
+            <w:tcW w:w="1984" w:type="dxa"/>
+          </w:tcPr>
+          <w:p>
+            <w:pPr>
+              <w:spacing w:after="120"/>
+              <w:rPr>
+                <w:rFonts w:ascii="Montserrat" w:hAnsi="Montserrat"/>
+                <w:sz w:val="20"/>
+                <w:szCs w:val="20"/>
+              </w:rPr>
+            </w:pPr>
+            <w:r>
+              <w:rPr>
+                <w:rFonts w:ascii="Montserrat" w:hAnsi="Montserrat"/>
+                <w:sz w:val="20"/>
+                <w:szCs w:val="20"/>
+              </w:rPr>
+              <w:t>Chave composta que identifica a combinação entre UF e município do empregador.</w:t>
+            </w:r>
+          </w:p>
+        </w:tc>
+        <w:tc>
+          <w:tcPr>
+            <w:tcW w:w="992" w:type="dxa"/>
+          </w:tcPr>
+          <w:p>
+            <w:pPr>
+              <w:spacing w:after="120"/>
+              <w:rPr>
+                <w:rFonts w:ascii="Montserrat" w:hAnsi="Montserrat"/>
+                <w:sz w:val="20"/>
+                <w:szCs w:val="20"/>
+              </w:rPr>
+            </w:pPr>
+            <w:r>
+              <w:rPr>
+                <w:rFonts w:ascii="Montserrat" w:hAnsi="Montserrat"/>
+                <w:sz w:val="20"/>
+                <w:szCs w:val="20"/>
+              </w:rPr>
+              <w:t>Texto</w:t>
+            </w:r>
+          </w:p>
+        </w:tc>
+        <w:tc>
+          <w:tcPr>
+            <w:tcW w:w="2268" w:type="dxa"/>
+          </w:tcPr>
+          <w:p>
+            <w:pPr>
+              <w:spacing w:after="120"/>
+              <w:rPr>
+                <w:rFonts w:ascii="Montserrat" w:hAnsi="Montserrat"/>
+                <w:sz w:val="20"/>
+                <w:szCs w:val="20"/>
+              </w:rPr>
+            </w:pPr>
+            <w:r>
+              <w:rPr>
+                <w:rFonts w:ascii="Montserrat" w:hAnsi="Montserrat"/>
+                <w:sz w:val="20"/>
+                <w:szCs w:val="20"/>
+              </w:rPr>
+              <w:t xml:space="preserve">Chave de relacionamento com </w:t>
+            </w:r>
+            <w:proofErr w:type="spellStart"/>
+            <w:r>
+              <w:rPr>
+                <w:rFonts w:ascii="Montserrat" w:hAnsi="Montserrat"/>
+                <w:sz w:val="20"/>
+                <w:szCs w:val="20"/>
+              </w:rPr>
+              <w:t>dimLocalidadeEmpregador</w:t>
+            </w:r>
+            <w:proofErr w:type="spellEnd"/>
+            <w:r>
+              <w:rPr>
+                <w:rFonts w:ascii="Montserrat" w:hAnsi="Montserrat"/>
+                <w:sz w:val="20"/>
+                <w:szCs w:val="20"/>
+              </w:rPr>
+              <w:t>.</w:t>
+            </w:r>
+          </w:p>
+        </w:tc>
+        <w:tc>
+          <w:tcPr>
+            <w:tcW w:w="2127" w:type="dxa"/>
+          </w:tcPr>
+          <w:p>
+            <w:pPr>
+              <w:spacing w:after="120"/>
+              <w:rPr>
+                <w:rFonts w:ascii="Montserrat" w:hAnsi="Montserrat"/>
+                <w:sz w:val="20"/>
+                <w:szCs w:val="20"/>
+              </w:rPr>
+            </w:pPr>
+            <w:r>
+              <w:rPr>
+                <w:rFonts w:ascii="Montserrat" w:hAnsi="Montserrat"/>
+                <w:sz w:val="20"/>
+                <w:szCs w:val="20"/>
+              </w:rPr>
+              <w:t xml:space="preserve">Criada no Power Query a partir de </w:t>
+            </w:r>
+            <w:proofErr w:type="spellStart"/>
+            <w:r>
+              <w:rPr>
+                <w:rFonts w:ascii="Montserrat" w:hAnsi="Montserrat"/>
+                <w:sz w:val="20"/>
+                <w:szCs w:val="20"/>
+              </w:rPr>
+              <w:t>UFMunicipioEmpregador</w:t>
+            </w:r>
+            <w:proofErr w:type="spellEnd"/>
+            <w:r>
+              <w:rPr>
+                <w:rFonts w:ascii="Montserrat" w:hAnsi="Montserrat"/>
+                <w:sz w:val="20"/>
+                <w:szCs w:val="20"/>
+              </w:rPr>
+              <w:t xml:space="preserve"> e </w:t>
+            </w:r>
+            <w:proofErr w:type="spellStart"/>
+            <w:r>
+              <w:rPr>
+                <w:rFonts w:ascii="Montserrat" w:hAnsi="Montserrat"/>
+                <w:sz w:val="20"/>
+                <w:szCs w:val="20"/>
+              </w:rPr>
+              <w:t>MunicipioEmpregador</w:t>
+            </w:r>
+            <w:proofErr w:type="spellEnd"/>
+            <w:r>
+              <w:rPr>
+                <w:rFonts w:ascii="Montserrat" w:hAnsi="Montserrat"/>
+                <w:sz w:val="20"/>
+                <w:szCs w:val="20"/>
+              </w:rPr>
+              <w:t>, concatenados no padrão</w:t>
+            </w:r>
+            <w:r>
+              <w:rPr>
+                <w:rFonts w:ascii="Montserrat" w:hAnsi="Montserrat"/>
+                <w:sz w:val="20"/>
+                <w:szCs w:val="20"/>
+              </w:rPr>
+              <w:t xml:space="preserve"> </w:t>
+            </w:r>
+            <w:proofErr w:type="spellStart"/>
+            <w:r>
+              <w:rPr>
+                <w:rFonts w:ascii="Montserrat" w:hAnsi="Montserrat"/>
+                <w:sz w:val="20"/>
+                <w:szCs w:val="20"/>
+              </w:rPr>
+              <w:t>Municipio</w:t>
+            </w:r>
+            <w:proofErr w:type="spellEnd"/>
+            <w:r>
+              <w:rPr>
+                <w:rFonts w:ascii="Montserrat" w:hAnsi="Montserrat"/>
+                <w:sz w:val="20"/>
+                <w:szCs w:val="20"/>
+              </w:rPr>
+              <w:t xml:space="preserve"> - UF.</w:t>
+            </w:r>
+          </w:p>
+        </w:tc>
+        <w:tc>
+          <w:tcPr>
+            <w:tcW w:w="2551" w:type="dxa"/>
+          </w:tcPr>
+          <w:p>
+            <w:pPr>
+              <w:spacing w:after="120"/>
+              <w:rPr>
+                <w:rFonts w:ascii="Montserrat" w:hAnsi="Montserrat"/>
+                <w:sz w:val="20"/>
+                <w:szCs w:val="20"/>
+              </w:rPr>
+            </w:pPr>
+            <w:r>
+              <w:rPr>
+                <w:rFonts w:ascii="Montserrat" w:hAnsi="Montserrat"/>
+                <w:sz w:val="20"/>
+                <w:szCs w:val="20"/>
+              </w:rPr>
+              <w:t>Os atributos de UF e município do empregador são consultados na dimensão de localidade.</w:t>
+            </w:r>
           </w:p>
         </w:tc>
       </w:tr>
@@ -26820,40 +30232,21 @@
           <w:rFonts w:ascii="Montserrat" w:hAnsi="Montserrat"/>
           <w:b/>
           <w:bCs/>
-        </w:rPr>
-        <w:t>Diagrama Conceitual do modelo</w:t>
-      </w:r>
-    </w:p>
-    <w:p>
-      <w:pPr>
-        <w:pStyle w:val="PargrafodaLista"/>
-        <w:spacing w:after="120"/>
-        <w:ind w:left="360"/>
-        <w:rPr>
-          <w:rFonts w:ascii="Montserrat" w:hAnsi="Montserrat"/>
-          <w:b/>
-          <w:bCs/>
-        </w:rPr>
-      </w:pPr>
-      <w:r>
-        <w:rPr>
-          <w:rFonts w:ascii="Montserrat" w:hAnsi="Montserrat"/>
-          <w:b/>
-          <w:bCs/>
           <w:noProof/>
         </w:rPr>
+        <w:lastRenderedPageBreak/>
         <w:drawing>
-          <wp:anchor distT="0" distB="0" distL="114300" distR="114300" simplePos="0" relativeHeight="251658240" behindDoc="0" locked="0" layoutInCell="1" allowOverlap="1" wp14:anchorId="449990D3" wp14:editId="2F9F237E">
+          <wp:anchor distT="0" distB="0" distL="114300" distR="114300" simplePos="0" relativeHeight="251658240" behindDoc="0" locked="0" layoutInCell="1" allowOverlap="1" wp14:anchorId="449990D3" wp14:editId="0E0EECCB">
             <wp:simplePos x="0" y="0"/>
-            <wp:positionH relativeFrom="column">
-              <wp:posOffset>-28575</wp:posOffset>
+            <wp:positionH relativeFrom="margin">
+              <wp:posOffset>-51435</wp:posOffset>
             </wp:positionH>
-            <wp:positionV relativeFrom="paragraph">
-              <wp:posOffset>214219</wp:posOffset>
+            <wp:positionV relativeFrom="margin">
+              <wp:posOffset>391160</wp:posOffset>
             </wp:positionV>
-            <wp:extent cx="5710869" cy="4076700"/>
+            <wp:extent cx="5710555" cy="4062095"/>
             <wp:effectExtent l="0" t="0" r="4445" b="0"/>
-            <wp:wrapNone/>
+            <wp:wrapSquare wrapText="bothSides"/>
             <wp:docPr id="934882425" name="Imagem 1"/>
             <wp:cNvGraphicFramePr>
               <a:graphicFrameLocks xmlns:a="http://schemas.openxmlformats.org/drawingml/2006/main" noChangeAspect="1"/>
@@ -26862,7 +30255,7 @@
               <a:graphicData uri="http://schemas.openxmlformats.org/drawingml/2006/picture">
                 <pic:pic xmlns:pic="http://schemas.openxmlformats.org/drawingml/2006/picture">
                   <pic:nvPicPr>
-                    <pic:cNvPr id="934882425" name="Imagem 934882425"/>
+                    <pic:cNvPr id="934882425" name="Imagem 1"/>
                     <pic:cNvPicPr/>
                   </pic:nvPicPr>
                   <pic:blipFill>
@@ -26880,7 +30273,7 @@
                   <pic:spPr>
                     <a:xfrm>
                       <a:off x="0" y="0"/>
-                      <a:ext cx="5710869" cy="4076700"/>
+                      <a:ext cx="5710555" cy="4062095"/>
                     </a:xfrm>
                     <a:prstGeom prst="rect">
                       <a:avLst/>
@@ -26898,6 +30291,14 @@
           </wp:anchor>
         </w:drawing>
       </w:r>
+      <w:r>
+        <w:rPr>
+          <w:rFonts w:ascii="Montserrat" w:hAnsi="Montserrat"/>
+          <w:b/>
+          <w:bCs/>
+        </w:rPr>
+        <w:t>Diagrama Conceitual do modelo</w:t>
+      </w:r>
     </w:p>
     <w:p>
       <w:pPr>
@@ -26913,11 +30314,858 @@
     </w:p>
     <w:p>
       <w:pPr>
+        <w:pStyle w:val="PargrafodaLista"/>
         <w:spacing w:after="120"/>
+        <w:ind w:left="0"/>
         <w:rPr>
           <w:rFonts w:ascii="Montserrat" w:hAnsi="Montserrat"/>
           <w:b/>
           <w:bCs/>
+        </w:rPr>
+      </w:pPr>
+    </w:p>
+    <w:p>
+      <w:pPr>
+        <w:pStyle w:val="PargrafodaLista"/>
+        <w:numPr>
+          <w:ilvl w:val="0"/>
+          <w:numId w:val="1"/>
+        </w:numPr>
+        <w:spacing w:after="120"/>
+        <w:ind w:left="357" w:hanging="357"/>
+        <w:rPr>
+          <w:rFonts w:ascii="Montserrat" w:hAnsi="Montserrat"/>
+          <w:b/>
+          <w:bCs/>
+        </w:rPr>
+      </w:pPr>
+      <w:r>
+        <w:rPr>
+          <w:rFonts w:ascii="Montserrat" w:hAnsi="Montserrat"/>
+          <w:b/>
+          <w:bCs/>
+          <w:noProof/>
+        </w:rPr>
+        <w:drawing>
+          <wp:anchor distT="0" distB="0" distL="114300" distR="114300" simplePos="0" relativeHeight="251660288" behindDoc="0" locked="0" layoutInCell="1" allowOverlap="1" wp14:anchorId="297A7BC4" wp14:editId="5AEAC6D9">
+            <wp:simplePos x="0" y="0"/>
+            <wp:positionH relativeFrom="margin">
+              <wp:posOffset>-51435</wp:posOffset>
+            </wp:positionH>
+            <wp:positionV relativeFrom="margin">
+              <wp:posOffset>391160</wp:posOffset>
+            </wp:positionV>
+            <wp:extent cx="5710555" cy="4062095"/>
+            <wp:effectExtent l="0" t="0" r="4445" b="0"/>
+            <wp:wrapSquare wrapText="bothSides"/>
+            <wp:docPr id="2025121696" name="Imagem 1"/>
+            <wp:cNvGraphicFramePr>
+              <a:graphicFrameLocks xmlns:a="http://schemas.openxmlformats.org/drawingml/2006/main" noChangeAspect="1"/>
+            </wp:cNvGraphicFramePr>
+            <a:graphic xmlns:a="http://schemas.openxmlformats.org/drawingml/2006/main">
+              <a:graphicData uri="http://schemas.openxmlformats.org/drawingml/2006/picture">
+                <pic:pic xmlns:pic="http://schemas.openxmlformats.org/drawingml/2006/picture">
+                  <pic:nvPicPr>
+                    <pic:cNvPr id="934882425" name="Imagem 1"/>
+                    <pic:cNvPicPr/>
+                  </pic:nvPicPr>
+                  <pic:blipFill>
+                    <a:blip r:embed="rId7" cstate="print">
+                      <a:extLst>
+                        <a:ext uri="{28A0092B-C50C-407E-A947-70E740481C1C}">
+                          <a14:useLocalDpi xmlns:a14="http://schemas.microsoft.com/office/drawing/2010/main" val="0"/>
+                        </a:ext>
+                      </a:extLst>
+                    </a:blip>
+                    <a:stretch>
+                      <a:fillRect/>
+                    </a:stretch>
+                  </pic:blipFill>
+                  <pic:spPr>
+                    <a:xfrm>
+                      <a:off x="0" y="0"/>
+                      <a:ext cx="5710555" cy="4062095"/>
+                    </a:xfrm>
+                    <a:prstGeom prst="rect">
+                      <a:avLst/>
+                    </a:prstGeom>
+                  </pic:spPr>
+                </pic:pic>
+              </a:graphicData>
+            </a:graphic>
+            <wp14:sizeRelH relativeFrom="page">
+              <wp14:pctWidth>0</wp14:pctWidth>
+            </wp14:sizeRelH>
+            <wp14:sizeRelV relativeFrom="page">
+              <wp14:pctHeight>0</wp14:pctHeight>
+            </wp14:sizeRelV>
+          </wp:anchor>
+        </w:drawing>
+      </w:r>
+      <w:r>
+        <w:rPr>
+          <w:rFonts w:ascii="Montserrat" w:hAnsi="Montserrat"/>
+          <w:b/>
+          <w:bCs/>
+        </w:rPr>
+        <w:t>Medidas DAX</w:t>
+      </w:r>
+    </w:p>
+    <w:p>
+      <w:pPr>
+        <w:pStyle w:val="PargrafodaLista"/>
+        <w:spacing w:after="120"/>
+        <w:ind w:left="357"/>
+        <w:contextualSpacing w:val="0"/>
+        <w:rPr>
+          <w:rFonts w:ascii="Montserrat" w:hAnsi="Montserrat"/>
+          <w:b/>
+          <w:bCs/>
+        </w:rPr>
+      </w:pPr>
+    </w:p>
+    <w:p>
+      <w:pPr>
+        <w:spacing w:after="120"/>
+        <w:rPr>
+          <w:rFonts w:ascii="Montserrat" w:hAnsi="Montserrat"/>
+          <w:b/>
+          <w:bCs/>
+          <w:sz w:val="22"/>
+          <w:szCs w:val="22"/>
+        </w:rPr>
+      </w:pPr>
+      <w:r>
+        <w:rPr>
+          <w:rFonts w:ascii="Montserrat" w:hAnsi="Montserrat"/>
+          <w:b/>
+          <w:bCs/>
+          <w:sz w:val="22"/>
+          <w:szCs w:val="22"/>
+        </w:rPr>
+        <w:t>Total Registros CAT</w:t>
+      </w:r>
+      <w:r>
+        <w:rPr>
+          <w:rFonts w:ascii="Montserrat" w:hAnsi="Montserrat"/>
+          <w:b/>
+          <w:bCs/>
+          <w:sz w:val="22"/>
+          <w:szCs w:val="22"/>
+        </w:rPr>
+        <w:t>:</w:t>
+      </w:r>
+    </w:p>
+    <w:p>
+      <w:pPr>
+        <w:spacing w:after="120"/>
+        <w:contextualSpacing/>
+        <w:rPr>
+          <w:rFonts w:ascii="Montserrat" w:hAnsi="Montserrat"/>
+          <w:b/>
+          <w:bCs/>
+          <w:sz w:val="22"/>
+          <w:szCs w:val="22"/>
+        </w:rPr>
+      </w:pPr>
+      <w:r>
+        <w:rPr>
+          <w:rFonts w:ascii="Montserrat" w:hAnsi="Montserrat"/>
+          <w:sz w:val="22"/>
+          <w:szCs w:val="22"/>
+        </w:rPr>
+        <w:t xml:space="preserve">Total Registros CAT = </w:t>
+      </w:r>
+    </w:p>
+    <w:p>
+      <w:pPr>
+        <w:spacing w:after="120"/>
+        <w:contextualSpacing/>
+        <w:rPr>
+          <w:rFonts w:ascii="Montserrat" w:hAnsi="Montserrat"/>
+          <w:sz w:val="22"/>
+          <w:szCs w:val="22"/>
+        </w:rPr>
+      </w:pPr>
+      <w:r>
+        <w:rPr>
+          <w:rFonts w:ascii="Montserrat" w:hAnsi="Montserrat"/>
+          <w:sz w:val="22"/>
+          <w:szCs w:val="22"/>
+        </w:rPr>
+        <w:t>COUNTROWS('</w:t>
+      </w:r>
+      <w:proofErr w:type="spellStart"/>
+      <w:r>
+        <w:rPr>
+          <w:rFonts w:ascii="Montserrat" w:hAnsi="Montserrat"/>
+          <w:sz w:val="22"/>
+          <w:szCs w:val="22"/>
+        </w:rPr>
+        <w:t>FtAcidente</w:t>
+      </w:r>
+      <w:proofErr w:type="spellEnd"/>
+      <w:r>
+        <w:rPr>
+          <w:rFonts w:ascii="Montserrat" w:hAnsi="Montserrat"/>
+          <w:sz w:val="22"/>
+          <w:szCs w:val="22"/>
+        </w:rPr>
+        <w:t>')</w:t>
+      </w:r>
+    </w:p>
+    <w:p>
+      <w:pPr>
+        <w:pStyle w:val="PargrafodaLista"/>
+        <w:spacing w:after="120"/>
+        <w:ind w:left="0"/>
+        <w:rPr>
+          <w:rFonts w:ascii="Montserrat" w:hAnsi="Montserrat"/>
+          <w:b/>
+          <w:bCs/>
+        </w:rPr>
+      </w:pPr>
+    </w:p>
+    <w:p>
+      <w:pPr>
+        <w:pStyle w:val="PargrafodaLista"/>
+        <w:spacing w:after="120"/>
+        <w:ind w:left="0"/>
+        <w:rPr>
+          <w:rFonts w:ascii="Montserrat" w:hAnsi="Montserrat"/>
+          <w:b/>
+          <w:bCs/>
+          <w:sz w:val="22"/>
+          <w:szCs w:val="22"/>
+        </w:rPr>
+      </w:pPr>
+      <w:r>
+        <w:rPr>
+          <w:rFonts w:ascii="Montserrat" w:hAnsi="Montserrat"/>
+          <w:b/>
+          <w:bCs/>
+          <w:sz w:val="22"/>
+          <w:szCs w:val="22"/>
+        </w:rPr>
+        <w:t>Total Registros com Afastamento:</w:t>
+      </w:r>
+    </w:p>
+    <w:p>
+      <w:pPr>
+        <w:spacing w:after="120"/>
+        <w:contextualSpacing/>
+        <w:rPr>
+          <w:rFonts w:ascii="Montserrat" w:hAnsi="Montserrat"/>
+          <w:sz w:val="22"/>
+          <w:szCs w:val="22"/>
+        </w:rPr>
+      </w:pPr>
+      <w:r>
+        <w:rPr>
+          <w:rFonts w:ascii="Montserrat" w:hAnsi="Montserrat"/>
+          <w:sz w:val="22"/>
+          <w:szCs w:val="22"/>
+        </w:rPr>
+        <w:t xml:space="preserve">Registros com Afastamento = </w:t>
+      </w:r>
+    </w:p>
+    <w:p>
+      <w:pPr>
+        <w:spacing w:after="120"/>
+        <w:contextualSpacing/>
+        <w:rPr>
+          <w:rFonts w:ascii="Montserrat" w:hAnsi="Montserrat"/>
+          <w:sz w:val="22"/>
+          <w:szCs w:val="22"/>
+        </w:rPr>
+      </w:pPr>
+      <w:r>
+        <w:rPr>
+          <w:rFonts w:ascii="Montserrat" w:hAnsi="Montserrat"/>
+          <w:sz w:val="22"/>
+          <w:szCs w:val="22"/>
+        </w:rPr>
+        <w:t>CALCULATE(</w:t>
+      </w:r>
+    </w:p>
+    <w:p>
+      <w:pPr>
+        <w:spacing w:after="120"/>
+        <w:contextualSpacing/>
+        <w:rPr>
+          <w:rFonts w:ascii="Montserrat" w:hAnsi="Montserrat"/>
+          <w:sz w:val="22"/>
+          <w:szCs w:val="22"/>
+        </w:rPr>
+      </w:pPr>
+      <w:r>
+        <w:rPr>
+          <w:rFonts w:ascii="Montserrat" w:hAnsi="Montserrat"/>
+          <w:sz w:val="22"/>
+          <w:szCs w:val="22"/>
+        </w:rPr>
+        <w:t>COUNTROWS(</w:t>
+      </w:r>
+      <w:proofErr w:type="spellStart"/>
+      <w:r>
+        <w:rPr>
+          <w:rFonts w:ascii="Montserrat" w:hAnsi="Montserrat"/>
+          <w:sz w:val="22"/>
+          <w:szCs w:val="22"/>
+        </w:rPr>
+        <w:t>FtAcidente</w:t>
+      </w:r>
+      <w:proofErr w:type="spellEnd"/>
+      <w:r>
+        <w:rPr>
+          <w:rFonts w:ascii="Montserrat" w:hAnsi="Montserrat"/>
+          <w:sz w:val="22"/>
+          <w:szCs w:val="22"/>
+        </w:rPr>
+        <w:t>),</w:t>
+      </w:r>
+    </w:p>
+    <w:p>
+      <w:pPr>
+        <w:spacing w:after="120"/>
+        <w:contextualSpacing/>
+        <w:rPr>
+          <w:rFonts w:ascii="Montserrat" w:hAnsi="Montserrat"/>
+          <w:sz w:val="22"/>
+          <w:szCs w:val="22"/>
+        </w:rPr>
+      </w:pPr>
+      <w:r>
+        <w:rPr>
+          <w:rFonts w:ascii="Montserrat" w:hAnsi="Montserrat"/>
+          <w:sz w:val="22"/>
+          <w:szCs w:val="22"/>
+        </w:rPr>
+        <w:t>NOT(ISBLANK(</w:t>
+      </w:r>
+      <w:proofErr w:type="spellStart"/>
+      <w:r>
+        <w:rPr>
+          <w:rFonts w:ascii="Montserrat" w:hAnsi="Montserrat"/>
+          <w:sz w:val="22"/>
+          <w:szCs w:val="22"/>
+        </w:rPr>
+        <w:t>FtAcidente</w:t>
+      </w:r>
+      <w:proofErr w:type="spellEnd"/>
+      <w:r>
+        <w:rPr>
+          <w:rFonts w:ascii="Montserrat" w:hAnsi="Montserrat"/>
+          <w:sz w:val="22"/>
+          <w:szCs w:val="22"/>
+        </w:rPr>
+        <w:t>[</w:t>
+      </w:r>
+      <w:proofErr w:type="spellStart"/>
+      <w:r>
+        <w:rPr>
+          <w:rFonts w:ascii="Montserrat" w:hAnsi="Montserrat"/>
+          <w:sz w:val="22"/>
+          <w:szCs w:val="22"/>
+        </w:rPr>
+        <w:t>DataAfastamento</w:t>
+      </w:r>
+      <w:proofErr w:type="spellEnd"/>
+      <w:r>
+        <w:rPr>
+          <w:rFonts w:ascii="Montserrat" w:hAnsi="Montserrat"/>
+          <w:sz w:val="22"/>
+          <w:szCs w:val="22"/>
+        </w:rPr>
+        <w:t>]))</w:t>
+      </w:r>
+    </w:p>
+    <w:p>
+      <w:pPr>
+        <w:spacing w:after="120"/>
+        <w:rPr>
+          <w:rFonts w:ascii="Montserrat" w:hAnsi="Montserrat"/>
+          <w:sz w:val="22"/>
+          <w:szCs w:val="22"/>
+        </w:rPr>
+      </w:pPr>
+      <w:r>
+        <w:rPr>
+          <w:rFonts w:ascii="Montserrat" w:hAnsi="Montserrat"/>
+          <w:sz w:val="22"/>
+          <w:szCs w:val="22"/>
+        </w:rPr>
+        <w:t>)</w:t>
+      </w:r>
+    </w:p>
+    <w:p>
+      <w:pPr>
+        <w:spacing w:after="120"/>
+        <w:rPr>
+          <w:rFonts w:ascii="Montserrat" w:hAnsi="Montserrat"/>
+          <w:sz w:val="22"/>
+          <w:szCs w:val="22"/>
+        </w:rPr>
+      </w:pPr>
+    </w:p>
+    <w:p>
+      <w:pPr>
+        <w:spacing w:after="120"/>
+        <w:rPr>
+          <w:rFonts w:ascii="Montserrat" w:hAnsi="Montserrat"/>
+          <w:sz w:val="22"/>
+          <w:szCs w:val="22"/>
+        </w:rPr>
+      </w:pPr>
+    </w:p>
+    <w:p>
+      <w:pPr>
+        <w:spacing w:after="120"/>
+        <w:rPr>
+          <w:rFonts w:ascii="Montserrat" w:hAnsi="Montserrat"/>
+          <w:b/>
+          <w:bCs/>
+          <w:sz w:val="22"/>
+          <w:szCs w:val="22"/>
+        </w:rPr>
+      </w:pPr>
+      <w:r>
+        <w:rPr>
+          <w:rFonts w:ascii="Montserrat" w:hAnsi="Montserrat"/>
+          <w:b/>
+          <w:bCs/>
+          <w:sz w:val="22"/>
+          <w:szCs w:val="22"/>
+        </w:rPr>
+        <w:lastRenderedPageBreak/>
+        <w:t>Registros com Óbito:</w:t>
+      </w:r>
+    </w:p>
+    <w:p>
+      <w:pPr>
+        <w:spacing w:after="120"/>
+        <w:contextualSpacing/>
+        <w:rPr>
+          <w:rFonts w:ascii="Montserrat" w:hAnsi="Montserrat"/>
+          <w:sz w:val="22"/>
+          <w:szCs w:val="22"/>
+        </w:rPr>
+      </w:pPr>
+      <w:r>
+        <w:rPr>
+          <w:rFonts w:ascii="Montserrat" w:hAnsi="Montserrat"/>
+          <w:sz w:val="22"/>
+          <w:szCs w:val="22"/>
+        </w:rPr>
+        <w:t xml:space="preserve">Registros com Óbito = </w:t>
+      </w:r>
+    </w:p>
+    <w:p>
+      <w:pPr>
+        <w:spacing w:after="120"/>
+        <w:contextualSpacing/>
+        <w:rPr>
+          <w:rFonts w:ascii="Montserrat" w:hAnsi="Montserrat"/>
+          <w:sz w:val="22"/>
+          <w:szCs w:val="22"/>
+        </w:rPr>
+      </w:pPr>
+      <w:r>
+        <w:rPr>
+          <w:rFonts w:ascii="Montserrat" w:hAnsi="Montserrat"/>
+          <w:sz w:val="22"/>
+          <w:szCs w:val="22"/>
+        </w:rPr>
+        <w:t>CALCULATE(</w:t>
+      </w:r>
+    </w:p>
+    <w:p>
+      <w:pPr>
+        <w:spacing w:after="120"/>
+        <w:contextualSpacing/>
+        <w:rPr>
+          <w:rFonts w:ascii="Montserrat" w:hAnsi="Montserrat"/>
+          <w:sz w:val="22"/>
+          <w:szCs w:val="22"/>
+        </w:rPr>
+      </w:pPr>
+      <w:r>
+        <w:rPr>
+          <w:rFonts w:ascii="Montserrat" w:hAnsi="Montserrat"/>
+          <w:sz w:val="22"/>
+          <w:szCs w:val="22"/>
+        </w:rPr>
+        <w:t>COUNTROWS('</w:t>
+      </w:r>
+      <w:proofErr w:type="spellStart"/>
+      <w:r>
+        <w:rPr>
+          <w:rFonts w:ascii="Montserrat" w:hAnsi="Montserrat"/>
+          <w:sz w:val="22"/>
+          <w:szCs w:val="22"/>
+        </w:rPr>
+        <w:t>FtAcidente</w:t>
+      </w:r>
+      <w:proofErr w:type="spellEnd"/>
+      <w:r>
+        <w:rPr>
+          <w:rFonts w:ascii="Montserrat" w:hAnsi="Montserrat"/>
+          <w:sz w:val="22"/>
+          <w:szCs w:val="22"/>
+        </w:rPr>
+        <w:t>'),</w:t>
+      </w:r>
+    </w:p>
+    <w:p>
+      <w:pPr>
+        <w:spacing w:after="120"/>
+        <w:contextualSpacing/>
+        <w:rPr>
+          <w:rFonts w:ascii="Montserrat" w:hAnsi="Montserrat"/>
+          <w:sz w:val="22"/>
+          <w:szCs w:val="22"/>
+        </w:rPr>
+      </w:pPr>
+      <w:r>
+        <w:rPr>
+          <w:rFonts w:ascii="Montserrat" w:hAnsi="Montserrat"/>
+          <w:sz w:val="22"/>
+          <w:szCs w:val="22"/>
+        </w:rPr>
+        <w:t>'</w:t>
+      </w:r>
+      <w:proofErr w:type="spellStart"/>
+      <w:r>
+        <w:rPr>
+          <w:rFonts w:ascii="Montserrat" w:hAnsi="Montserrat"/>
+          <w:sz w:val="22"/>
+          <w:szCs w:val="22"/>
+        </w:rPr>
+        <w:t>FtAcidente</w:t>
+      </w:r>
+      <w:proofErr w:type="spellEnd"/>
+      <w:r>
+        <w:rPr>
+          <w:rFonts w:ascii="Montserrat" w:hAnsi="Montserrat"/>
+          <w:sz w:val="22"/>
+          <w:szCs w:val="22"/>
+        </w:rPr>
+        <w:t>'[</w:t>
+      </w:r>
+      <w:proofErr w:type="spellStart"/>
+      <w:r>
+        <w:rPr>
+          <w:rFonts w:ascii="Montserrat" w:hAnsi="Montserrat"/>
+          <w:sz w:val="22"/>
+          <w:szCs w:val="22"/>
+        </w:rPr>
+        <w:t>IndicaObitoAcidente</w:t>
+      </w:r>
+      <w:proofErr w:type="spellEnd"/>
+      <w:r>
+        <w:rPr>
+          <w:rFonts w:ascii="Montserrat" w:hAnsi="Montserrat"/>
+          <w:sz w:val="22"/>
+          <w:szCs w:val="22"/>
+        </w:rPr>
+        <w:t>] = "Sim"</w:t>
+      </w:r>
+    </w:p>
+    <w:p>
+      <w:pPr>
+        <w:spacing w:after="120"/>
+        <w:contextualSpacing/>
+        <w:rPr>
+          <w:rFonts w:ascii="Montserrat" w:hAnsi="Montserrat"/>
+          <w:sz w:val="22"/>
+          <w:szCs w:val="22"/>
+        </w:rPr>
+      </w:pPr>
+      <w:r>
+        <w:rPr>
+          <w:rFonts w:ascii="Montserrat" w:hAnsi="Montserrat"/>
+          <w:sz w:val="22"/>
+          <w:szCs w:val="22"/>
+        </w:rPr>
+        <w:t>)</w:t>
+      </w:r>
+    </w:p>
+    <w:p>
+      <w:pPr>
+        <w:spacing w:after="120"/>
+        <w:rPr>
+          <w:rFonts w:ascii="Montserrat" w:hAnsi="Montserrat"/>
+          <w:sz w:val="22"/>
+          <w:szCs w:val="22"/>
+        </w:rPr>
+      </w:pPr>
+    </w:p>
+    <w:p>
+      <w:pPr>
+        <w:spacing w:after="120"/>
+        <w:contextualSpacing/>
+        <w:rPr>
+          <w:rFonts w:ascii="Montserrat" w:hAnsi="Montserrat"/>
+          <w:b/>
+          <w:bCs/>
+          <w:sz w:val="22"/>
+          <w:szCs w:val="22"/>
+        </w:rPr>
+      </w:pPr>
+      <w:r>
+        <w:rPr>
+          <w:rFonts w:ascii="Montserrat" w:hAnsi="Montserrat"/>
+          <w:b/>
+          <w:bCs/>
+          <w:sz w:val="22"/>
+          <w:szCs w:val="22"/>
+        </w:rPr>
+        <w:t>Média Mensal de Registros</w:t>
+      </w:r>
+    </w:p>
+    <w:p>
+      <w:pPr>
+        <w:spacing w:after="120"/>
+        <w:contextualSpacing/>
+        <w:rPr>
+          <w:rFonts w:ascii="Montserrat" w:hAnsi="Montserrat"/>
+          <w:b/>
+          <w:bCs/>
+          <w:sz w:val="22"/>
+          <w:szCs w:val="22"/>
+        </w:rPr>
+      </w:pPr>
+    </w:p>
+    <w:p>
+      <w:pPr>
+        <w:spacing w:after="120"/>
+        <w:contextualSpacing/>
+        <w:rPr>
+          <w:rFonts w:ascii="Montserrat" w:hAnsi="Montserrat"/>
+          <w:sz w:val="22"/>
+          <w:szCs w:val="22"/>
+        </w:rPr>
+      </w:pPr>
+      <w:r>
+        <w:rPr>
+          <w:rFonts w:ascii="Montserrat" w:hAnsi="Montserrat"/>
+          <w:sz w:val="22"/>
+          <w:szCs w:val="22"/>
+        </w:rPr>
+        <w:t xml:space="preserve">Média Mensal de Registros = </w:t>
+      </w:r>
+    </w:p>
+    <w:p>
+      <w:pPr>
+        <w:spacing w:after="120"/>
+        <w:contextualSpacing/>
+        <w:rPr>
+          <w:rFonts w:ascii="Montserrat" w:hAnsi="Montserrat"/>
+          <w:sz w:val="22"/>
+          <w:szCs w:val="22"/>
+        </w:rPr>
+      </w:pPr>
+      <w:r>
+        <w:rPr>
+          <w:rFonts w:ascii="Montserrat" w:hAnsi="Montserrat"/>
+          <w:sz w:val="22"/>
+          <w:szCs w:val="22"/>
+        </w:rPr>
+        <w:t>AVERAGEX(</w:t>
+      </w:r>
+    </w:p>
+    <w:p>
+      <w:pPr>
+        <w:spacing w:after="120"/>
+        <w:contextualSpacing/>
+        <w:rPr>
+          <w:rFonts w:ascii="Montserrat" w:hAnsi="Montserrat"/>
+          <w:sz w:val="22"/>
+          <w:szCs w:val="22"/>
+        </w:rPr>
+      </w:pPr>
+      <w:r>
+        <w:rPr>
+          <w:rFonts w:ascii="Montserrat" w:hAnsi="Montserrat"/>
+          <w:sz w:val="22"/>
+          <w:szCs w:val="22"/>
+        </w:rPr>
+        <w:t>FILTER(</w:t>
+      </w:r>
+    </w:p>
+    <w:p>
+      <w:pPr>
+        <w:spacing w:after="120"/>
+        <w:contextualSpacing/>
+        <w:rPr>
+          <w:rFonts w:ascii="Montserrat" w:hAnsi="Montserrat"/>
+          <w:sz w:val="22"/>
+          <w:szCs w:val="22"/>
+        </w:rPr>
+      </w:pPr>
+      <w:r>
+        <w:rPr>
+          <w:rFonts w:ascii="Montserrat" w:hAnsi="Montserrat"/>
+          <w:sz w:val="22"/>
+          <w:szCs w:val="22"/>
+        </w:rPr>
+        <w:t>VALUES(</w:t>
+      </w:r>
+      <w:proofErr w:type="spellStart"/>
+      <w:r>
+        <w:rPr>
+          <w:rFonts w:ascii="Montserrat" w:hAnsi="Montserrat"/>
+          <w:sz w:val="22"/>
+          <w:szCs w:val="22"/>
+        </w:rPr>
+        <w:t>dimCalendarioAcidente</w:t>
+      </w:r>
+      <w:proofErr w:type="spellEnd"/>
+      <w:r>
+        <w:rPr>
+          <w:rFonts w:ascii="Montserrat" w:hAnsi="Montserrat"/>
+          <w:sz w:val="22"/>
+          <w:szCs w:val="22"/>
+        </w:rPr>
+        <w:t>[</w:t>
+      </w:r>
+      <w:proofErr w:type="spellStart"/>
+      <w:r>
+        <w:rPr>
+          <w:rFonts w:ascii="Montserrat" w:hAnsi="Montserrat"/>
+          <w:sz w:val="22"/>
+          <w:szCs w:val="22"/>
+        </w:rPr>
+        <w:t>AnoMesNum</w:t>
+      </w:r>
+      <w:proofErr w:type="spellEnd"/>
+      <w:r>
+        <w:rPr>
+          <w:rFonts w:ascii="Montserrat" w:hAnsi="Montserrat"/>
+          <w:sz w:val="22"/>
+          <w:szCs w:val="22"/>
+        </w:rPr>
+        <w:t>]),</w:t>
+      </w:r>
+    </w:p>
+    <w:p>
+      <w:pPr>
+        <w:spacing w:after="120"/>
+        <w:contextualSpacing/>
+        <w:rPr>
+          <w:rFonts w:ascii="Montserrat" w:hAnsi="Montserrat"/>
+          <w:sz w:val="22"/>
+          <w:szCs w:val="22"/>
+        </w:rPr>
+      </w:pPr>
+      <w:r>
+        <w:rPr>
+          <w:rFonts w:ascii="Montserrat" w:hAnsi="Montserrat"/>
+          <w:sz w:val="22"/>
+          <w:szCs w:val="22"/>
+        </w:rPr>
+        <w:t>CALCULATE([Total Registros CAT]) &gt; 0</w:t>
+      </w:r>
+    </w:p>
+    <w:p>
+      <w:pPr>
+        <w:spacing w:after="120"/>
+        <w:contextualSpacing/>
+        <w:rPr>
+          <w:rFonts w:ascii="Montserrat" w:hAnsi="Montserrat"/>
+          <w:sz w:val="22"/>
+          <w:szCs w:val="22"/>
+        </w:rPr>
+      </w:pPr>
+      <w:r>
+        <w:rPr>
+          <w:rFonts w:ascii="Montserrat" w:hAnsi="Montserrat"/>
+          <w:sz w:val="22"/>
+          <w:szCs w:val="22"/>
+        </w:rPr>
+        <w:t>),</w:t>
+      </w:r>
+    </w:p>
+    <w:p>
+      <w:pPr>
+        <w:spacing w:after="120"/>
+        <w:contextualSpacing/>
+        <w:rPr>
+          <w:rFonts w:ascii="Montserrat" w:hAnsi="Montserrat"/>
+          <w:sz w:val="22"/>
+          <w:szCs w:val="22"/>
+        </w:rPr>
+      </w:pPr>
+      <w:r>
+        <w:rPr>
+          <w:rFonts w:ascii="Montserrat" w:hAnsi="Montserrat"/>
+          <w:sz w:val="22"/>
+          <w:szCs w:val="22"/>
+        </w:rPr>
+        <w:t>[Total Registros CAT]</w:t>
+      </w:r>
+    </w:p>
+    <w:p>
+      <w:pPr>
+        <w:spacing w:after="120"/>
+        <w:contextualSpacing/>
+        <w:rPr>
+          <w:rFonts w:ascii="Montserrat" w:hAnsi="Montserrat"/>
+          <w:sz w:val="22"/>
+          <w:szCs w:val="22"/>
+        </w:rPr>
+      </w:pPr>
+      <w:r>
+        <w:rPr>
+          <w:rFonts w:ascii="Montserrat" w:hAnsi="Montserrat"/>
+          <w:sz w:val="22"/>
+          <w:szCs w:val="22"/>
+        </w:rPr>
+        <w:t>)</w:t>
+      </w:r>
+    </w:p>
+    <w:p>
+      <w:pPr>
+        <w:spacing w:after="120"/>
+        <w:contextualSpacing/>
+        <w:rPr>
+          <w:rFonts w:ascii="Montserrat" w:hAnsi="Montserrat"/>
+          <w:b/>
+          <w:bCs/>
+          <w:sz w:val="22"/>
+          <w:szCs w:val="22"/>
+        </w:rPr>
+      </w:pPr>
+      <w:r>
+        <w:rPr>
+          <w:rFonts w:ascii="Montserrat" w:hAnsi="Montserrat"/>
+          <w:b/>
+          <w:bCs/>
+          <w:sz w:val="22"/>
+          <w:szCs w:val="22"/>
+        </w:rPr>
+        <w:br w:type="page"/>
+      </w:r>
+      <w:r>
+        <w:rPr>
+          <w:rFonts w:ascii="Montserrat" w:hAnsi="Montserrat"/>
+          <w:b/>
+          <w:bCs/>
+          <w:sz w:val="22"/>
+          <w:szCs w:val="22"/>
+        </w:rPr>
+        <w:lastRenderedPageBreak/>
+        <w:br w:type="page"/>
+      </w:r>
+    </w:p>
+    <w:p>
+      <w:pPr>
+        <w:rPr>
+          <w:rFonts w:ascii="Montserrat" w:hAnsi="Montserrat"/>
+          <w:b/>
+          <w:bCs/>
+          <w:sz w:val="22"/>
+          <w:szCs w:val="22"/>
         </w:rPr>
       </w:pPr>
     </w:p>
@@ -27606,6 +31854,92 @@
       </w:rPr>
     </w:lvl>
   </w:abstractNum>
+  <w:abstractNum w:abstractNumId="6" w15:restartNumberingAfterBreak="0">
+    <w:nsid w:val="76415CC0"/>
+    <w:multiLevelType w:val="hybridMultilevel"/>
+    <w:tmpl w:val="F01AB234"/>
+    <w:lvl w:ilvl="0" w:tplc="0416000F">
+      <w:start w:val="1"/>
+      <w:numFmt w:val="decimal"/>
+      <w:lvlText w:val="%1."/>
+      <w:lvlJc w:val="left"/>
+      <w:pPr>
+        <w:ind w:left="720" w:hanging="360"/>
+      </w:pPr>
+    </w:lvl>
+    <w:lvl w:ilvl="1" w:tplc="04160019" w:tentative="1">
+      <w:start w:val="1"/>
+      <w:numFmt w:val="lowerLetter"/>
+      <w:lvlText w:val="%2."/>
+      <w:lvlJc w:val="left"/>
+      <w:pPr>
+        <w:ind w:left="1440" w:hanging="360"/>
+      </w:pPr>
+    </w:lvl>
+    <w:lvl w:ilvl="2" w:tplc="0416001B" w:tentative="1">
+      <w:start w:val="1"/>
+      <w:numFmt w:val="lowerRoman"/>
+      <w:lvlText w:val="%3."/>
+      <w:lvlJc w:val="right"/>
+      <w:pPr>
+        <w:ind w:left="2160" w:hanging="180"/>
+      </w:pPr>
+    </w:lvl>
+    <w:lvl w:ilvl="3" w:tplc="0416000F" w:tentative="1">
+      <w:start w:val="1"/>
+      <w:numFmt w:val="decimal"/>
+      <w:lvlText w:val="%4."/>
+      <w:lvlJc w:val="left"/>
+      <w:pPr>
+        <w:ind w:left="2880" w:hanging="360"/>
+      </w:pPr>
+    </w:lvl>
+    <w:lvl w:ilvl="4" w:tplc="04160019" w:tentative="1">
+      <w:start w:val="1"/>
+      <w:numFmt w:val="lowerLetter"/>
+      <w:lvlText w:val="%5."/>
+      <w:lvlJc w:val="left"/>
+      <w:pPr>
+        <w:ind w:left="3600" w:hanging="360"/>
+      </w:pPr>
+    </w:lvl>
+    <w:lvl w:ilvl="5" w:tplc="0416001B" w:tentative="1">
+      <w:start w:val="1"/>
+      <w:numFmt w:val="lowerRoman"/>
+      <w:lvlText w:val="%6."/>
+      <w:lvlJc w:val="right"/>
+      <w:pPr>
+        <w:ind w:left="4320" w:hanging="180"/>
+      </w:pPr>
+    </w:lvl>
+    <w:lvl w:ilvl="6" w:tplc="0416000F" w:tentative="1">
+      <w:start w:val="1"/>
+      <w:numFmt w:val="decimal"/>
+      <w:lvlText w:val="%7."/>
+      <w:lvlJc w:val="left"/>
+      <w:pPr>
+        <w:ind w:left="5040" w:hanging="360"/>
+      </w:pPr>
+    </w:lvl>
+    <w:lvl w:ilvl="7" w:tplc="04160019" w:tentative="1">
+      <w:start w:val="1"/>
+      <w:numFmt w:val="lowerLetter"/>
+      <w:lvlText w:val="%8."/>
+      <w:lvlJc w:val="left"/>
+      <w:pPr>
+        <w:ind w:left="5760" w:hanging="360"/>
+      </w:pPr>
+    </w:lvl>
+    <w:lvl w:ilvl="8" w:tplc="0416001B" w:tentative="1">
+      <w:start w:val="1"/>
+      <w:numFmt w:val="lowerRoman"/>
+      <w:lvlText w:val="%9."/>
+      <w:lvlJc w:val="right"/>
+      <w:pPr>
+        <w:ind w:left="6480" w:hanging="180"/>
+      </w:pPr>
+    </w:lvl>
+  </w:abstractNum>
   <w:num w:numId="1" w16cid:durableId="1605654746">
     <w:abstractNumId w:val="1"/>
   </w:num>
@@ -27623,6 +31957,9 @@
   </w:num>
   <w:num w:numId="6" w16cid:durableId="1231572364">
     <w:abstractNumId w:val="3"/>
+  </w:num>
+  <w:num w:numId="7" w16cid:durableId="1513376508">
+    <w:abstractNumId w:val="6"/>
   </w:num>
 </w:numbering>
 </file>
@@ -28231,7 +32568,6 @@
   <w:style w:type="character" w:default="1" w:styleId="Fontepargpadro">
     <w:name w:val="Default Paragraph Font"/>
     <w:uiPriority w:val="1"/>
-    <w:semiHidden/>
     <w:unhideWhenUsed/>
   </w:style>
   <w:style w:type="table" w:default="1" w:styleId="Tabelanormal">
